--- a/NORMAS ABNT TCC JOÃO VINÍCIUS.docx
+++ b/NORMAS ABNT TCC JOÃO VINÍCIUS.docx
@@ -15,15 +15,7 @@
         <w:pStyle w:val="SemEspaamento"/>
       </w:pPr>
       <w:r>
-        <w:t xml:space="preserve">ETEC </w:t>
-      </w:r>
-      <w:proofErr w:type="spellStart"/>
-      <w:r>
-        <w:t>PROFª</w:t>
-      </w:r>
-      <w:proofErr w:type="spellEnd"/>
-      <w:r>
-        <w:t xml:space="preserve"> MARIA CRISTINA MEDEIROS</w:t>
+        <w:t>ETEC PROFª MARIA CRISTINA MEDEIROS</w:t>
       </w:r>
     </w:p>
     <w:p>
@@ -56,33 +48,15 @@
         <w:pStyle w:val="SemEspaamento"/>
       </w:pPr>
       <w:r>
-        <w:t xml:space="preserve">Paola </w:t>
-      </w:r>
-      <w:proofErr w:type="spellStart"/>
-      <w:r>
-        <w:t>Onório</w:t>
-      </w:r>
-      <w:proofErr w:type="spellEnd"/>
-      <w:r>
-        <w:t xml:space="preserve"> </w:t>
-      </w:r>
-      <w:proofErr w:type="spellStart"/>
-      <w:r>
-        <w:t>Zaratinni</w:t>
-      </w:r>
-      <w:proofErr w:type="spellEnd"/>
-    </w:p>
-    <w:p>
-      <w:pPr>
-        <w:pStyle w:val="SemEspaamento"/>
-      </w:pPr>
-      <w:proofErr w:type="spellStart"/>
-      <w:r>
-        <w:t>Rihanna</w:t>
-      </w:r>
-      <w:proofErr w:type="spellEnd"/>
-      <w:r>
-        <w:t xml:space="preserve"> Carolina Gonçalves Arantes</w:t>
+        <w:t>Paola Onório Zaratinni</w:t>
+      </w:r>
+    </w:p>
+    <w:p>
+      <w:pPr>
+        <w:pStyle w:val="SemEspaamento"/>
+      </w:pPr>
+      <w:r>
+        <w:t>Rihanna Carolina Gonçalves Arantes</w:t>
       </w:r>
     </w:p>
     <w:p>
@@ -148,33 +122,15 @@
         <w:pStyle w:val="SemEspaamento"/>
       </w:pPr>
       <w:r>
-        <w:t xml:space="preserve">Paola </w:t>
-      </w:r>
-      <w:proofErr w:type="spellStart"/>
-      <w:r>
-        <w:t>Onório</w:t>
-      </w:r>
-      <w:proofErr w:type="spellEnd"/>
-      <w:r>
-        <w:t xml:space="preserve"> </w:t>
-      </w:r>
-      <w:proofErr w:type="spellStart"/>
-      <w:r>
-        <w:t>Zaratinni</w:t>
-      </w:r>
-      <w:proofErr w:type="spellEnd"/>
-    </w:p>
-    <w:p>
-      <w:pPr>
-        <w:pStyle w:val="SemEspaamento"/>
-      </w:pPr>
-      <w:proofErr w:type="spellStart"/>
-      <w:r>
-        <w:t>Rihanna</w:t>
-      </w:r>
-      <w:proofErr w:type="spellEnd"/>
-      <w:r>
-        <w:t xml:space="preserve"> Carolina Gonçalves Arantes</w:t>
+        <w:t>Paola Onório Zaratinni</w:t>
+      </w:r>
+    </w:p>
+    <w:p>
+      <w:pPr>
+        <w:pStyle w:val="SemEspaamento"/>
+      </w:pPr>
+      <w:r>
+        <w:t>Rihanna Carolina Gonçalves Arantes</w:t>
       </w:r>
     </w:p>
     <w:p>
@@ -209,31 +165,7 @@
           <w:b w:val="0"/>
           <w:sz w:val="22"/>
         </w:rPr>
-        <w:t xml:space="preserve">Trabalho de Conclusão de Curso apresentado ao Curso Técnico em Informática para Internet da ETEC </w:t>
-      </w:r>
-      <w:proofErr w:type="spellStart"/>
-      <w:r>
-        <w:rPr>
-          <w:b w:val="0"/>
-          <w:sz w:val="22"/>
-        </w:rPr>
-        <w:t>Profª</w:t>
-      </w:r>
-      <w:proofErr w:type="spellEnd"/>
-      <w:r>
-        <w:rPr>
-          <w:b w:val="0"/>
-          <w:sz w:val="22"/>
-        </w:rPr>
-        <w:t xml:space="preserve"> Maria Cristina Medeiros, orientado pela </w:t>
-      </w:r>
-      <w:proofErr w:type="spellStart"/>
-      <w:r>
-        <w:rPr>
-          <w:b w:val="0"/>
-          <w:sz w:val="22"/>
-        </w:rPr>
-        <w:t>Prof</w:t>
+        <w:t>Trabalho de Conclusão de Curso apresentado ao Curso Técnico em Informática para Internet da ETEC Profª Maria Cristina Medeiros, orientado pela Prof</w:t>
       </w:r>
       <w:r>
         <w:rPr>
@@ -242,7 +174,6 @@
         </w:rPr>
         <w:t>ª</w:t>
       </w:r>
-      <w:proofErr w:type="spellEnd"/>
       <w:r>
         <w:rPr>
           <w:b w:val="0"/>
@@ -284,10 +215,29 @@
     </w:p>
     <w:p>
       <w:pPr>
-        <w:pStyle w:val="SemEspaamento"/>
+        <w:rPr>
+          <w:b/>
+          <w:sz w:val="28"/>
+        </w:rPr>
       </w:pPr>
       <w:r>
         <w:lastRenderedPageBreak/>
+        <w:t>Aqui vai ficar a ficha catalográfica</w:t>
+      </w:r>
+      <w:r>
+        <w:br w:type="page"/>
+      </w:r>
+    </w:p>
+    <w:p>
+      <w:pPr>
+        <w:pStyle w:val="SemEspaamento"/>
+      </w:pPr>
+    </w:p>
+    <w:p>
+      <w:pPr>
+        <w:pStyle w:val="SemEspaamento"/>
+      </w:pPr>
+      <w:r>
         <w:t>DEDICATÓRIA</w:t>
       </w:r>
     </w:p>
@@ -323,6 +273,338 @@
     <w:p>
       <w:r>
         <w:t xml:space="preserve">Colocar aqui os agradecimentos: </w:t>
+      </w:r>
+    </w:p>
+    <w:p>
+      <w:r>
+        <w:br w:type="page"/>
+      </w:r>
+    </w:p>
+    <w:p/>
+    <w:p>
+      <w:pPr>
+        <w:spacing w:before="13200"/>
+      </w:pPr>
+      <w:r>
+        <w:t>Frase epígrafe</w:t>
+      </w:r>
+    </w:p>
+    <w:p>
+      <w:pPr>
+        <w:pStyle w:val="SemEspaamento"/>
+      </w:pPr>
+      <w:r>
+        <w:br w:type="page"/>
+      </w:r>
+      <w:r>
+        <w:lastRenderedPageBreak/>
+        <w:t>RESUMO</w:t>
+      </w:r>
+    </w:p>
+    <w:p>
+      <w:pPr>
+        <w:pStyle w:val="SemEspaamento"/>
+      </w:pPr>
+    </w:p>
+    <w:p>
+      <w:r>
+        <w:t>Aqui vai ficar o resumo</w:t>
+      </w:r>
+    </w:p>
+    <w:p>
+      <w:r>
+        <w:br w:type="page"/>
+      </w:r>
+    </w:p>
+    <w:p>
+      <w:pPr>
+        <w:pStyle w:val="SemEspaamento"/>
+      </w:pPr>
+      <w:r>
+        <w:lastRenderedPageBreak/>
+        <w:t>ABSTRACT</w:t>
+      </w:r>
+    </w:p>
+    <w:p>
+      <w:pPr>
+        <w:pStyle w:val="SemEspaamento"/>
+      </w:pPr>
+    </w:p>
+    <w:p>
+      <w:r>
+        <w:t>Aqui vai ficar o abstract</w:t>
+      </w:r>
+    </w:p>
+    <w:p>
+      <w:r>
+        <w:br w:type="page"/>
+      </w:r>
+    </w:p>
+    <w:p>
+      <w:pPr>
+        <w:pStyle w:val="SemEspaamento"/>
+      </w:pPr>
+      <w:r>
+        <w:lastRenderedPageBreak/>
+        <w:t>ÍNDICE DE ILUSTRAÇÕES</w:t>
+      </w:r>
+    </w:p>
+    <w:p>
+      <w:pPr>
+        <w:pStyle w:val="SemEspaamento"/>
+      </w:pPr>
+    </w:p>
+    <w:p>
+      <w:r>
+        <w:t>Aqui</w:t>
+      </w:r>
+    </w:p>
+    <w:p>
+      <w:r>
+        <w:br w:type="page"/>
+      </w:r>
+    </w:p>
+    <w:p>
+      <w:pPr>
+        <w:pStyle w:val="SemEspaamento"/>
+      </w:pPr>
+      <w:r>
+        <w:lastRenderedPageBreak/>
+        <w:t>SUMÁRIO</w:t>
+      </w:r>
+    </w:p>
+    <w:p>
+      <w:pPr>
+        <w:pStyle w:val="SemEspaamento"/>
+      </w:pPr>
+    </w:p>
+    <w:p>
+      <w:r>
+        <w:t>Aqui</w:t>
+      </w:r>
+    </w:p>
+    <w:p>
+      <w:r>
+        <w:br w:type="page"/>
+      </w:r>
+    </w:p>
+    <w:p>
+      <w:pPr>
+        <w:pStyle w:val="Ttulo1"/>
+      </w:pPr>
+      <w:r>
+        <w:lastRenderedPageBreak/>
+        <w:t>INTRODUÇÃO</w:t>
+      </w:r>
+    </w:p>
+    <w:p>
+      <w:r>
+        <w:rPr>
+          <w:rFonts w:ascii="Open Sans" w:hAnsi="Open Sans" w:cs="Open Sans"/>
+          <w:color w:val="000000"/>
+          <w:sz w:val="21"/>
+          <w:szCs w:val="21"/>
+          <w:shd w:val="clear" w:color="auto" w:fill="FFFFFF"/>
+        </w:rPr>
+        <w:t>Lorem Ipsum has been the industry's standard dummy text ever since the 1500s, when an unknown printer took a galley of type and scrambled it to make a type specimen book</w:t>
+      </w:r>
+    </w:p>
+    <w:p>
+      <w:pPr>
+        <w:pStyle w:val="Ttulo2"/>
+      </w:pPr>
+      <w:r>
+        <w:t>Problemática</w:t>
+      </w:r>
+    </w:p>
+    <w:p>
+      <w:r>
+        <w:rPr>
+          <w:rFonts w:ascii="Open Sans" w:hAnsi="Open Sans" w:cs="Open Sans"/>
+          <w:color w:val="000000"/>
+          <w:sz w:val="21"/>
+          <w:szCs w:val="21"/>
+          <w:shd w:val="clear" w:color="auto" w:fill="FFFFFF"/>
+        </w:rPr>
+        <w:t>Lorem Ipsum has been the industry's standard dummy text ever since the 1500s, when an unknown printer took a galley of type and scrambled it to make a type specimen book</w:t>
+      </w:r>
+    </w:p>
+    <w:p>
+      <w:pPr>
+        <w:pStyle w:val="Ttulo2"/>
+      </w:pPr>
+      <w:r>
+        <w:t>Justificativa</w:t>
+      </w:r>
+    </w:p>
+    <w:p>
+      <w:r>
+        <w:rPr>
+          <w:rFonts w:ascii="Open Sans" w:hAnsi="Open Sans" w:cs="Open Sans"/>
+          <w:color w:val="000000"/>
+          <w:sz w:val="21"/>
+          <w:szCs w:val="21"/>
+          <w:shd w:val="clear" w:color="auto" w:fill="FFFFFF"/>
+        </w:rPr>
+        <w:t>Lorem Ipsum has been the industry's standard dummy text ever since the 1500s, when an unknown printer took a galley of type and scrambled it to make a type specimen book</w:t>
+      </w:r>
+    </w:p>
+    <w:p>
+      <w:pPr>
+        <w:pStyle w:val="Ttulo2"/>
+      </w:pPr>
+      <w:r>
+        <w:t>Objetivos</w:t>
+      </w:r>
+    </w:p>
+    <w:p>
+      <w:r>
+        <w:rPr>
+          <w:rFonts w:ascii="Open Sans" w:hAnsi="Open Sans" w:cs="Open Sans"/>
+          <w:color w:val="000000"/>
+          <w:sz w:val="21"/>
+          <w:szCs w:val="21"/>
+          <w:shd w:val="clear" w:color="auto" w:fill="FFFFFF"/>
+        </w:rPr>
+        <w:t>Lorem Ipsum has been the industry's standard dummy text ever since the 1500s, when an unknown printer took a galley of type and scrambled it to make a type specimen book</w:t>
+      </w:r>
+    </w:p>
+    <w:p>
+      <w:pPr>
+        <w:pStyle w:val="Ttulo3"/>
+      </w:pPr>
+      <w:r>
+        <w:t>Objetivo Geral</w:t>
+      </w:r>
+    </w:p>
+    <w:p>
+      <w:pPr>
+        <w:pStyle w:val="Ttulo4"/>
+      </w:pPr>
+      <w:r>
+        <w:t>Teste nível 4</w:t>
+      </w:r>
+    </w:p>
+    <w:p>
+      <w:pPr>
+        <w:pStyle w:val="Ttulo5"/>
+      </w:pPr>
+      <w:r>
+        <w:t>Teste nível 5</w:t>
+      </w:r>
+    </w:p>
+    <w:p>
+      <w:pPr>
+        <w:pStyle w:val="Ttulo3"/>
+      </w:pPr>
+      <w:r>
+        <w:t>Objetivos Específicos</w:t>
+      </w:r>
+    </w:p>
+    <w:p>
+      <w:pPr>
+        <w:pStyle w:val="Ttulo4"/>
+      </w:pPr>
+      <w:r>
+        <w:t>Teste nível 4</w:t>
+      </w:r>
+    </w:p>
+    <w:p>
+      <w:pPr>
+        <w:pStyle w:val="Ttulo5"/>
+      </w:pPr>
+      <w:r>
+        <w:t>Teste nível 5</w:t>
+      </w:r>
+    </w:p>
+    <w:p>
+      <w:pPr>
+        <w:pStyle w:val="Ttulo2"/>
+      </w:pPr>
+      <w:r>
+        <w:t>Metodologia</w:t>
+      </w:r>
+    </w:p>
+    <w:p>
+      <w:r>
+        <w:rPr>
+          <w:rFonts w:ascii="Open Sans" w:hAnsi="Open Sans" w:cs="Open Sans"/>
+          <w:color w:val="000000"/>
+          <w:sz w:val="21"/>
+          <w:szCs w:val="21"/>
+          <w:shd w:val="clear" w:color="auto" w:fill="FFFFFF"/>
+        </w:rPr>
+        <w:t>Lorem Ipsum has been the industry's standard dummy text ever since the 1500s, when an unknown printer took a galley of type and scrambled it to make a type specimen book</w:t>
+      </w:r>
+    </w:p>
+    <w:p>
+      <w:pPr>
+        <w:pStyle w:val="Ttulo2"/>
+      </w:pPr>
+      <w:r>
+        <w:t>Resultados Esperados</w:t>
+      </w:r>
+    </w:p>
+    <w:p>
+      <w:pPr>
+        <w:rPr>
+          <w:rFonts w:ascii="Open Sans" w:hAnsi="Open Sans" w:cs="Open Sans"/>
+          <w:color w:val="000000"/>
+          <w:sz w:val="21"/>
+          <w:szCs w:val="21"/>
+          <w:shd w:val="clear" w:color="auto" w:fill="FFFFFF"/>
+        </w:rPr>
+      </w:pPr>
+      <w:r>
+        <w:rPr>
+          <w:rFonts w:ascii="Open Sans" w:hAnsi="Open Sans" w:cs="Open Sans"/>
+          <w:color w:val="000000"/>
+          <w:sz w:val="21"/>
+          <w:szCs w:val="21"/>
+          <w:shd w:val="clear" w:color="auto" w:fill="FFFFFF"/>
+        </w:rPr>
+        <w:t>Lorem Ipsum has been the industry's standard dummy text ever since the 1500s, when an unknown printer took a galley of type and scrambled it to make a type specimen book</w:t>
+      </w:r>
+    </w:p>
+    <w:p>
+      <w:pPr>
+        <w:pStyle w:val="Ttulo1"/>
+      </w:pPr>
+      <w:r>
+        <w:lastRenderedPageBreak/>
+        <w:t>REFERENCIAL TEÓRICO</w:t>
+      </w:r>
+    </w:p>
+    <w:p>
+      <w:pPr>
+        <w:pStyle w:val="Ttulo2"/>
+      </w:pPr>
+      <w:r>
+        <w:t>Teste nível 2</w:t>
+      </w:r>
+    </w:p>
+    <w:p>
+      <w:pPr>
+        <w:pStyle w:val="Ttulo3"/>
+      </w:pPr>
+      <w:r>
+        <w:t>Teste nível 3</w:t>
+      </w:r>
+    </w:p>
+    <w:p>
+      <w:pPr>
+        <w:pStyle w:val="Ttulo4"/>
+      </w:pPr>
+      <w:r>
+        <w:t>Teste nível 4</w:t>
+      </w:r>
+    </w:p>
+    <w:p>
+      <w:pPr>
+        <w:pStyle w:val="Ttulo5"/>
+      </w:pPr>
+      <w:r>
+        <w:t>Teste nível 5</w:t>
       </w:r>
       <w:bookmarkStart w:id="0" w:name="_GoBack"/>
       <w:bookmarkEnd w:id="0"/>
@@ -385,6 +667,140 @@
     </w:p>
   </w:footnote>
 </w:footnotes>
+</file>
+
+<file path=word/numbering.xml><?xml version="1.0" encoding="utf-8"?>
+<w:numbering xmlns:wpc="http://schemas.microsoft.com/office/word/2010/wordprocessingCanvas" xmlns:cx="http://schemas.microsoft.com/office/drawing/2014/chartex" xmlns:cx1="http://schemas.microsoft.com/office/drawing/2015/9/8/chartex" xmlns:mc="http://schemas.openxmlformats.org/markup-compatibility/2006" xmlns:o="urn:schemas-microsoft-com:office:office" xmlns:r="http://schemas.openxmlformats.org/officeDocument/2006/relationships" xmlns:m="http://schemas.openxmlformats.org/officeDocument/2006/math" xmlns:v="urn:schemas-microsoft-com:vml" xmlns:wp14="http://schemas.microsoft.com/office/word/2010/wordprocessingDrawing" xmlns:wp="http://schemas.openxmlformats.org/drawingml/2006/wordprocessingDrawing" xmlns:w10="urn:schemas-microsoft-com:office:word" xmlns:w="http://schemas.openxmlformats.org/wordprocessingml/2006/main" xmlns:w14="http://schemas.microsoft.com/office/word/2010/wordml" xmlns:w15="http://schemas.microsoft.com/office/word/2012/wordml" xmlns:w16se="http://schemas.microsoft.com/office/word/2015/wordml/symex" xmlns:wpg="http://schemas.microsoft.com/office/word/2010/wordprocessingGroup" xmlns:wpi="http://schemas.microsoft.com/office/word/2010/wordprocessingInk" xmlns:wne="http://schemas.microsoft.com/office/word/2006/wordml" xmlns:wps="http://schemas.microsoft.com/office/word/2010/wordprocessingShape" mc:Ignorable="w14 w15 w16se wp14">
+  <w:abstractNum w:abstractNumId="0" w15:restartNumberingAfterBreak="0">
+    <w:nsid w:val="7B7E5634"/>
+    <w:multiLevelType w:val="multilevel"/>
+    <w:tmpl w:val="F9DAEBB2"/>
+    <w:lvl w:ilvl="0">
+      <w:start w:val="1"/>
+      <w:numFmt w:val="decimal"/>
+      <w:pStyle w:val="Ttulo1"/>
+      <w:lvlText w:val="%1"/>
+      <w:lvlJc w:val="left"/>
+      <w:pPr>
+        <w:ind w:left="1069" w:hanging="360"/>
+      </w:pPr>
+      <w:rPr>
+        <w:rFonts w:hint="default"/>
+      </w:rPr>
+    </w:lvl>
+    <w:lvl w:ilvl="1">
+      <w:start w:val="1"/>
+      <w:numFmt w:val="decimal"/>
+      <w:pStyle w:val="Ttulo2"/>
+      <w:isLgl/>
+      <w:lvlText w:val="%1.%2"/>
+      <w:lvlJc w:val="left"/>
+      <w:pPr>
+        <w:ind w:left="1099" w:hanging="390"/>
+      </w:pPr>
+      <w:rPr>
+        <w:rFonts w:hint="default"/>
+      </w:rPr>
+    </w:lvl>
+    <w:lvl w:ilvl="2">
+      <w:start w:val="1"/>
+      <w:numFmt w:val="decimal"/>
+      <w:pStyle w:val="Ttulo3"/>
+      <w:isLgl/>
+      <w:lvlText w:val="%1.%2.%3"/>
+      <w:lvlJc w:val="left"/>
+      <w:pPr>
+        <w:ind w:left="1429" w:hanging="720"/>
+      </w:pPr>
+      <w:rPr>
+        <w:rFonts w:hint="default"/>
+      </w:rPr>
+    </w:lvl>
+    <w:lvl w:ilvl="3">
+      <w:start w:val="1"/>
+      <w:numFmt w:val="decimal"/>
+      <w:pStyle w:val="Ttulo4"/>
+      <w:isLgl/>
+      <w:lvlText w:val="%1.%2.%3.%4"/>
+      <w:lvlJc w:val="left"/>
+      <w:pPr>
+        <w:ind w:left="1429" w:hanging="720"/>
+      </w:pPr>
+      <w:rPr>
+        <w:rFonts w:hint="default"/>
+      </w:rPr>
+    </w:lvl>
+    <w:lvl w:ilvl="4">
+      <w:start w:val="1"/>
+      <w:numFmt w:val="decimal"/>
+      <w:pStyle w:val="Ttulo5"/>
+      <w:isLgl/>
+      <w:lvlText w:val="%1.%2.%3.%4.%5"/>
+      <w:lvlJc w:val="left"/>
+      <w:pPr>
+        <w:ind w:left="1789" w:hanging="1080"/>
+      </w:pPr>
+      <w:rPr>
+        <w:rFonts w:hint="default"/>
+      </w:rPr>
+    </w:lvl>
+    <w:lvl w:ilvl="5">
+      <w:start w:val="1"/>
+      <w:numFmt w:val="decimal"/>
+      <w:isLgl/>
+      <w:lvlText w:val="%1.%2.%3.%4.%5.%6"/>
+      <w:lvlJc w:val="left"/>
+      <w:pPr>
+        <w:ind w:left="2149" w:hanging="1440"/>
+      </w:pPr>
+      <w:rPr>
+        <w:rFonts w:hint="default"/>
+      </w:rPr>
+    </w:lvl>
+    <w:lvl w:ilvl="6">
+      <w:start w:val="1"/>
+      <w:numFmt w:val="decimal"/>
+      <w:isLgl/>
+      <w:lvlText w:val="%1.%2.%3.%4.%5.%6.%7"/>
+      <w:lvlJc w:val="left"/>
+      <w:pPr>
+        <w:ind w:left="2149" w:hanging="1440"/>
+      </w:pPr>
+      <w:rPr>
+        <w:rFonts w:hint="default"/>
+      </w:rPr>
+    </w:lvl>
+    <w:lvl w:ilvl="7">
+      <w:start w:val="1"/>
+      <w:numFmt w:val="decimal"/>
+      <w:isLgl/>
+      <w:lvlText w:val="%1.%2.%3.%4.%5.%6.%7.%8"/>
+      <w:lvlJc w:val="left"/>
+      <w:pPr>
+        <w:ind w:left="2509" w:hanging="1800"/>
+      </w:pPr>
+      <w:rPr>
+        <w:rFonts w:hint="default"/>
+      </w:rPr>
+    </w:lvl>
+    <w:lvl w:ilvl="8">
+      <w:start w:val="1"/>
+      <w:numFmt w:val="decimal"/>
+      <w:isLgl/>
+      <w:lvlText w:val="%1.%2.%3.%4.%5.%6.%7.%8.%9"/>
+      <w:lvlJc w:val="left"/>
+      <w:pPr>
+        <w:ind w:left="2509" w:hanging="1800"/>
+      </w:pPr>
+      <w:rPr>
+        <w:rFonts w:hint="default"/>
+      </w:rPr>
+    </w:lvl>
+  </w:abstractNum>
+  <w:num w:numId="1">
+    <w:abstractNumId w:val="0"/>
+  </w:num>
+</w:numbering>
 </file>
 
 <file path=word/styles.xml><?xml version="1.0" encoding="utf-8"?>
@@ -780,6 +1196,144 @@
   <w:style w:type="paragraph" w:default="1" w:styleId="Normal">
     <w:name w:val="Normal"/>
     <w:qFormat/>
+    <w:rsid w:val="00ED6405"/>
+    <w:pPr>
+      <w:spacing w:after="120" w:line="360" w:lineRule="auto"/>
+      <w:ind w:firstLine="709"/>
+      <w:jc w:val="both"/>
+    </w:pPr>
+    <w:rPr>
+      <w:rFonts w:ascii="Arial" w:hAnsi="Arial"/>
+      <w:sz w:val="24"/>
+    </w:rPr>
+  </w:style>
+  <w:style w:type="paragraph" w:styleId="Ttulo1">
+    <w:name w:val="heading 1"/>
+    <w:basedOn w:val="Normal"/>
+    <w:next w:val="Normal"/>
+    <w:link w:val="Ttulo1Char"/>
+    <w:uiPriority w:val="9"/>
+    <w:qFormat/>
+    <w:rsid w:val="00AF3DFB"/>
+    <w:pPr>
+      <w:keepNext/>
+      <w:keepLines/>
+      <w:numPr>
+        <w:numId w:val="1"/>
+      </w:numPr>
+      <w:spacing w:after="300" w:line="240" w:lineRule="auto"/>
+      <w:jc w:val="left"/>
+      <w:outlineLvl w:val="0"/>
+    </w:pPr>
+    <w:rPr>
+      <w:rFonts w:eastAsiaTheme="majorEastAsia" w:cstheme="majorBidi"/>
+      <w:b/>
+      <w:szCs w:val="32"/>
+    </w:rPr>
+  </w:style>
+  <w:style w:type="paragraph" w:styleId="Ttulo2">
+    <w:name w:val="heading 2"/>
+    <w:basedOn w:val="Normal"/>
+    <w:next w:val="Normal"/>
+    <w:link w:val="Ttulo2Char"/>
+    <w:uiPriority w:val="9"/>
+    <w:unhideWhenUsed/>
+    <w:qFormat/>
+    <w:rsid w:val="00AF3DFB"/>
+    <w:pPr>
+      <w:keepNext/>
+      <w:keepLines/>
+      <w:numPr>
+        <w:ilvl w:val="1"/>
+        <w:numId w:val="1"/>
+      </w:numPr>
+      <w:spacing w:before="300" w:after="300" w:line="240" w:lineRule="auto"/>
+      <w:jc w:val="left"/>
+      <w:outlineLvl w:val="1"/>
+    </w:pPr>
+    <w:rPr>
+      <w:rFonts w:eastAsiaTheme="majorEastAsia" w:cstheme="majorBidi"/>
+      <w:b/>
+      <w:szCs w:val="26"/>
+    </w:rPr>
+  </w:style>
+  <w:style w:type="paragraph" w:styleId="Ttulo3">
+    <w:name w:val="heading 3"/>
+    <w:basedOn w:val="Normal"/>
+    <w:next w:val="Normal"/>
+    <w:link w:val="Ttulo3Char"/>
+    <w:uiPriority w:val="9"/>
+    <w:unhideWhenUsed/>
+    <w:qFormat/>
+    <w:rsid w:val="00BB7344"/>
+    <w:pPr>
+      <w:keepNext/>
+      <w:keepLines/>
+      <w:numPr>
+        <w:ilvl w:val="2"/>
+        <w:numId w:val="1"/>
+      </w:numPr>
+      <w:spacing w:before="300" w:after="300" w:line="240" w:lineRule="auto"/>
+      <w:jc w:val="left"/>
+      <w:outlineLvl w:val="2"/>
+    </w:pPr>
+    <w:rPr>
+      <w:rFonts w:eastAsiaTheme="majorEastAsia" w:cstheme="majorBidi"/>
+      <w:b/>
+      <w:szCs w:val="24"/>
+    </w:rPr>
+  </w:style>
+  <w:style w:type="paragraph" w:styleId="Ttulo4">
+    <w:name w:val="heading 4"/>
+    <w:basedOn w:val="Normal"/>
+    <w:next w:val="Normal"/>
+    <w:link w:val="Ttulo4Char"/>
+    <w:uiPriority w:val="9"/>
+    <w:unhideWhenUsed/>
+    <w:qFormat/>
+    <w:rsid w:val="00BB7344"/>
+    <w:pPr>
+      <w:keepNext/>
+      <w:keepLines/>
+      <w:numPr>
+        <w:ilvl w:val="3"/>
+        <w:numId w:val="1"/>
+      </w:numPr>
+      <w:spacing w:before="300" w:after="300" w:line="240" w:lineRule="auto"/>
+      <w:jc w:val="left"/>
+      <w:outlineLvl w:val="3"/>
+    </w:pPr>
+    <w:rPr>
+      <w:rFonts w:eastAsiaTheme="majorEastAsia" w:cstheme="majorBidi"/>
+      <w:b/>
+      <w:iCs/>
+    </w:rPr>
+  </w:style>
+  <w:style w:type="paragraph" w:styleId="Ttulo5">
+    <w:name w:val="heading 5"/>
+    <w:basedOn w:val="Normal"/>
+    <w:next w:val="Normal"/>
+    <w:link w:val="Ttulo5Char"/>
+    <w:uiPriority w:val="9"/>
+    <w:unhideWhenUsed/>
+    <w:qFormat/>
+    <w:rsid w:val="00C64649"/>
+    <w:pPr>
+      <w:keepNext/>
+      <w:keepLines/>
+      <w:numPr>
+        <w:ilvl w:val="4"/>
+        <w:numId w:val="1"/>
+      </w:numPr>
+      <w:spacing w:before="300" w:after="300" w:line="240" w:lineRule="auto"/>
+      <w:ind w:left="0" w:firstLine="0"/>
+      <w:jc w:val="left"/>
+      <w:outlineLvl w:val="4"/>
+    </w:pPr>
+    <w:rPr>
+      <w:rFonts w:eastAsiaTheme="majorEastAsia" w:cstheme="majorBidi"/>
+      <w:b/>
+    </w:rPr>
   </w:style>
   <w:style w:type="character" w:default="1" w:styleId="Fontepargpadro">
     <w:name w:val="Default Paragraph Font"/>
@@ -866,6 +1420,70 @@
       <w:rFonts w:ascii="Arial" w:hAnsi="Arial"/>
       <w:b/>
       <w:sz w:val="28"/>
+    </w:rPr>
+  </w:style>
+  <w:style w:type="character" w:customStyle="1" w:styleId="Ttulo1Char">
+    <w:name w:val="Título 1 Char"/>
+    <w:basedOn w:val="Fontepargpadro"/>
+    <w:link w:val="Ttulo1"/>
+    <w:uiPriority w:val="9"/>
+    <w:rsid w:val="00AF3DFB"/>
+    <w:rPr>
+      <w:rFonts w:ascii="Arial" w:eastAsiaTheme="majorEastAsia" w:hAnsi="Arial" w:cstheme="majorBidi"/>
+      <w:b/>
+      <w:sz w:val="24"/>
+      <w:szCs w:val="32"/>
+    </w:rPr>
+  </w:style>
+  <w:style w:type="character" w:customStyle="1" w:styleId="Ttulo2Char">
+    <w:name w:val="Título 2 Char"/>
+    <w:basedOn w:val="Fontepargpadro"/>
+    <w:link w:val="Ttulo2"/>
+    <w:uiPriority w:val="9"/>
+    <w:rsid w:val="00AF3DFB"/>
+    <w:rPr>
+      <w:rFonts w:ascii="Arial" w:eastAsiaTheme="majorEastAsia" w:hAnsi="Arial" w:cstheme="majorBidi"/>
+      <w:b/>
+      <w:sz w:val="24"/>
+      <w:szCs w:val="26"/>
+    </w:rPr>
+  </w:style>
+  <w:style w:type="character" w:customStyle="1" w:styleId="Ttulo3Char">
+    <w:name w:val="Título 3 Char"/>
+    <w:basedOn w:val="Fontepargpadro"/>
+    <w:link w:val="Ttulo3"/>
+    <w:uiPriority w:val="9"/>
+    <w:rsid w:val="00BB7344"/>
+    <w:rPr>
+      <w:rFonts w:ascii="Arial" w:eastAsiaTheme="majorEastAsia" w:hAnsi="Arial" w:cstheme="majorBidi"/>
+      <w:b/>
+      <w:sz w:val="24"/>
+      <w:szCs w:val="24"/>
+    </w:rPr>
+  </w:style>
+  <w:style w:type="character" w:customStyle="1" w:styleId="Ttulo4Char">
+    <w:name w:val="Título 4 Char"/>
+    <w:basedOn w:val="Fontepargpadro"/>
+    <w:link w:val="Ttulo4"/>
+    <w:uiPriority w:val="9"/>
+    <w:rsid w:val="00BB7344"/>
+    <w:rPr>
+      <w:rFonts w:ascii="Arial" w:eastAsiaTheme="majorEastAsia" w:hAnsi="Arial" w:cstheme="majorBidi"/>
+      <w:b/>
+      <w:iCs/>
+      <w:sz w:val="24"/>
+    </w:rPr>
+  </w:style>
+  <w:style w:type="character" w:customStyle="1" w:styleId="Ttulo5Char">
+    <w:name w:val="Título 5 Char"/>
+    <w:basedOn w:val="Fontepargpadro"/>
+    <w:link w:val="Ttulo5"/>
+    <w:uiPriority w:val="9"/>
+    <w:rsid w:val="00C64649"/>
+    <w:rPr>
+      <w:rFonts w:ascii="Arial" w:eastAsiaTheme="majorEastAsia" w:hAnsi="Arial" w:cstheme="majorBidi"/>
+      <w:b/>
+      <w:sz w:val="24"/>
     </w:rPr>
   </w:style>
 </w:styles>
@@ -1137,7 +1755,7 @@
 </file>
 
 <file path=customXml/itemProps1.xml><?xml version="1.0" encoding="utf-8"?>
-<ds:datastoreItem xmlns:ds="http://schemas.openxmlformats.org/officeDocument/2006/customXml" ds:itemID="{550FAF14-7152-420E-B4DB-090593BE636D}">
+<ds:datastoreItem xmlns:ds="http://schemas.openxmlformats.org/officeDocument/2006/customXml" ds:itemID="{EDFA313E-B00F-49BC-A9C3-B31109712908}">
   <ds:schemaRefs>
     <ds:schemaRef ds:uri="http://schemas.openxmlformats.org/officeDocument/2006/bibliography"/>
   </ds:schemaRefs>

--- a/NORMAS ABNT TCC JOÃO VINÍCIUS.docx
+++ b/NORMAS ABNT TCC JOÃO VINÍCIUS.docx
@@ -1,6 +1,6 @@
 
 <file path=word/document.xml><?xml version="1.0" encoding="utf-8"?>
-<w:document xmlns:wpc="http://schemas.microsoft.com/office/word/2010/wordprocessingCanvas" xmlns:cx="http://schemas.microsoft.com/office/drawing/2014/chartex" xmlns:cx1="http://schemas.microsoft.com/office/drawing/2015/9/8/chartex" xmlns:mc="http://schemas.openxmlformats.org/markup-compatibility/2006" xmlns:o="urn:schemas-microsoft-com:office:office" xmlns:r="http://schemas.openxmlformats.org/officeDocument/2006/relationships" xmlns:m="http://schemas.openxmlformats.org/officeDocument/2006/math" xmlns:v="urn:schemas-microsoft-com:vml" xmlns:wp14="http://schemas.microsoft.com/office/word/2010/wordprocessingDrawing" xmlns:wp="http://schemas.openxmlformats.org/drawingml/2006/wordprocessingDrawing" xmlns:w10="urn:schemas-microsoft-com:office:word" xmlns:w="http://schemas.openxmlformats.org/wordprocessingml/2006/main" xmlns:w14="http://schemas.microsoft.com/office/word/2010/wordml" xmlns:w15="http://schemas.microsoft.com/office/word/2012/wordml" xmlns:w16se="http://schemas.microsoft.com/office/word/2015/wordml/symex" xmlns:wpg="http://schemas.microsoft.com/office/word/2010/wordprocessingGroup" xmlns:wpi="http://schemas.microsoft.com/office/word/2010/wordprocessingInk" xmlns:wne="http://schemas.microsoft.com/office/word/2006/wordml" xmlns:wps="http://schemas.microsoft.com/office/word/2010/wordprocessingShape" mc:Ignorable="w14 w15 w16se wp14">
+<w:document xmlns:wpc="http://schemas.microsoft.com/office/word/2010/wordprocessingCanvas" xmlns:cx="http://schemas.microsoft.com/office/drawing/2014/chartex" xmlns:mc="http://schemas.openxmlformats.org/markup-compatibility/2006" xmlns:o="urn:schemas-microsoft-com:office:office" xmlns:r="http://schemas.openxmlformats.org/officeDocument/2006/relationships" xmlns:m="http://schemas.openxmlformats.org/officeDocument/2006/math" xmlns:v="urn:schemas-microsoft-com:vml" xmlns:wp14="http://schemas.microsoft.com/office/word/2010/wordprocessingDrawing" xmlns:wp="http://schemas.openxmlformats.org/drawingml/2006/wordprocessingDrawing" xmlns:w10="urn:schemas-microsoft-com:office:word" xmlns:w="http://schemas.openxmlformats.org/wordprocessingml/2006/main" xmlns:w14="http://schemas.microsoft.com/office/word/2010/wordml" xmlns:w15="http://schemas.microsoft.com/office/word/2012/wordml" xmlns:w16se="http://schemas.microsoft.com/office/word/2015/wordml/symex" xmlns:wpg="http://schemas.microsoft.com/office/word/2010/wordprocessingGroup" xmlns:wpi="http://schemas.microsoft.com/office/word/2010/wordprocessingInk" xmlns:wne="http://schemas.microsoft.com/office/word/2006/wordml" xmlns:wps="http://schemas.microsoft.com/office/word/2010/wordprocessingShape" mc:Ignorable="w14 w15 w16se wp14">
   <w:body>
     <w:p>
       <w:pPr>
@@ -378,11 +378,1630 @@
         <w:pStyle w:val="SemEspaamento"/>
       </w:pPr>
     </w:p>
-    <w:p>
-      <w:r>
-        <w:t>Aqui</w:t>
-      </w:r>
-    </w:p>
+    <w:sdt>
+      <w:sdtPr>
+        <w:id w:val="-825206180"/>
+        <w:docPartObj>
+          <w:docPartGallery w:val="Table of Contents"/>
+          <w:docPartUnique/>
+        </w:docPartObj>
+      </w:sdtPr>
+      <w:sdtEndPr>
+        <w:rPr>
+          <w:rFonts w:ascii="Arial" w:eastAsiaTheme="minorHAnsi" w:hAnsi="Arial" w:cstheme="minorBidi"/>
+          <w:b/>
+          <w:bCs/>
+          <w:color w:val="auto"/>
+          <w:sz w:val="24"/>
+          <w:szCs w:val="22"/>
+          <w:lang w:eastAsia="en-US"/>
+        </w:rPr>
+      </w:sdtEndPr>
+      <w:sdtContent>
+        <w:p>
+          <w:pPr>
+            <w:pStyle w:val="CabealhodoSumrio"/>
+          </w:pPr>
+        </w:p>
+        <w:p>
+          <w:pPr>
+            <w:pStyle w:val="Sumrio1"/>
+            <w:rPr>
+              <w:rFonts w:asciiTheme="minorHAnsi" w:eastAsiaTheme="minorEastAsia" w:hAnsiTheme="minorHAnsi"/>
+              <w:noProof/>
+              <w:sz w:val="22"/>
+              <w:lang w:eastAsia="pt-BR"/>
+            </w:rPr>
+          </w:pPr>
+          <w:r>
+            <w:fldChar w:fldCharType="begin"/>
+          </w:r>
+          <w:r>
+            <w:instrText xml:space="preserve"> TOC \o "1-5" \h \z \u </w:instrText>
+          </w:r>
+          <w:r>
+            <w:fldChar w:fldCharType="separate"/>
+          </w:r>
+          <w:hyperlink w:anchor="_Toc226018804" w:history="1">
+            <w:r>
+              <w:rPr>
+                <w:rStyle w:val="Hyperlink"/>
+                <w:noProof/>
+              </w:rPr>
+              <w:t>1</w:t>
+            </w:r>
+            <w:r>
+              <w:rPr>
+                <w:rFonts w:asciiTheme="minorHAnsi" w:eastAsiaTheme="minorEastAsia" w:hAnsiTheme="minorHAnsi"/>
+                <w:noProof/>
+                <w:sz w:val="22"/>
+                <w:lang w:eastAsia="pt-BR"/>
+              </w:rPr>
+              <w:tab/>
+            </w:r>
+            <w:r>
+              <w:rPr>
+                <w:rStyle w:val="Hyperlink"/>
+                <w:noProof/>
+              </w:rPr>
+              <w:t>INTRODUÇÃO</w:t>
+            </w:r>
+            <w:r>
+              <w:rPr>
+                <w:noProof/>
+                <w:webHidden/>
+              </w:rPr>
+              <w:tab/>
+            </w:r>
+            <w:r>
+              <w:rPr>
+                <w:noProof/>
+                <w:webHidden/>
+              </w:rPr>
+              <w:fldChar w:fldCharType="begin"/>
+            </w:r>
+            <w:r>
+              <w:rPr>
+                <w:noProof/>
+                <w:webHidden/>
+              </w:rPr>
+              <w:instrText xml:space="preserve"> PAGEREF _Toc226018804 \h </w:instrText>
+            </w:r>
+            <w:r>
+              <w:rPr>
+                <w:noProof/>
+                <w:webHidden/>
+              </w:rPr>
+            </w:r>
+            <w:r>
+              <w:rPr>
+                <w:noProof/>
+                <w:webHidden/>
+              </w:rPr>
+              <w:fldChar w:fldCharType="separate"/>
+            </w:r>
+            <w:r>
+              <w:rPr>
+                <w:noProof/>
+                <w:webHidden/>
+              </w:rPr>
+              <w:t>11</w:t>
+            </w:r>
+            <w:r>
+              <w:rPr>
+                <w:noProof/>
+                <w:webHidden/>
+              </w:rPr>
+              <w:fldChar w:fldCharType="end"/>
+            </w:r>
+          </w:hyperlink>
+        </w:p>
+        <w:p>
+          <w:pPr>
+            <w:pStyle w:val="Sumrio2"/>
+            <w:rPr>
+              <w:rFonts w:asciiTheme="minorHAnsi" w:eastAsiaTheme="minorEastAsia" w:hAnsiTheme="minorHAnsi"/>
+              <w:noProof/>
+              <w:sz w:val="22"/>
+              <w:lang w:eastAsia="pt-BR"/>
+            </w:rPr>
+          </w:pPr>
+          <w:hyperlink w:anchor="_Toc226018805" w:history="1">
+            <w:r>
+              <w:rPr>
+                <w:rStyle w:val="Hyperlink"/>
+                <w:noProof/>
+              </w:rPr>
+              <w:t>1.1</w:t>
+            </w:r>
+            <w:r>
+              <w:rPr>
+                <w:rFonts w:asciiTheme="minorHAnsi" w:eastAsiaTheme="minorEastAsia" w:hAnsiTheme="minorHAnsi"/>
+                <w:noProof/>
+                <w:sz w:val="22"/>
+                <w:lang w:eastAsia="pt-BR"/>
+              </w:rPr>
+              <w:tab/>
+            </w:r>
+            <w:r>
+              <w:rPr>
+                <w:rStyle w:val="Hyperlink"/>
+                <w:noProof/>
+              </w:rPr>
+              <w:t>Problemática</w:t>
+            </w:r>
+            <w:r>
+              <w:rPr>
+                <w:noProof/>
+                <w:webHidden/>
+              </w:rPr>
+              <w:tab/>
+            </w:r>
+            <w:r>
+              <w:rPr>
+                <w:noProof/>
+                <w:webHidden/>
+              </w:rPr>
+              <w:fldChar w:fldCharType="begin"/>
+            </w:r>
+            <w:r>
+              <w:rPr>
+                <w:noProof/>
+                <w:webHidden/>
+              </w:rPr>
+              <w:instrText xml:space="preserve"> PAGEREF _Toc226018805 \h </w:instrText>
+            </w:r>
+            <w:r>
+              <w:rPr>
+                <w:noProof/>
+                <w:webHidden/>
+              </w:rPr>
+            </w:r>
+            <w:r>
+              <w:rPr>
+                <w:noProof/>
+                <w:webHidden/>
+              </w:rPr>
+              <w:fldChar w:fldCharType="separate"/>
+            </w:r>
+            <w:r>
+              <w:rPr>
+                <w:noProof/>
+                <w:webHidden/>
+              </w:rPr>
+              <w:t>11</w:t>
+            </w:r>
+            <w:r>
+              <w:rPr>
+                <w:noProof/>
+                <w:webHidden/>
+              </w:rPr>
+              <w:fldChar w:fldCharType="end"/>
+            </w:r>
+          </w:hyperlink>
+        </w:p>
+        <w:p>
+          <w:pPr>
+            <w:pStyle w:val="Sumrio2"/>
+            <w:rPr>
+              <w:rFonts w:asciiTheme="minorHAnsi" w:eastAsiaTheme="minorEastAsia" w:hAnsiTheme="minorHAnsi"/>
+              <w:noProof/>
+              <w:sz w:val="22"/>
+              <w:lang w:eastAsia="pt-BR"/>
+            </w:rPr>
+          </w:pPr>
+          <w:hyperlink w:anchor="_Toc226018806" w:history="1">
+            <w:r>
+              <w:rPr>
+                <w:rStyle w:val="Hyperlink"/>
+                <w:noProof/>
+              </w:rPr>
+              <w:t>1.2</w:t>
+            </w:r>
+            <w:r>
+              <w:rPr>
+                <w:rFonts w:asciiTheme="minorHAnsi" w:eastAsiaTheme="minorEastAsia" w:hAnsiTheme="minorHAnsi"/>
+                <w:noProof/>
+                <w:sz w:val="22"/>
+                <w:lang w:eastAsia="pt-BR"/>
+              </w:rPr>
+              <w:tab/>
+            </w:r>
+            <w:r>
+              <w:rPr>
+                <w:rStyle w:val="Hyperlink"/>
+                <w:noProof/>
+              </w:rPr>
+              <w:t>Justificativa</w:t>
+            </w:r>
+            <w:r>
+              <w:rPr>
+                <w:noProof/>
+                <w:webHidden/>
+              </w:rPr>
+              <w:tab/>
+            </w:r>
+            <w:r>
+              <w:rPr>
+                <w:noProof/>
+                <w:webHidden/>
+              </w:rPr>
+              <w:fldChar w:fldCharType="begin"/>
+            </w:r>
+            <w:r>
+              <w:rPr>
+                <w:noProof/>
+                <w:webHidden/>
+              </w:rPr>
+              <w:instrText xml:space="preserve"> PAGEREF _Toc226018806 \h </w:instrText>
+            </w:r>
+            <w:r>
+              <w:rPr>
+                <w:noProof/>
+                <w:webHidden/>
+              </w:rPr>
+            </w:r>
+            <w:r>
+              <w:rPr>
+                <w:noProof/>
+                <w:webHidden/>
+              </w:rPr>
+              <w:fldChar w:fldCharType="separate"/>
+            </w:r>
+            <w:r>
+              <w:rPr>
+                <w:noProof/>
+                <w:webHidden/>
+              </w:rPr>
+              <w:t>11</w:t>
+            </w:r>
+            <w:r>
+              <w:rPr>
+                <w:noProof/>
+                <w:webHidden/>
+              </w:rPr>
+              <w:fldChar w:fldCharType="end"/>
+            </w:r>
+          </w:hyperlink>
+        </w:p>
+        <w:p>
+          <w:pPr>
+            <w:pStyle w:val="Sumrio2"/>
+            <w:rPr>
+              <w:rFonts w:asciiTheme="minorHAnsi" w:eastAsiaTheme="minorEastAsia" w:hAnsiTheme="minorHAnsi"/>
+              <w:noProof/>
+              <w:sz w:val="22"/>
+              <w:lang w:eastAsia="pt-BR"/>
+            </w:rPr>
+          </w:pPr>
+          <w:hyperlink w:anchor="_Toc226018807" w:history="1">
+            <w:r>
+              <w:rPr>
+                <w:rStyle w:val="Hyperlink"/>
+                <w:noProof/>
+              </w:rPr>
+              <w:t>1.3</w:t>
+            </w:r>
+            <w:r>
+              <w:rPr>
+                <w:rFonts w:asciiTheme="minorHAnsi" w:eastAsiaTheme="minorEastAsia" w:hAnsiTheme="minorHAnsi"/>
+                <w:noProof/>
+                <w:sz w:val="22"/>
+                <w:lang w:eastAsia="pt-BR"/>
+              </w:rPr>
+              <w:tab/>
+            </w:r>
+            <w:r>
+              <w:rPr>
+                <w:rStyle w:val="Hyperlink"/>
+                <w:noProof/>
+              </w:rPr>
+              <w:t>Objetivos</w:t>
+            </w:r>
+            <w:r>
+              <w:rPr>
+                <w:noProof/>
+                <w:webHidden/>
+              </w:rPr>
+              <w:tab/>
+            </w:r>
+            <w:r>
+              <w:rPr>
+                <w:noProof/>
+                <w:webHidden/>
+              </w:rPr>
+              <w:fldChar w:fldCharType="begin"/>
+            </w:r>
+            <w:r>
+              <w:rPr>
+                <w:noProof/>
+                <w:webHidden/>
+              </w:rPr>
+              <w:instrText xml:space="preserve"> PAGEREF _Toc226018807 \h </w:instrText>
+            </w:r>
+            <w:r>
+              <w:rPr>
+                <w:noProof/>
+                <w:webHidden/>
+              </w:rPr>
+            </w:r>
+            <w:r>
+              <w:rPr>
+                <w:noProof/>
+                <w:webHidden/>
+              </w:rPr>
+              <w:fldChar w:fldCharType="separate"/>
+            </w:r>
+            <w:r>
+              <w:rPr>
+                <w:noProof/>
+                <w:webHidden/>
+              </w:rPr>
+              <w:t>11</w:t>
+            </w:r>
+            <w:r>
+              <w:rPr>
+                <w:noProof/>
+                <w:webHidden/>
+              </w:rPr>
+              <w:fldChar w:fldCharType="end"/>
+            </w:r>
+          </w:hyperlink>
+        </w:p>
+        <w:p>
+          <w:pPr>
+            <w:pStyle w:val="Sumrio3"/>
+            <w:rPr>
+              <w:rFonts w:asciiTheme="minorHAnsi" w:eastAsiaTheme="minorEastAsia" w:hAnsiTheme="minorHAnsi"/>
+              <w:noProof/>
+              <w:sz w:val="22"/>
+              <w:lang w:eastAsia="pt-BR"/>
+            </w:rPr>
+          </w:pPr>
+          <w:hyperlink w:anchor="_Toc226018808" w:history="1">
+            <w:r>
+              <w:rPr>
+                <w:rStyle w:val="Hyperlink"/>
+                <w:noProof/>
+              </w:rPr>
+              <w:t>1.3.1</w:t>
+            </w:r>
+            <w:r>
+              <w:rPr>
+                <w:rFonts w:asciiTheme="minorHAnsi" w:eastAsiaTheme="minorEastAsia" w:hAnsiTheme="minorHAnsi"/>
+                <w:noProof/>
+                <w:sz w:val="22"/>
+                <w:lang w:eastAsia="pt-BR"/>
+              </w:rPr>
+              <w:tab/>
+            </w:r>
+            <w:r>
+              <w:rPr>
+                <w:rStyle w:val="Hyperlink"/>
+                <w:noProof/>
+              </w:rPr>
+              <w:t>Objetivo Geral</w:t>
+            </w:r>
+            <w:r>
+              <w:rPr>
+                <w:noProof/>
+                <w:webHidden/>
+              </w:rPr>
+              <w:tab/>
+            </w:r>
+            <w:r>
+              <w:rPr>
+                <w:noProof/>
+                <w:webHidden/>
+              </w:rPr>
+              <w:fldChar w:fldCharType="begin"/>
+            </w:r>
+            <w:r>
+              <w:rPr>
+                <w:noProof/>
+                <w:webHidden/>
+              </w:rPr>
+              <w:instrText xml:space="preserve"> PAGEREF _Toc226018808 \h </w:instrText>
+            </w:r>
+            <w:r>
+              <w:rPr>
+                <w:noProof/>
+                <w:webHidden/>
+              </w:rPr>
+            </w:r>
+            <w:r>
+              <w:rPr>
+                <w:noProof/>
+                <w:webHidden/>
+              </w:rPr>
+              <w:fldChar w:fldCharType="separate"/>
+            </w:r>
+            <w:r>
+              <w:rPr>
+                <w:noProof/>
+                <w:webHidden/>
+              </w:rPr>
+              <w:t>12</w:t>
+            </w:r>
+            <w:r>
+              <w:rPr>
+                <w:noProof/>
+                <w:webHidden/>
+              </w:rPr>
+              <w:fldChar w:fldCharType="end"/>
+            </w:r>
+          </w:hyperlink>
+        </w:p>
+        <w:p>
+          <w:pPr>
+            <w:pStyle w:val="Sumrio3"/>
+            <w:rPr>
+              <w:rFonts w:asciiTheme="minorHAnsi" w:eastAsiaTheme="minorEastAsia" w:hAnsiTheme="minorHAnsi"/>
+              <w:noProof/>
+              <w:sz w:val="22"/>
+              <w:lang w:eastAsia="pt-BR"/>
+            </w:rPr>
+          </w:pPr>
+          <w:hyperlink w:anchor="_Toc226018809" w:history="1">
+            <w:r>
+              <w:rPr>
+                <w:rStyle w:val="Hyperlink"/>
+                <w:noProof/>
+              </w:rPr>
+              <w:t>1.3.2</w:t>
+            </w:r>
+            <w:r>
+              <w:rPr>
+                <w:rFonts w:asciiTheme="minorHAnsi" w:eastAsiaTheme="minorEastAsia" w:hAnsiTheme="minorHAnsi"/>
+                <w:noProof/>
+                <w:sz w:val="22"/>
+                <w:lang w:eastAsia="pt-BR"/>
+              </w:rPr>
+              <w:tab/>
+            </w:r>
+            <w:r>
+              <w:rPr>
+                <w:rStyle w:val="Hyperlink"/>
+                <w:noProof/>
+              </w:rPr>
+              <w:t>Objetivos Específicos</w:t>
+            </w:r>
+            <w:r>
+              <w:rPr>
+                <w:noProof/>
+                <w:webHidden/>
+              </w:rPr>
+              <w:tab/>
+            </w:r>
+            <w:r>
+              <w:rPr>
+                <w:noProof/>
+                <w:webHidden/>
+              </w:rPr>
+              <w:fldChar w:fldCharType="begin"/>
+            </w:r>
+            <w:r>
+              <w:rPr>
+                <w:noProof/>
+                <w:webHidden/>
+              </w:rPr>
+              <w:instrText xml:space="preserve"> PAGEREF _Toc226018809 \h </w:instrText>
+            </w:r>
+            <w:r>
+              <w:rPr>
+                <w:noProof/>
+                <w:webHidden/>
+              </w:rPr>
+            </w:r>
+            <w:r>
+              <w:rPr>
+                <w:noProof/>
+                <w:webHidden/>
+              </w:rPr>
+              <w:fldChar w:fldCharType="separate"/>
+            </w:r>
+            <w:r>
+              <w:rPr>
+                <w:noProof/>
+                <w:webHidden/>
+              </w:rPr>
+              <w:t>12</w:t>
+            </w:r>
+            <w:r>
+              <w:rPr>
+                <w:noProof/>
+                <w:webHidden/>
+              </w:rPr>
+              <w:fldChar w:fldCharType="end"/>
+            </w:r>
+          </w:hyperlink>
+        </w:p>
+        <w:p>
+          <w:pPr>
+            <w:pStyle w:val="Sumrio2"/>
+            <w:rPr>
+              <w:rFonts w:asciiTheme="minorHAnsi" w:eastAsiaTheme="minorEastAsia" w:hAnsiTheme="minorHAnsi"/>
+              <w:noProof/>
+              <w:sz w:val="22"/>
+              <w:lang w:eastAsia="pt-BR"/>
+            </w:rPr>
+          </w:pPr>
+          <w:hyperlink w:anchor="_Toc226018810" w:history="1">
+            <w:r>
+              <w:rPr>
+                <w:rStyle w:val="Hyperlink"/>
+                <w:noProof/>
+              </w:rPr>
+              <w:t>1.4</w:t>
+            </w:r>
+            <w:r>
+              <w:rPr>
+                <w:rFonts w:asciiTheme="minorHAnsi" w:eastAsiaTheme="minorEastAsia" w:hAnsiTheme="minorHAnsi"/>
+                <w:noProof/>
+                <w:sz w:val="22"/>
+                <w:lang w:eastAsia="pt-BR"/>
+              </w:rPr>
+              <w:tab/>
+            </w:r>
+            <w:r>
+              <w:rPr>
+                <w:rStyle w:val="Hyperlink"/>
+                <w:noProof/>
+              </w:rPr>
+              <w:t>Metodologia</w:t>
+            </w:r>
+            <w:r>
+              <w:rPr>
+                <w:noProof/>
+                <w:webHidden/>
+              </w:rPr>
+              <w:tab/>
+            </w:r>
+            <w:r>
+              <w:rPr>
+                <w:noProof/>
+                <w:webHidden/>
+              </w:rPr>
+              <w:fldChar w:fldCharType="begin"/>
+            </w:r>
+            <w:r>
+              <w:rPr>
+                <w:noProof/>
+                <w:webHidden/>
+              </w:rPr>
+              <w:instrText xml:space="preserve"> PAGEREF _Toc226018810 \h </w:instrText>
+            </w:r>
+            <w:r>
+              <w:rPr>
+                <w:noProof/>
+                <w:webHidden/>
+              </w:rPr>
+            </w:r>
+            <w:r>
+              <w:rPr>
+                <w:noProof/>
+                <w:webHidden/>
+              </w:rPr>
+              <w:fldChar w:fldCharType="separate"/>
+            </w:r>
+            <w:r>
+              <w:rPr>
+                <w:noProof/>
+                <w:webHidden/>
+              </w:rPr>
+              <w:t>12</w:t>
+            </w:r>
+            <w:r>
+              <w:rPr>
+                <w:noProof/>
+                <w:webHidden/>
+              </w:rPr>
+              <w:fldChar w:fldCharType="end"/>
+            </w:r>
+          </w:hyperlink>
+        </w:p>
+        <w:p>
+          <w:pPr>
+            <w:pStyle w:val="Sumrio2"/>
+            <w:rPr>
+              <w:rFonts w:asciiTheme="minorHAnsi" w:eastAsiaTheme="minorEastAsia" w:hAnsiTheme="minorHAnsi"/>
+              <w:noProof/>
+              <w:sz w:val="22"/>
+              <w:lang w:eastAsia="pt-BR"/>
+            </w:rPr>
+          </w:pPr>
+          <w:hyperlink w:anchor="_Toc226018811" w:history="1">
+            <w:r>
+              <w:rPr>
+                <w:rStyle w:val="Hyperlink"/>
+                <w:noProof/>
+              </w:rPr>
+              <w:t>1.5</w:t>
+            </w:r>
+            <w:r>
+              <w:rPr>
+                <w:rFonts w:asciiTheme="minorHAnsi" w:eastAsiaTheme="minorEastAsia" w:hAnsiTheme="minorHAnsi"/>
+                <w:noProof/>
+                <w:sz w:val="22"/>
+                <w:lang w:eastAsia="pt-BR"/>
+              </w:rPr>
+              <w:tab/>
+            </w:r>
+            <w:r>
+              <w:rPr>
+                <w:rStyle w:val="Hyperlink"/>
+                <w:noProof/>
+              </w:rPr>
+              <w:t>Resultados Esperados</w:t>
+            </w:r>
+            <w:r>
+              <w:rPr>
+                <w:noProof/>
+                <w:webHidden/>
+              </w:rPr>
+              <w:tab/>
+            </w:r>
+            <w:r>
+              <w:rPr>
+                <w:noProof/>
+                <w:webHidden/>
+              </w:rPr>
+              <w:fldChar w:fldCharType="begin"/>
+            </w:r>
+            <w:r>
+              <w:rPr>
+                <w:noProof/>
+                <w:webHidden/>
+              </w:rPr>
+              <w:instrText xml:space="preserve"> PAGEREF _Toc226018811 \h </w:instrText>
+            </w:r>
+            <w:r>
+              <w:rPr>
+                <w:noProof/>
+                <w:webHidden/>
+              </w:rPr>
+            </w:r>
+            <w:r>
+              <w:rPr>
+                <w:noProof/>
+                <w:webHidden/>
+              </w:rPr>
+              <w:fldChar w:fldCharType="separate"/>
+            </w:r>
+            <w:r>
+              <w:rPr>
+                <w:noProof/>
+                <w:webHidden/>
+              </w:rPr>
+              <w:t>12</w:t>
+            </w:r>
+            <w:r>
+              <w:rPr>
+                <w:noProof/>
+                <w:webHidden/>
+              </w:rPr>
+              <w:fldChar w:fldCharType="end"/>
+            </w:r>
+          </w:hyperlink>
+        </w:p>
+        <w:p>
+          <w:pPr>
+            <w:pStyle w:val="Sumrio1"/>
+            <w:rPr>
+              <w:rFonts w:asciiTheme="minorHAnsi" w:eastAsiaTheme="minorEastAsia" w:hAnsiTheme="minorHAnsi"/>
+              <w:noProof/>
+              <w:sz w:val="22"/>
+              <w:lang w:eastAsia="pt-BR"/>
+            </w:rPr>
+          </w:pPr>
+          <w:hyperlink w:anchor="_Toc226018812" w:history="1">
+            <w:r>
+              <w:rPr>
+                <w:rStyle w:val="Hyperlink"/>
+                <w:noProof/>
+              </w:rPr>
+              <w:t>2</w:t>
+            </w:r>
+            <w:r>
+              <w:rPr>
+                <w:rFonts w:asciiTheme="minorHAnsi" w:eastAsiaTheme="minorEastAsia" w:hAnsiTheme="minorHAnsi"/>
+                <w:noProof/>
+                <w:sz w:val="22"/>
+                <w:lang w:eastAsia="pt-BR"/>
+              </w:rPr>
+              <w:tab/>
+            </w:r>
+            <w:r>
+              <w:rPr>
+                <w:rStyle w:val="Hyperlink"/>
+                <w:noProof/>
+              </w:rPr>
+              <w:t>REFERENCIAL TEÓRICO</w:t>
+            </w:r>
+            <w:r>
+              <w:rPr>
+                <w:noProof/>
+                <w:webHidden/>
+              </w:rPr>
+              <w:tab/>
+            </w:r>
+            <w:r>
+              <w:rPr>
+                <w:noProof/>
+                <w:webHidden/>
+              </w:rPr>
+              <w:fldChar w:fldCharType="begin"/>
+            </w:r>
+            <w:r>
+              <w:rPr>
+                <w:noProof/>
+                <w:webHidden/>
+              </w:rPr>
+              <w:instrText xml:space="preserve"> PAGEREF _Toc226018812 \h </w:instrText>
+            </w:r>
+            <w:r>
+              <w:rPr>
+                <w:noProof/>
+                <w:webHidden/>
+              </w:rPr>
+            </w:r>
+            <w:r>
+              <w:rPr>
+                <w:noProof/>
+                <w:webHidden/>
+              </w:rPr>
+              <w:fldChar w:fldCharType="separate"/>
+            </w:r>
+            <w:r>
+              <w:rPr>
+                <w:noProof/>
+                <w:webHidden/>
+              </w:rPr>
+              <w:t>13</w:t>
+            </w:r>
+            <w:r>
+              <w:rPr>
+                <w:noProof/>
+                <w:webHidden/>
+              </w:rPr>
+              <w:fldChar w:fldCharType="end"/>
+            </w:r>
+          </w:hyperlink>
+        </w:p>
+        <w:p>
+          <w:pPr>
+            <w:pStyle w:val="Sumrio2"/>
+            <w:rPr>
+              <w:rFonts w:asciiTheme="minorHAnsi" w:eastAsiaTheme="minorEastAsia" w:hAnsiTheme="minorHAnsi"/>
+              <w:noProof/>
+              <w:sz w:val="22"/>
+              <w:lang w:eastAsia="pt-BR"/>
+            </w:rPr>
+          </w:pPr>
+          <w:hyperlink w:anchor="_Toc226018813" w:history="1">
+            <w:r>
+              <w:rPr>
+                <w:rStyle w:val="Hyperlink"/>
+                <w:noProof/>
+              </w:rPr>
+              <w:t>2.1</w:t>
+            </w:r>
+            <w:r>
+              <w:rPr>
+                <w:rFonts w:asciiTheme="minorHAnsi" w:eastAsiaTheme="minorEastAsia" w:hAnsiTheme="minorHAnsi"/>
+                <w:noProof/>
+                <w:sz w:val="22"/>
+                <w:lang w:eastAsia="pt-BR"/>
+              </w:rPr>
+              <w:tab/>
+            </w:r>
+            <w:r>
+              <w:rPr>
+                <w:rStyle w:val="Hyperlink"/>
+                <w:noProof/>
+              </w:rPr>
+              <w:t>Teste nível 2</w:t>
+            </w:r>
+            <w:r>
+              <w:rPr>
+                <w:noProof/>
+                <w:webHidden/>
+              </w:rPr>
+              <w:tab/>
+            </w:r>
+            <w:r>
+              <w:rPr>
+                <w:noProof/>
+                <w:webHidden/>
+              </w:rPr>
+              <w:fldChar w:fldCharType="begin"/>
+            </w:r>
+            <w:r>
+              <w:rPr>
+                <w:noProof/>
+                <w:webHidden/>
+              </w:rPr>
+              <w:instrText xml:space="preserve"> PAGEREF _Toc226018813 \h </w:instrText>
+            </w:r>
+            <w:r>
+              <w:rPr>
+                <w:noProof/>
+                <w:webHidden/>
+              </w:rPr>
+            </w:r>
+            <w:r>
+              <w:rPr>
+                <w:noProof/>
+                <w:webHidden/>
+              </w:rPr>
+              <w:fldChar w:fldCharType="separate"/>
+            </w:r>
+            <w:r>
+              <w:rPr>
+                <w:noProof/>
+                <w:webHidden/>
+              </w:rPr>
+              <w:t>13</w:t>
+            </w:r>
+            <w:r>
+              <w:rPr>
+                <w:noProof/>
+                <w:webHidden/>
+              </w:rPr>
+              <w:fldChar w:fldCharType="end"/>
+            </w:r>
+          </w:hyperlink>
+        </w:p>
+        <w:p>
+          <w:pPr>
+            <w:pStyle w:val="Sumrio3"/>
+            <w:rPr>
+              <w:rFonts w:asciiTheme="minorHAnsi" w:eastAsiaTheme="minorEastAsia" w:hAnsiTheme="minorHAnsi"/>
+              <w:noProof/>
+              <w:sz w:val="22"/>
+              <w:lang w:eastAsia="pt-BR"/>
+            </w:rPr>
+          </w:pPr>
+          <w:hyperlink w:anchor="_Toc226018814" w:history="1">
+            <w:r>
+              <w:rPr>
+                <w:rStyle w:val="Hyperlink"/>
+                <w:noProof/>
+              </w:rPr>
+              <w:t>2.1.1</w:t>
+            </w:r>
+            <w:r>
+              <w:rPr>
+                <w:rFonts w:asciiTheme="minorHAnsi" w:eastAsiaTheme="minorEastAsia" w:hAnsiTheme="minorHAnsi"/>
+                <w:noProof/>
+                <w:sz w:val="22"/>
+                <w:lang w:eastAsia="pt-BR"/>
+              </w:rPr>
+              <w:tab/>
+            </w:r>
+            <w:r>
+              <w:rPr>
+                <w:rStyle w:val="Hyperlink"/>
+                <w:noProof/>
+              </w:rPr>
+              <w:t>Teste nível 3</w:t>
+            </w:r>
+            <w:r>
+              <w:rPr>
+                <w:noProof/>
+                <w:webHidden/>
+              </w:rPr>
+              <w:tab/>
+            </w:r>
+            <w:r>
+              <w:rPr>
+                <w:noProof/>
+                <w:webHidden/>
+              </w:rPr>
+              <w:fldChar w:fldCharType="begin"/>
+            </w:r>
+            <w:r>
+              <w:rPr>
+                <w:noProof/>
+                <w:webHidden/>
+              </w:rPr>
+              <w:instrText xml:space="preserve"> PAGEREF _Toc226018814 \h </w:instrText>
+            </w:r>
+            <w:r>
+              <w:rPr>
+                <w:noProof/>
+                <w:webHidden/>
+              </w:rPr>
+            </w:r>
+            <w:r>
+              <w:rPr>
+                <w:noProof/>
+                <w:webHidden/>
+              </w:rPr>
+              <w:fldChar w:fldCharType="separate"/>
+            </w:r>
+            <w:r>
+              <w:rPr>
+                <w:noProof/>
+                <w:webHidden/>
+              </w:rPr>
+              <w:t>13</w:t>
+            </w:r>
+            <w:r>
+              <w:rPr>
+                <w:noProof/>
+                <w:webHidden/>
+              </w:rPr>
+              <w:fldChar w:fldCharType="end"/>
+            </w:r>
+          </w:hyperlink>
+        </w:p>
+        <w:p>
+          <w:pPr>
+            <w:pStyle w:val="Sumrio4"/>
+            <w:rPr>
+              <w:rFonts w:asciiTheme="minorHAnsi" w:eastAsiaTheme="minorEastAsia" w:hAnsiTheme="minorHAnsi"/>
+              <w:noProof/>
+              <w:sz w:val="22"/>
+              <w:lang w:eastAsia="pt-BR"/>
+            </w:rPr>
+          </w:pPr>
+          <w:hyperlink w:anchor="_Toc226018815" w:history="1">
+            <w:r>
+              <w:rPr>
+                <w:rStyle w:val="Hyperlink"/>
+                <w:noProof/>
+              </w:rPr>
+              <w:t>2.1.1.1</w:t>
+            </w:r>
+            <w:r>
+              <w:rPr>
+                <w:rFonts w:asciiTheme="minorHAnsi" w:eastAsiaTheme="minorEastAsia" w:hAnsiTheme="minorHAnsi"/>
+                <w:noProof/>
+                <w:sz w:val="22"/>
+                <w:lang w:eastAsia="pt-BR"/>
+              </w:rPr>
+              <w:tab/>
+            </w:r>
+            <w:r>
+              <w:rPr>
+                <w:rStyle w:val="Hyperlink"/>
+                <w:noProof/>
+              </w:rPr>
+              <w:t>Teste nível 4</w:t>
+            </w:r>
+            <w:r>
+              <w:rPr>
+                <w:noProof/>
+                <w:webHidden/>
+              </w:rPr>
+              <w:tab/>
+            </w:r>
+            <w:r>
+              <w:rPr>
+                <w:noProof/>
+                <w:webHidden/>
+              </w:rPr>
+              <w:fldChar w:fldCharType="begin"/>
+            </w:r>
+            <w:r>
+              <w:rPr>
+                <w:noProof/>
+                <w:webHidden/>
+              </w:rPr>
+              <w:instrText xml:space="preserve"> PAGEREF _Toc226018815 \h </w:instrText>
+            </w:r>
+            <w:r>
+              <w:rPr>
+                <w:noProof/>
+                <w:webHidden/>
+              </w:rPr>
+            </w:r>
+            <w:r>
+              <w:rPr>
+                <w:noProof/>
+                <w:webHidden/>
+              </w:rPr>
+              <w:fldChar w:fldCharType="separate"/>
+            </w:r>
+            <w:r>
+              <w:rPr>
+                <w:noProof/>
+                <w:webHidden/>
+              </w:rPr>
+              <w:t>13</w:t>
+            </w:r>
+            <w:r>
+              <w:rPr>
+                <w:noProof/>
+                <w:webHidden/>
+              </w:rPr>
+              <w:fldChar w:fldCharType="end"/>
+            </w:r>
+          </w:hyperlink>
+        </w:p>
+        <w:p>
+          <w:pPr>
+            <w:pStyle w:val="Sumrio5"/>
+            <w:rPr>
+              <w:rFonts w:asciiTheme="minorHAnsi" w:eastAsiaTheme="minorEastAsia" w:hAnsiTheme="minorHAnsi"/>
+              <w:noProof/>
+              <w:sz w:val="22"/>
+              <w:lang w:eastAsia="pt-BR"/>
+            </w:rPr>
+          </w:pPr>
+          <w:hyperlink w:anchor="_Toc226018816" w:history="1">
+            <w:r>
+              <w:rPr>
+                <w:rStyle w:val="Hyperlink"/>
+                <w:noProof/>
+              </w:rPr>
+              <w:t>2.1.1.1.1</w:t>
+            </w:r>
+            <w:r>
+              <w:rPr>
+                <w:rFonts w:asciiTheme="minorHAnsi" w:eastAsiaTheme="minorEastAsia" w:hAnsiTheme="minorHAnsi"/>
+                <w:noProof/>
+                <w:sz w:val="22"/>
+                <w:lang w:eastAsia="pt-BR"/>
+              </w:rPr>
+              <w:tab/>
+            </w:r>
+            <w:r>
+              <w:rPr>
+                <w:rStyle w:val="Hyperlink"/>
+                <w:noProof/>
+              </w:rPr>
+              <w:t>Teste nível 5</w:t>
+            </w:r>
+            <w:r>
+              <w:rPr>
+                <w:noProof/>
+                <w:webHidden/>
+              </w:rPr>
+              <w:tab/>
+            </w:r>
+            <w:r>
+              <w:rPr>
+                <w:noProof/>
+                <w:webHidden/>
+              </w:rPr>
+              <w:fldChar w:fldCharType="begin"/>
+            </w:r>
+            <w:r>
+              <w:rPr>
+                <w:noProof/>
+                <w:webHidden/>
+              </w:rPr>
+              <w:instrText xml:space="preserve"> PAGEREF _Toc226018816 \h </w:instrText>
+            </w:r>
+            <w:r>
+              <w:rPr>
+                <w:noProof/>
+                <w:webHidden/>
+              </w:rPr>
+            </w:r>
+            <w:r>
+              <w:rPr>
+                <w:noProof/>
+                <w:webHidden/>
+              </w:rPr>
+              <w:fldChar w:fldCharType="separate"/>
+            </w:r>
+            <w:r>
+              <w:rPr>
+                <w:noProof/>
+                <w:webHidden/>
+              </w:rPr>
+              <w:t>14</w:t>
+            </w:r>
+            <w:r>
+              <w:rPr>
+                <w:noProof/>
+                <w:webHidden/>
+              </w:rPr>
+              <w:fldChar w:fldCharType="end"/>
+            </w:r>
+          </w:hyperlink>
+        </w:p>
+        <w:p>
+          <w:pPr>
+            <w:pStyle w:val="Sumrio1"/>
+            <w:rPr>
+              <w:rFonts w:asciiTheme="minorHAnsi" w:eastAsiaTheme="minorEastAsia" w:hAnsiTheme="minorHAnsi"/>
+              <w:noProof/>
+              <w:sz w:val="22"/>
+              <w:lang w:eastAsia="pt-BR"/>
+            </w:rPr>
+          </w:pPr>
+          <w:hyperlink w:anchor="_Toc226018817" w:history="1">
+            <w:r>
+              <w:rPr>
+                <w:rStyle w:val="Hyperlink"/>
+                <w:noProof/>
+              </w:rPr>
+              <w:t>3</w:t>
+            </w:r>
+            <w:r>
+              <w:rPr>
+                <w:rFonts w:asciiTheme="minorHAnsi" w:eastAsiaTheme="minorEastAsia" w:hAnsiTheme="minorHAnsi"/>
+                <w:noProof/>
+                <w:sz w:val="22"/>
+                <w:lang w:eastAsia="pt-BR"/>
+              </w:rPr>
+              <w:tab/>
+            </w:r>
+            <w:r>
+              <w:rPr>
+                <w:rStyle w:val="Hyperlink"/>
+                <w:noProof/>
+              </w:rPr>
+              <w:t>IMERSÃO</w:t>
+            </w:r>
+            <w:r>
+              <w:rPr>
+                <w:noProof/>
+                <w:webHidden/>
+              </w:rPr>
+              <w:tab/>
+            </w:r>
+            <w:r>
+              <w:rPr>
+                <w:noProof/>
+                <w:webHidden/>
+              </w:rPr>
+              <w:fldChar w:fldCharType="begin"/>
+            </w:r>
+            <w:r>
+              <w:rPr>
+                <w:noProof/>
+                <w:webHidden/>
+              </w:rPr>
+              <w:instrText xml:space="preserve"> PAGEREF _Toc226018817 \h </w:instrText>
+            </w:r>
+            <w:r>
+              <w:rPr>
+                <w:noProof/>
+                <w:webHidden/>
+              </w:rPr>
+            </w:r>
+            <w:r>
+              <w:rPr>
+                <w:noProof/>
+                <w:webHidden/>
+              </w:rPr>
+              <w:fldChar w:fldCharType="separate"/>
+            </w:r>
+            <w:r>
+              <w:rPr>
+                <w:noProof/>
+                <w:webHidden/>
+              </w:rPr>
+              <w:t>15</w:t>
+            </w:r>
+            <w:r>
+              <w:rPr>
+                <w:noProof/>
+                <w:webHidden/>
+              </w:rPr>
+              <w:fldChar w:fldCharType="end"/>
+            </w:r>
+          </w:hyperlink>
+        </w:p>
+        <w:p>
+          <w:pPr>
+            <w:pStyle w:val="Sumrio2"/>
+            <w:rPr>
+              <w:rFonts w:asciiTheme="minorHAnsi" w:eastAsiaTheme="minorEastAsia" w:hAnsiTheme="minorHAnsi"/>
+              <w:noProof/>
+              <w:sz w:val="22"/>
+              <w:lang w:eastAsia="pt-BR"/>
+            </w:rPr>
+          </w:pPr>
+          <w:hyperlink w:anchor="_Toc226018818" w:history="1">
+            <w:r>
+              <w:rPr>
+                <w:rStyle w:val="Hyperlink"/>
+                <w:noProof/>
+              </w:rPr>
+              <w:t>3.1</w:t>
+            </w:r>
+            <w:r>
+              <w:rPr>
+                <w:rFonts w:asciiTheme="minorHAnsi" w:eastAsiaTheme="minorEastAsia" w:hAnsiTheme="minorHAnsi"/>
+                <w:noProof/>
+                <w:sz w:val="22"/>
+                <w:lang w:eastAsia="pt-BR"/>
+              </w:rPr>
+              <w:tab/>
+            </w:r>
+            <w:r>
+              <w:rPr>
+                <w:rStyle w:val="Hyperlink"/>
+                <w:noProof/>
+              </w:rPr>
+              <w:t>Caderno de Sensibilidade</w:t>
+            </w:r>
+            <w:r>
+              <w:rPr>
+                <w:noProof/>
+                <w:webHidden/>
+              </w:rPr>
+              <w:tab/>
+            </w:r>
+            <w:r>
+              <w:rPr>
+                <w:noProof/>
+                <w:webHidden/>
+              </w:rPr>
+              <w:fldChar w:fldCharType="begin"/>
+            </w:r>
+            <w:r>
+              <w:rPr>
+                <w:noProof/>
+                <w:webHidden/>
+              </w:rPr>
+              <w:instrText xml:space="preserve"> PAGEREF _Toc226018818 \h </w:instrText>
+            </w:r>
+            <w:r>
+              <w:rPr>
+                <w:noProof/>
+                <w:webHidden/>
+              </w:rPr>
+            </w:r>
+            <w:r>
+              <w:rPr>
+                <w:noProof/>
+                <w:webHidden/>
+              </w:rPr>
+              <w:fldChar w:fldCharType="separate"/>
+            </w:r>
+            <w:r>
+              <w:rPr>
+                <w:noProof/>
+                <w:webHidden/>
+              </w:rPr>
+              <w:t>15</w:t>
+            </w:r>
+            <w:r>
+              <w:rPr>
+                <w:noProof/>
+                <w:webHidden/>
+              </w:rPr>
+              <w:fldChar w:fldCharType="end"/>
+            </w:r>
+          </w:hyperlink>
+        </w:p>
+        <w:p>
+          <w:pPr>
+            <w:pStyle w:val="Sumrio1"/>
+            <w:rPr>
+              <w:rFonts w:asciiTheme="minorHAnsi" w:eastAsiaTheme="minorEastAsia" w:hAnsiTheme="minorHAnsi"/>
+              <w:noProof/>
+              <w:sz w:val="22"/>
+              <w:lang w:eastAsia="pt-BR"/>
+            </w:rPr>
+          </w:pPr>
+          <w:hyperlink w:anchor="_Toc226018819" w:history="1">
+            <w:r>
+              <w:rPr>
+                <w:rStyle w:val="Hyperlink"/>
+                <w:noProof/>
+              </w:rPr>
+              <w:t>4</w:t>
+            </w:r>
+            <w:r>
+              <w:rPr>
+                <w:rFonts w:asciiTheme="minorHAnsi" w:eastAsiaTheme="minorEastAsia" w:hAnsiTheme="minorHAnsi"/>
+                <w:noProof/>
+                <w:sz w:val="22"/>
+                <w:lang w:eastAsia="pt-BR"/>
+              </w:rPr>
+              <w:tab/>
+            </w:r>
+            <w:r>
+              <w:rPr>
+                <w:rStyle w:val="Hyperlink"/>
+                <w:noProof/>
+              </w:rPr>
+              <w:t>ANÁLISE E SÍNTESE</w:t>
+            </w:r>
+            <w:r>
+              <w:rPr>
+                <w:noProof/>
+                <w:webHidden/>
+              </w:rPr>
+              <w:tab/>
+            </w:r>
+            <w:r>
+              <w:rPr>
+                <w:noProof/>
+                <w:webHidden/>
+              </w:rPr>
+              <w:fldChar w:fldCharType="begin"/>
+            </w:r>
+            <w:r>
+              <w:rPr>
+                <w:noProof/>
+                <w:webHidden/>
+              </w:rPr>
+              <w:instrText xml:space="preserve"> PAGEREF _Toc226018819 \h </w:instrText>
+            </w:r>
+            <w:r>
+              <w:rPr>
+                <w:noProof/>
+                <w:webHidden/>
+              </w:rPr>
+            </w:r>
+            <w:r>
+              <w:rPr>
+                <w:noProof/>
+                <w:webHidden/>
+              </w:rPr>
+              <w:fldChar w:fldCharType="separate"/>
+            </w:r>
+            <w:r>
+              <w:rPr>
+                <w:noProof/>
+                <w:webHidden/>
+              </w:rPr>
+              <w:t>16</w:t>
+            </w:r>
+            <w:r>
+              <w:rPr>
+                <w:noProof/>
+                <w:webHidden/>
+              </w:rPr>
+              <w:fldChar w:fldCharType="end"/>
+            </w:r>
+          </w:hyperlink>
+        </w:p>
+        <w:p>
+          <w:pPr>
+            <w:pStyle w:val="Sumrio2"/>
+            <w:rPr>
+              <w:rFonts w:asciiTheme="minorHAnsi" w:eastAsiaTheme="minorEastAsia" w:hAnsiTheme="minorHAnsi"/>
+              <w:noProof/>
+              <w:sz w:val="22"/>
+              <w:lang w:eastAsia="pt-BR"/>
+            </w:rPr>
+          </w:pPr>
+          <w:hyperlink w:anchor="_Toc226018820" w:history="1">
+            <w:r>
+              <w:rPr>
+                <w:rStyle w:val="Hyperlink"/>
+                <w:noProof/>
+              </w:rPr>
+              <w:t>4.1</w:t>
+            </w:r>
+            <w:r>
+              <w:rPr>
+                <w:rFonts w:asciiTheme="minorHAnsi" w:eastAsiaTheme="minorEastAsia" w:hAnsiTheme="minorHAnsi"/>
+                <w:noProof/>
+                <w:sz w:val="22"/>
+                <w:lang w:eastAsia="pt-BR"/>
+              </w:rPr>
+              <w:tab/>
+            </w:r>
+            <w:r>
+              <w:rPr>
+                <w:rStyle w:val="Hyperlink"/>
+                <w:noProof/>
+              </w:rPr>
+              <w:t>Brainstorm</w:t>
+            </w:r>
+            <w:r>
+              <w:rPr>
+                <w:noProof/>
+                <w:webHidden/>
+              </w:rPr>
+              <w:tab/>
+            </w:r>
+            <w:r>
+              <w:rPr>
+                <w:noProof/>
+                <w:webHidden/>
+              </w:rPr>
+              <w:fldChar w:fldCharType="begin"/>
+            </w:r>
+            <w:r>
+              <w:rPr>
+                <w:noProof/>
+                <w:webHidden/>
+              </w:rPr>
+              <w:instrText xml:space="preserve"> PAGEREF _Toc226018820 \h </w:instrText>
+            </w:r>
+            <w:r>
+              <w:rPr>
+                <w:noProof/>
+                <w:webHidden/>
+              </w:rPr>
+            </w:r>
+            <w:r>
+              <w:rPr>
+                <w:noProof/>
+                <w:webHidden/>
+              </w:rPr>
+              <w:fldChar w:fldCharType="separate"/>
+            </w:r>
+            <w:r>
+              <w:rPr>
+                <w:noProof/>
+                <w:webHidden/>
+              </w:rPr>
+              <w:t>16</w:t>
+            </w:r>
+            <w:r>
+              <w:rPr>
+                <w:noProof/>
+                <w:webHidden/>
+              </w:rPr>
+              <w:fldChar w:fldCharType="end"/>
+            </w:r>
+          </w:hyperlink>
+        </w:p>
+        <w:p>
+          <w:pPr>
+            <w:pStyle w:val="Sumrio2"/>
+            <w:rPr>
+              <w:rFonts w:asciiTheme="minorHAnsi" w:eastAsiaTheme="minorEastAsia" w:hAnsiTheme="minorHAnsi"/>
+              <w:noProof/>
+              <w:sz w:val="22"/>
+              <w:lang w:eastAsia="pt-BR"/>
+            </w:rPr>
+          </w:pPr>
+          <w:hyperlink w:anchor="_Toc226018821" w:history="1">
+            <w:r>
+              <w:rPr>
+                <w:rStyle w:val="Hyperlink"/>
+                <w:noProof/>
+              </w:rPr>
+              <w:t>4.2</w:t>
+            </w:r>
+            <w:r>
+              <w:rPr>
+                <w:rFonts w:asciiTheme="minorHAnsi" w:eastAsiaTheme="minorEastAsia" w:hAnsiTheme="minorHAnsi"/>
+                <w:noProof/>
+                <w:sz w:val="22"/>
+                <w:lang w:eastAsia="pt-BR"/>
+              </w:rPr>
+              <w:tab/>
+            </w:r>
+            <w:r>
+              <w:rPr>
+                <w:rStyle w:val="Hyperlink"/>
+                <w:noProof/>
+              </w:rPr>
+              <w:t>Persona</w:t>
+            </w:r>
+            <w:r>
+              <w:rPr>
+                <w:noProof/>
+                <w:webHidden/>
+              </w:rPr>
+              <w:tab/>
+            </w:r>
+            <w:r>
+              <w:rPr>
+                <w:noProof/>
+                <w:webHidden/>
+              </w:rPr>
+              <w:fldChar w:fldCharType="begin"/>
+            </w:r>
+            <w:r>
+              <w:rPr>
+                <w:noProof/>
+                <w:webHidden/>
+              </w:rPr>
+              <w:instrText xml:space="preserve"> PAGEREF _Toc226018821 \h </w:instrText>
+            </w:r>
+            <w:r>
+              <w:rPr>
+                <w:noProof/>
+                <w:webHidden/>
+              </w:rPr>
+            </w:r>
+            <w:r>
+              <w:rPr>
+                <w:noProof/>
+                <w:webHidden/>
+              </w:rPr>
+              <w:fldChar w:fldCharType="separate"/>
+            </w:r>
+            <w:r>
+              <w:rPr>
+                <w:noProof/>
+                <w:webHidden/>
+              </w:rPr>
+              <w:t>16</w:t>
+            </w:r>
+            <w:r>
+              <w:rPr>
+                <w:noProof/>
+                <w:webHidden/>
+              </w:rPr>
+              <w:fldChar w:fldCharType="end"/>
+            </w:r>
+          </w:hyperlink>
+        </w:p>
+        <w:p>
+          <w:pPr>
+            <w:pStyle w:val="Sumrio1"/>
+            <w:rPr>
+              <w:rFonts w:asciiTheme="minorHAnsi" w:eastAsiaTheme="minorEastAsia" w:hAnsiTheme="minorHAnsi"/>
+              <w:noProof/>
+              <w:sz w:val="22"/>
+              <w:lang w:eastAsia="pt-BR"/>
+            </w:rPr>
+          </w:pPr>
+          <w:hyperlink w:anchor="_Toc226018822" w:history="1">
+            <w:r>
+              <w:rPr>
+                <w:rStyle w:val="Hyperlink"/>
+                <w:noProof/>
+              </w:rPr>
+              <w:t>REFERÊNCIAS</w:t>
+            </w:r>
+            <w:r>
+              <w:rPr>
+                <w:noProof/>
+                <w:webHidden/>
+              </w:rPr>
+              <w:tab/>
+            </w:r>
+            <w:r>
+              <w:rPr>
+                <w:noProof/>
+                <w:webHidden/>
+              </w:rPr>
+              <w:fldChar w:fldCharType="begin"/>
+            </w:r>
+            <w:r>
+              <w:rPr>
+                <w:noProof/>
+                <w:webHidden/>
+              </w:rPr>
+              <w:instrText xml:space="preserve"> PAGEREF _Toc226018822 \h </w:instrText>
+            </w:r>
+            <w:r>
+              <w:rPr>
+                <w:noProof/>
+                <w:webHidden/>
+              </w:rPr>
+            </w:r>
+            <w:r>
+              <w:rPr>
+                <w:noProof/>
+                <w:webHidden/>
+              </w:rPr>
+              <w:fldChar w:fldCharType="separate"/>
+            </w:r>
+            <w:r>
+              <w:rPr>
+                <w:noProof/>
+                <w:webHidden/>
+              </w:rPr>
+              <w:t>17</w:t>
+            </w:r>
+            <w:r>
+              <w:rPr>
+                <w:noProof/>
+                <w:webHidden/>
+              </w:rPr>
+              <w:fldChar w:fldCharType="end"/>
+            </w:r>
+          </w:hyperlink>
+        </w:p>
+        <w:p>
+          <w:pPr>
+            <w:ind w:firstLine="0"/>
+          </w:pPr>
+          <w:r>
+            <w:fldChar w:fldCharType="end"/>
+          </w:r>
+        </w:p>
+      </w:sdtContent>
+    </w:sdt>
     <w:p>
       <w:r>
         <w:br w:type="page"/>
@@ -392,222 +2011,352 @@
       <w:pPr>
         <w:pStyle w:val="Ttulo1"/>
       </w:pPr>
+      <w:bookmarkStart w:id="0" w:name="_Toc226018804"/>
       <w:r>
         <w:lastRenderedPageBreak/>
         <w:t>INTRODUÇÃO</w:t>
       </w:r>
+      <w:bookmarkEnd w:id="0"/>
+    </w:p>
+    <w:p>
+      <w:r>
+        <w:t>Lorem Ipsum has been the industry's standard dummy text ever since the 1500s, when an unknown printer took a galley of type and scrambled it to make a type specimen book. It has survived not only five centuries, but also the leap into electronic typesetting, remaining essentially unchanged. It was popularised in the 1960s with the release of Letraset sheets containing Lorem Ipsum passages, and more recently with desktop publishing software like Aldus PageMaker including versions of Lorem Ipsum.</w:t>
+      </w:r>
+    </w:p>
+    <w:p>
+      <w:pPr>
+        <w:pStyle w:val="Ttulo2"/>
+      </w:pPr>
+      <w:bookmarkStart w:id="1" w:name="_Toc226018805"/>
+      <w:r>
+        <w:t>Problemática</w:t>
+      </w:r>
+      <w:bookmarkEnd w:id="1"/>
+    </w:p>
+    <w:p>
+      <w:r>
+        <w:t>Lorem Ipsum has been the industry's standard dummy text ever since the 1500s, when an unknown printer took a galley of type and scrambled it to make a type specimen book. It has survived not only five centuries, but also the leap into electronic typesetting, remaining essentially unchanged. It was popularised in the 1960s with the release of Letraset sheets containing Lorem Ipsum passages, and more recently with desktop publishing software like Aldus PageMaker including versions of Lorem Ipsum.</w:t>
+      </w:r>
+    </w:p>
+    <w:p>
+      <w:pPr>
+        <w:pStyle w:val="Ttulo2"/>
+      </w:pPr>
+      <w:bookmarkStart w:id="2" w:name="_Toc226018806"/>
+      <w:r>
+        <w:t>Justificativa</w:t>
+      </w:r>
+      <w:bookmarkEnd w:id="2"/>
+    </w:p>
+    <w:p>
+      <w:r>
+        <w:t>Lorem Ipsum has been the industry's standard dummy text ever since the 1500s, when an unknown printer took a galley of type and scrambled it to make a type specimen book. It has survived not only five centuries, but also the leap into electronic typesetting, remaining essentially unchanged. It was popularised in the 1960s with the release of Letraset sheets containing Lorem Ipsum passages, and more recently with desktop publishing software like Aldus PageMaker including versions of Lorem Ipsum.</w:t>
+      </w:r>
+    </w:p>
+    <w:p>
+      <w:pPr>
+        <w:pStyle w:val="Ttulo2"/>
+      </w:pPr>
+      <w:bookmarkStart w:id="3" w:name="_Toc226018807"/>
+      <w:r>
+        <w:t>Objetivos</w:t>
+      </w:r>
+      <w:bookmarkEnd w:id="3"/>
+    </w:p>
+    <w:p>
+      <w:r>
+        <w:t>Lorem Ipsum has been the industry's standard dummy text ever since the 1500s, when an unknown printer took a galley of type and scrambled it to make a type specimen book. It has survived not only five centuries, but also the leap into electronic typesetting, remaining essentially unchanged. It was popularised in the 1960s with the release of Letraset sheets containing Lorem Ipsum passages, and more recently with desktop publishing software like Aldus PageMaker including versions of Lorem Ipsum.</w:t>
+      </w:r>
+    </w:p>
+    <w:p>
+      <w:pPr>
+        <w:pStyle w:val="Ttulo3"/>
+      </w:pPr>
+      <w:bookmarkStart w:id="4" w:name="_Toc226018808"/>
+      <w:r>
+        <w:lastRenderedPageBreak/>
+        <w:t>Objetivo Geral</w:t>
+      </w:r>
+      <w:bookmarkEnd w:id="4"/>
     </w:p>
     <w:p>
       <w:r>
         <w:rPr>
-          <w:rFonts w:ascii="Open Sans" w:hAnsi="Open Sans" w:cs="Open Sans"/>
-          <w:color w:val="000000"/>
-          <w:sz w:val="21"/>
-          <w:szCs w:val="21"/>
           <w:shd w:val="clear" w:color="auto" w:fill="FFFFFF"/>
         </w:rPr>
-        <w:t>Lorem Ipsum has been the industry's standard dummy text ever since the 1500s, when an unknown printer took a galley of type and scrambled it to make a type specimen book</w:t>
+        <w:t>Lorem Ipsum has been the industry's standard dummy text ever since the 1500s, when an unknown printer took a galley of type and scrambled it to make a type specimen book. It has survived not only five centuries, but also the leap into electronic typesetting, remaining essentially unchanged. It was popularised in the 1960s with the release of Letraset sheets containing Lorem Ipsum passages, and more recently with desktop publishing software like Aldus PageMaker including versions of Lorem Ipsum.</w:t>
+      </w:r>
+    </w:p>
+    <w:p>
+      <w:pPr>
+        <w:pStyle w:val="Ttulo3"/>
+      </w:pPr>
+      <w:bookmarkStart w:id="5" w:name="_Toc226018809"/>
+      <w:r>
+        <w:t>Objetivos Específicos</w:t>
+      </w:r>
+      <w:bookmarkEnd w:id="5"/>
+    </w:p>
+    <w:p>
+      <w:r>
+        <w:t>Lorem Ipsum has been the industry's standard dummy text ever since the 1500s, when an unknown printer took a galley of type and scrambled it to make a type specimen book. It has survived not only five centuries, but also the leap into electronic typesetting, remaining essentially unchanged. It was popularised in the 1960s with the release of Letraset sheets containing Lorem Ipsum passages, and more recently with desktop publishing software like Aldus PageMaker including versions of Lorem Ipsum.</w:t>
       </w:r>
     </w:p>
     <w:p>
       <w:pPr>
         <w:pStyle w:val="Ttulo2"/>
       </w:pPr>
-      <w:r>
-        <w:t>Problemática</w:t>
-      </w:r>
+      <w:bookmarkStart w:id="6" w:name="_Toc226018810"/>
+      <w:r>
+        <w:t>Metodologia</w:t>
+      </w:r>
+      <w:bookmarkEnd w:id="6"/>
+    </w:p>
+    <w:p>
+      <w:r>
+        <w:t>Lorem Ipsum has been the industry's standard dummy text ever since the 1500s, when an unknown printer took a galley of type and scrambled it to make a type specimen book. It has survived not only five centuries, but also the leap into electronic typesetting, remaining essentially unchanged. It was popularised in the 1960s with the release of Letraset sheets containing Lorem Ipsum passages, and more recently with desktop publishing software like Aldus PageMaker including versions of Lorem Ipsum.</w:t>
+      </w:r>
+    </w:p>
+    <w:p>
+      <w:pPr>
+        <w:pStyle w:val="Ttulo2"/>
+      </w:pPr>
+      <w:bookmarkStart w:id="7" w:name="_Toc226018811"/>
+      <w:r>
+        <w:t>Resultados Esperados</w:t>
+      </w:r>
+      <w:bookmarkEnd w:id="7"/>
+    </w:p>
+    <w:p>
+      <w:r>
+        <w:t>Lorem Ipsum has been the industry's standard dummy text ever since the 1500s, when an unknown printer took a galley of type and scrambled it to make a type specimen book. It has survived not only five centuries, but also the leap into electronic typesetting, remaining essentially unchanged. It was popularised in the 1960s with the release of Letraset sheets containing Lorem Ipsum passages, and more recently with desktop publishing software like Aldus PageMaker including versions of Lorem Ipsum.</w:t>
+      </w:r>
+    </w:p>
+    <w:p>
+      <w:pPr>
+        <w:pStyle w:val="Ttulo1"/>
+      </w:pPr>
+      <w:bookmarkStart w:id="8" w:name="_Toc226018812"/>
+      <w:r>
+        <w:lastRenderedPageBreak/>
+        <w:t>REFERENCIAL TEÓRICO</w:t>
+      </w:r>
+      <w:bookmarkEnd w:id="8"/>
     </w:p>
     <w:p>
       <w:r>
         <w:rPr>
-          <w:rFonts w:ascii="Open Sans" w:hAnsi="Open Sans" w:cs="Open Sans"/>
-          <w:color w:val="000000"/>
-          <w:sz w:val="21"/>
-          <w:szCs w:val="21"/>
           <w:shd w:val="clear" w:color="auto" w:fill="FFFFFF"/>
         </w:rPr>
-        <w:t>Lorem Ipsum has been the industry's standard dummy text ever since the 1500s, when an unknown printer took a galley of type and scrambled it to make a type specimen book</w:t>
+        <w:t>Lorem Ipsum has been the industry's standard dummy text ever since the 1500s, when an unknown printer took a galley of type and scrambled it to make a type specimen book. It has survived not only five centuries, but also the leap into electronic typesetting, remaining essentially unchanged. It was popularised in the 1960s with the release of Letraset sheets containing Lorem Ipsum passages, and more recently with desktop publishing software like Aldus PageMaker including versions of Lorem Ipsum.</w:t>
       </w:r>
     </w:p>
     <w:p>
       <w:pPr>
         <w:pStyle w:val="Ttulo2"/>
       </w:pPr>
-      <w:r>
-        <w:t>Justificativa</w:t>
-      </w:r>
-    </w:p>
-    <w:p>
-      <w:r>
+      <w:bookmarkStart w:id="9" w:name="_Toc226018813"/>
+      <w:r>
+        <w:t>Teste nível 2</w:t>
+      </w:r>
+      <w:bookmarkEnd w:id="9"/>
+    </w:p>
+    <w:p>
+      <w:r>
+        <w:t>Lorem Ipsum has been the industry's standard dummy text ever since the 1500s, when an unknown printer took a galley of type and scrambled it to make a type specimen book. It has survived not only five centuries, but also the leap into electronic typesetting, remaining essentially unchanged. It was popularised in the 1960s with the release of Letraset sheets containing Lorem Ipsum passages, and more recently with desktop publishing software like Aldus PageMaker including versions of Lorem Ipsum.</w:t>
+      </w:r>
+    </w:p>
+    <w:p>
+      <w:pPr>
+        <w:pStyle w:val="Ttulo3"/>
+      </w:pPr>
+      <w:bookmarkStart w:id="10" w:name="_Toc226018814"/>
+      <w:r>
+        <w:t>Teste nível 3</w:t>
+      </w:r>
+      <w:bookmarkEnd w:id="10"/>
+    </w:p>
+    <w:p>
+      <w:r>
+        <w:t>Lorem Ipsum has been the industry's standard dummy text ever since the 1500s, when an unknown printer took a galley of type and scrambled it to make a type specimen book. It has survived not only five centuries, but also the leap into electronic typesetting, remaining essentially unchanged. It was popularised in the 1960s with the release of Letraset sheets containing Lorem Ipsum passages, and more recently with desktop publishing software like Aldus PageMaker including versions of Lorem Ipsum.</w:t>
+      </w:r>
+    </w:p>
+    <w:p>
+      <w:pPr>
+        <w:pStyle w:val="Ttulo4"/>
+      </w:pPr>
+      <w:bookmarkStart w:id="11" w:name="_Toc226018815"/>
+      <w:r>
+        <w:t>Teste nível 4</w:t>
+      </w:r>
+      <w:bookmarkEnd w:id="11"/>
+    </w:p>
+    <w:p>
+      <w:r>
+        <w:t>Lorem Ipsum has been the industry's standard dummy text ever since the 1500s, when an unknown printer took a galley of type and scrambled it to make a type specimen book. It has survived not only five centuries, but also the leap into electronic typesetting, remaining essentially unchanged. It was popularised in the 1960s with the release of Letraset sheets containing Lorem Ipsum passages, and more recently with desktop publishing software like Aldus PageMaker including versions of Lorem Ipsum.</w:t>
+      </w:r>
+    </w:p>
+    <w:p>
+      <w:pPr>
+        <w:pStyle w:val="Ttulo5"/>
+      </w:pPr>
+      <w:bookmarkStart w:id="12" w:name="_Toc226018816"/>
+      <w:r>
+        <w:lastRenderedPageBreak/>
+        <w:t>Teste nível 5</w:t>
+      </w:r>
+      <w:bookmarkEnd w:id="12"/>
+    </w:p>
+    <w:p>
+      <w:r>
+        <w:t>Lorem Ipsum has been the industry's standard dummy text ever since the 1500s, when an unknown printer took a galley of type and scrambled it to make a type specimen book. It has survived not only five centuries, but also the leap into electronic typesetting, remaining essentially unchanged. It was popularised in the 1960s with the release of Letraset sheets containing Lorem Ipsum passages, and more recently with desktop publishing software like Aldus PageMaker including versions of Lorem Ipsum.</w:t>
+      </w:r>
+    </w:p>
+    <w:p>
+      <w:pPr>
+        <w:spacing w:after="160" w:line="259" w:lineRule="auto"/>
+        <w:ind w:firstLine="0"/>
+        <w:jc w:val="left"/>
+      </w:pPr>
+      <w:r>
+        <w:br w:type="page"/>
+      </w:r>
+    </w:p>
+    <w:p>
+      <w:pPr>
+        <w:pStyle w:val="Ttulo1"/>
+      </w:pPr>
+      <w:bookmarkStart w:id="13" w:name="_Toc226018817"/>
+      <w:r>
+        <w:lastRenderedPageBreak/>
+        <w:t>IMERSÃO</w:t>
+      </w:r>
+      <w:bookmarkEnd w:id="13"/>
+    </w:p>
+    <w:p>
+      <w:r>
+        <w:t>A fase de imersão no Design Thinking, também denominada inspiração, consiste no momento em que a equipe se aproxima profundamente do contexto do problema, considerando tanto a visão da organização quanto a do usuário final. Nesse estágio, são coletados insights a partir da observação e da empatia, ao se colocar no lugar do outro para compreender suas necessidades. Esse movimento favorece a identificação de oportunidades de inovação baseadas em experiências reais. Além disso, possibilita interpretar o negócio sob a perspectiva do consumidor. Dessa forma, a imersão contribui para a construção de propostas de valor mais adequadas (</w:t>
+      </w:r>
+      <w:r>
+        <w:t>M</w:t>
+      </w:r>
+      <w:r>
+        <w:t>artins et al., 2016).</w:t>
+      </w:r>
+    </w:p>
+    <w:p>
+      <w:pPr>
+        <w:pStyle w:val="Ttulo2"/>
+      </w:pPr>
+      <w:bookmarkStart w:id="14" w:name="_Toc226018818"/>
+      <w:r>
+        <w:t>Caderno de Sensibilidade</w:t>
+      </w:r>
+      <w:bookmarkEnd w:id="14"/>
+    </w:p>
+    <w:p>
+      <w:pPr>
+        <w:spacing w:after="160" w:line="259" w:lineRule="auto"/>
+        <w:ind w:firstLine="0"/>
+        <w:jc w:val="left"/>
         <w:rPr>
-          <w:rFonts w:ascii="Open Sans" w:hAnsi="Open Sans" w:cs="Open Sans"/>
-          <w:color w:val="000000"/>
-          <w:sz w:val="21"/>
-          <w:szCs w:val="21"/>
-          <w:shd w:val="clear" w:color="auto" w:fill="FFFFFF"/>
+          <w:rFonts w:eastAsiaTheme="majorEastAsia" w:cstheme="majorBidi"/>
+          <w:b/>
+          <w:szCs w:val="26"/>
         </w:rPr>
-        <w:t>Lorem Ipsum has been the industry's standard dummy text ever since the 1500s, when an unknown printer took a galley of type and scrambled it to make a type specimen book</w:t>
-      </w:r>
+      </w:pPr>
+      <w:r>
+        <w:br w:type="page"/>
+      </w:r>
+    </w:p>
+    <w:p>
+      <w:pPr>
+        <w:pStyle w:val="Ttulo1"/>
+      </w:pPr>
+      <w:bookmarkStart w:id="15" w:name="_Toc226018819"/>
+      <w:r>
+        <w:lastRenderedPageBreak/>
+        <w:t>ANÁLISE E SÍNTESE</w:t>
+      </w:r>
+      <w:bookmarkEnd w:id="15"/>
     </w:p>
     <w:p>
       <w:pPr>
         <w:pStyle w:val="Ttulo2"/>
       </w:pPr>
-      <w:r>
-        <w:t>Objetivos</w:t>
-      </w:r>
-    </w:p>
-    <w:p>
-      <w:r>
+      <w:bookmarkStart w:id="16" w:name="_Toc226018820"/>
+      <w:r>
+        <w:t>Brainstorm</w:t>
+      </w:r>
+      <w:bookmarkEnd w:id="16"/>
+    </w:p>
+    <w:p>
+      <w:pPr>
+        <w:pStyle w:val="Ttulo2"/>
+      </w:pPr>
+      <w:bookmarkStart w:id="17" w:name="_Toc226018821"/>
+      <w:r>
+        <w:t>Persona</w:t>
+      </w:r>
+      <w:bookmarkEnd w:id="17"/>
+    </w:p>
+    <w:p>
+      <w:pPr>
+        <w:spacing w:after="160" w:line="259" w:lineRule="auto"/>
+        <w:ind w:firstLine="0"/>
+        <w:jc w:val="left"/>
         <w:rPr>
-          <w:rFonts w:ascii="Open Sans" w:hAnsi="Open Sans" w:cs="Open Sans"/>
-          <w:color w:val="000000"/>
-          <w:sz w:val="21"/>
-          <w:szCs w:val="21"/>
-          <w:shd w:val="clear" w:color="auto" w:fill="FFFFFF"/>
+          <w:rFonts w:eastAsiaTheme="majorEastAsia" w:cstheme="majorBidi"/>
+          <w:b/>
+          <w:szCs w:val="26"/>
         </w:rPr>
-        <w:t>Lorem Ipsum has been the industry's standard dummy text ever since the 1500s, when an unknown printer took a galley of type and scrambled it to make a type specimen book</w:t>
-      </w:r>
-    </w:p>
-    <w:p>
-      <w:pPr>
-        <w:pStyle w:val="Ttulo3"/>
-      </w:pPr>
-      <w:r>
-        <w:t>Objetivo Geral</w:t>
-      </w:r>
-    </w:p>
-    <w:p>
-      <w:pPr>
-        <w:pStyle w:val="Ttulo4"/>
-      </w:pPr>
-      <w:r>
-        <w:t>Teste nível 4</w:t>
-      </w:r>
-    </w:p>
-    <w:p>
-      <w:pPr>
-        <w:pStyle w:val="Ttulo5"/>
-      </w:pPr>
-      <w:r>
-        <w:t>Teste nível 5</w:t>
-      </w:r>
-    </w:p>
-    <w:p>
-      <w:pPr>
-        <w:pStyle w:val="Ttulo3"/>
-      </w:pPr>
-      <w:r>
-        <w:t>Objetivos Específicos</w:t>
-      </w:r>
-    </w:p>
-    <w:p>
-      <w:pPr>
-        <w:pStyle w:val="Ttulo4"/>
-      </w:pPr>
-      <w:r>
-        <w:t>Teste nível 4</w:t>
-      </w:r>
-    </w:p>
-    <w:p>
-      <w:pPr>
-        <w:pStyle w:val="Ttulo5"/>
-      </w:pPr>
-      <w:r>
-        <w:t>Teste nível 5</w:t>
-      </w:r>
-    </w:p>
-    <w:p>
-      <w:pPr>
-        <w:pStyle w:val="Ttulo2"/>
-      </w:pPr>
-      <w:r>
-        <w:t>Metodologia</w:t>
-      </w:r>
-    </w:p>
-    <w:p>
+      </w:pPr>
+      <w:r>
+        <w:br w:type="page"/>
+      </w:r>
+    </w:p>
+    <w:p>
+      <w:pPr>
+        <w:pStyle w:val="Ttulo1"/>
+        <w:numPr>
+          <w:ilvl w:val="0"/>
+          <w:numId w:val="0"/>
+        </w:numPr>
+      </w:pPr>
+      <w:bookmarkStart w:id="18" w:name="_Toc226018822"/>
+      <w:r>
+        <w:lastRenderedPageBreak/>
+        <w:t>REFERÊNCIAS</w:t>
+      </w:r>
+      <w:bookmarkEnd w:id="18"/>
+    </w:p>
+    <w:p>
+      <w:pPr>
+        <w:ind w:firstLine="0"/>
+      </w:pPr>
+      <w:r>
+        <w:t xml:space="preserve">MARTINS, Amilton Rodrigo de Quadros et al. </w:t>
+      </w:r>
       <w:r>
         <w:rPr>
-          <w:rFonts w:ascii="Open Sans" w:hAnsi="Open Sans" w:cs="Open Sans"/>
-          <w:color w:val="000000"/>
-          <w:sz w:val="21"/>
-          <w:szCs w:val="21"/>
-          <w:shd w:val="clear" w:color="auto" w:fill="FFFFFF"/>
+          <w:b/>
         </w:rPr>
-        <w:t>Lorem Ipsum has been the industry's standard dummy text ever since the 1500s, when an unknown printer took a galley of type and scrambled it to make a type specimen book</w:t>
-      </w:r>
-    </w:p>
-    <w:p>
-      <w:pPr>
-        <w:pStyle w:val="Ttulo2"/>
-      </w:pPr>
-      <w:r>
-        <w:t>Resultados Esperados</w:t>
-      </w:r>
-    </w:p>
-    <w:p>
-      <w:pPr>
-        <w:rPr>
-          <w:rFonts w:ascii="Open Sans" w:hAnsi="Open Sans" w:cs="Open Sans"/>
-          <w:color w:val="000000"/>
-          <w:sz w:val="21"/>
-          <w:szCs w:val="21"/>
-          <w:shd w:val="clear" w:color="auto" w:fill="FFFFFF"/>
-        </w:rPr>
-      </w:pPr>
-      <w:r>
-        <w:rPr>
-          <w:rFonts w:ascii="Open Sans" w:hAnsi="Open Sans" w:cs="Open Sans"/>
-          <w:color w:val="000000"/>
-          <w:sz w:val="21"/>
-          <w:szCs w:val="21"/>
-          <w:shd w:val="clear" w:color="auto" w:fill="FFFFFF"/>
-        </w:rPr>
-        <w:t>Lorem Ipsum has been the industry's standard dummy text ever since the 1500s, when an unknown printer took a galley of type and scrambled it to make a type specimen book</w:t>
-      </w:r>
-    </w:p>
-    <w:p>
-      <w:pPr>
-        <w:pStyle w:val="Ttulo1"/>
-      </w:pPr>
-      <w:r>
-        <w:lastRenderedPageBreak/>
-        <w:t>REFERENCIAL TEÓRICO</w:t>
-      </w:r>
-    </w:p>
-    <w:p>
-      <w:pPr>
-        <w:pStyle w:val="Ttulo2"/>
-      </w:pPr>
-      <w:r>
-        <w:t>Teste nível 2</w:t>
-      </w:r>
-    </w:p>
-    <w:p>
-      <w:pPr>
-        <w:pStyle w:val="Ttulo3"/>
-      </w:pPr>
-      <w:r>
-        <w:t>Teste nível 3</w:t>
-      </w:r>
-    </w:p>
-    <w:p>
-      <w:pPr>
-        <w:pStyle w:val="Ttulo4"/>
-      </w:pPr>
-      <w:r>
-        <w:t>Teste nível 4</w:t>
-      </w:r>
-    </w:p>
-    <w:p>
-      <w:pPr>
-        <w:pStyle w:val="Ttulo5"/>
-      </w:pPr>
-      <w:r>
-        <w:t>Teste nível 5</w:t>
-      </w:r>
-      <w:bookmarkStart w:id="0" w:name="_GoBack"/>
-      <w:bookmarkEnd w:id="0"/>
+        <w:t>Uso de design thinking como experiência de prototipação de ideias no ensino superior</w:t>
+      </w:r>
+      <w:r>
+        <w:t xml:space="preserve">. Future Studies Research Journal: Trends and Strategies, São Paulo, v. 8, n. 2, p. 203-226, 2016. Disponível em: </w:t>
+      </w:r>
+      <w:r>
+        <w:t>https://future.emnuvens.com.br/FSRJ/article/view/227/342</w:t>
+      </w:r>
+      <w:r>
+        <w:t xml:space="preserve">. </w:t>
+      </w:r>
+      <w:r>
+        <w:t>Acesso em: 2 abr. 2026.</w:t>
+      </w:r>
+      <w:bookmarkStart w:id="19" w:name="_GoBack"/>
+      <w:bookmarkEnd w:id="19"/>
     </w:p>
     <w:sectPr>
       <w:pgSz w:w="11906" w:h="16838"/>
@@ -620,7 +2369,7 @@
 </file>
 
 <file path=word/endnotes.xml><?xml version="1.0" encoding="utf-8"?>
-<w:endnotes xmlns:wpc="http://schemas.microsoft.com/office/word/2010/wordprocessingCanvas" xmlns:cx="http://schemas.microsoft.com/office/drawing/2014/chartex" xmlns:cx1="http://schemas.microsoft.com/office/drawing/2015/9/8/chartex" xmlns:mc="http://schemas.openxmlformats.org/markup-compatibility/2006" xmlns:o="urn:schemas-microsoft-com:office:office" xmlns:r="http://schemas.openxmlformats.org/officeDocument/2006/relationships" xmlns:m="http://schemas.openxmlformats.org/officeDocument/2006/math" xmlns:v="urn:schemas-microsoft-com:vml" xmlns:wp14="http://schemas.microsoft.com/office/word/2010/wordprocessingDrawing" xmlns:wp="http://schemas.openxmlformats.org/drawingml/2006/wordprocessingDrawing" xmlns:w10="urn:schemas-microsoft-com:office:word" xmlns:w="http://schemas.openxmlformats.org/wordprocessingml/2006/main" xmlns:w14="http://schemas.microsoft.com/office/word/2010/wordml" xmlns:w15="http://schemas.microsoft.com/office/word/2012/wordml" xmlns:w16se="http://schemas.microsoft.com/office/word/2015/wordml/symex" xmlns:wpg="http://schemas.microsoft.com/office/word/2010/wordprocessingGroup" xmlns:wpi="http://schemas.microsoft.com/office/word/2010/wordprocessingInk" xmlns:wne="http://schemas.microsoft.com/office/word/2006/wordml" xmlns:wps="http://schemas.microsoft.com/office/word/2010/wordprocessingShape" mc:Ignorable="w14 w15 w16se wp14">
+<w:endnotes xmlns:wpc="http://schemas.microsoft.com/office/word/2010/wordprocessingCanvas" xmlns:cx="http://schemas.microsoft.com/office/drawing/2014/chartex" xmlns:mc="http://schemas.openxmlformats.org/markup-compatibility/2006" xmlns:o="urn:schemas-microsoft-com:office:office" xmlns:r="http://schemas.openxmlformats.org/officeDocument/2006/relationships" xmlns:m="http://schemas.openxmlformats.org/officeDocument/2006/math" xmlns:v="urn:schemas-microsoft-com:vml" xmlns:wp14="http://schemas.microsoft.com/office/word/2010/wordprocessingDrawing" xmlns:wp="http://schemas.openxmlformats.org/drawingml/2006/wordprocessingDrawing" xmlns:w10="urn:schemas-microsoft-com:office:word" xmlns:w="http://schemas.openxmlformats.org/wordprocessingml/2006/main" xmlns:w14="http://schemas.microsoft.com/office/word/2010/wordml" xmlns:w15="http://schemas.microsoft.com/office/word/2012/wordml" xmlns:w16se="http://schemas.microsoft.com/office/word/2015/wordml/symex" xmlns:wpg="http://schemas.microsoft.com/office/word/2010/wordprocessingGroup" xmlns:wpi="http://schemas.microsoft.com/office/word/2010/wordprocessingInk" xmlns:wne="http://schemas.microsoft.com/office/word/2006/wordml" xmlns:wps="http://schemas.microsoft.com/office/word/2010/wordprocessingShape" mc:Ignorable="w14 w15 w16se wp14">
   <w:endnote w:type="separator" w:id="-1">
     <w:p>
       <w:pPr>
@@ -645,7 +2394,7 @@
 </file>
 
 <file path=word/footnotes.xml><?xml version="1.0" encoding="utf-8"?>
-<w:footnotes xmlns:wpc="http://schemas.microsoft.com/office/word/2010/wordprocessingCanvas" xmlns:cx="http://schemas.microsoft.com/office/drawing/2014/chartex" xmlns:cx1="http://schemas.microsoft.com/office/drawing/2015/9/8/chartex" xmlns:mc="http://schemas.openxmlformats.org/markup-compatibility/2006" xmlns:o="urn:schemas-microsoft-com:office:office" xmlns:r="http://schemas.openxmlformats.org/officeDocument/2006/relationships" xmlns:m="http://schemas.openxmlformats.org/officeDocument/2006/math" xmlns:v="urn:schemas-microsoft-com:vml" xmlns:wp14="http://schemas.microsoft.com/office/word/2010/wordprocessingDrawing" xmlns:wp="http://schemas.openxmlformats.org/drawingml/2006/wordprocessingDrawing" xmlns:w10="urn:schemas-microsoft-com:office:word" xmlns:w="http://schemas.openxmlformats.org/wordprocessingml/2006/main" xmlns:w14="http://schemas.microsoft.com/office/word/2010/wordml" xmlns:w15="http://schemas.microsoft.com/office/word/2012/wordml" xmlns:w16se="http://schemas.microsoft.com/office/word/2015/wordml/symex" xmlns:wpg="http://schemas.microsoft.com/office/word/2010/wordprocessingGroup" xmlns:wpi="http://schemas.microsoft.com/office/word/2010/wordprocessingInk" xmlns:wne="http://schemas.microsoft.com/office/word/2006/wordml" xmlns:wps="http://schemas.microsoft.com/office/word/2010/wordprocessingShape" mc:Ignorable="w14 w15 w16se wp14">
+<w:footnotes xmlns:wpc="http://schemas.microsoft.com/office/word/2010/wordprocessingCanvas" xmlns:cx="http://schemas.microsoft.com/office/drawing/2014/chartex" xmlns:mc="http://schemas.openxmlformats.org/markup-compatibility/2006" xmlns:o="urn:schemas-microsoft-com:office:office" xmlns:r="http://schemas.openxmlformats.org/officeDocument/2006/relationships" xmlns:m="http://schemas.openxmlformats.org/officeDocument/2006/math" xmlns:v="urn:schemas-microsoft-com:vml" xmlns:wp14="http://schemas.microsoft.com/office/word/2010/wordprocessingDrawing" xmlns:wp="http://schemas.openxmlformats.org/drawingml/2006/wordprocessingDrawing" xmlns:w10="urn:schemas-microsoft-com:office:word" xmlns:w="http://schemas.openxmlformats.org/wordprocessingml/2006/main" xmlns:w14="http://schemas.microsoft.com/office/word/2010/wordml" xmlns:w15="http://schemas.microsoft.com/office/word/2012/wordml" xmlns:w16se="http://schemas.microsoft.com/office/word/2015/wordml/symex" xmlns:wpg="http://schemas.microsoft.com/office/word/2010/wordprocessingGroup" xmlns:wpi="http://schemas.microsoft.com/office/word/2010/wordprocessingInk" xmlns:wne="http://schemas.microsoft.com/office/word/2006/wordml" xmlns:wps="http://schemas.microsoft.com/office/word/2010/wordprocessingShape" mc:Ignorable="w14 w15 w16se wp14">
   <w:footnote w:type="separator" w:id="-1">
     <w:p>
       <w:pPr>
@@ -670,11 +2419,11 @@
 </file>
 
 <file path=word/numbering.xml><?xml version="1.0" encoding="utf-8"?>
-<w:numbering xmlns:wpc="http://schemas.microsoft.com/office/word/2010/wordprocessingCanvas" xmlns:cx="http://schemas.microsoft.com/office/drawing/2014/chartex" xmlns:cx1="http://schemas.microsoft.com/office/drawing/2015/9/8/chartex" xmlns:mc="http://schemas.openxmlformats.org/markup-compatibility/2006" xmlns:o="urn:schemas-microsoft-com:office:office" xmlns:r="http://schemas.openxmlformats.org/officeDocument/2006/relationships" xmlns:m="http://schemas.openxmlformats.org/officeDocument/2006/math" xmlns:v="urn:schemas-microsoft-com:vml" xmlns:wp14="http://schemas.microsoft.com/office/word/2010/wordprocessingDrawing" xmlns:wp="http://schemas.openxmlformats.org/drawingml/2006/wordprocessingDrawing" xmlns:w10="urn:schemas-microsoft-com:office:word" xmlns:w="http://schemas.openxmlformats.org/wordprocessingml/2006/main" xmlns:w14="http://schemas.microsoft.com/office/word/2010/wordml" xmlns:w15="http://schemas.microsoft.com/office/word/2012/wordml" xmlns:w16se="http://schemas.microsoft.com/office/word/2015/wordml/symex" xmlns:wpg="http://schemas.microsoft.com/office/word/2010/wordprocessingGroup" xmlns:wpi="http://schemas.microsoft.com/office/word/2010/wordprocessingInk" xmlns:wne="http://schemas.microsoft.com/office/word/2006/wordml" xmlns:wps="http://schemas.microsoft.com/office/word/2010/wordprocessingShape" mc:Ignorable="w14 w15 w16se wp14">
+<w:numbering xmlns:wpc="http://schemas.microsoft.com/office/word/2010/wordprocessingCanvas" xmlns:cx="http://schemas.microsoft.com/office/drawing/2014/chartex" xmlns:mc="http://schemas.openxmlformats.org/markup-compatibility/2006" xmlns:o="urn:schemas-microsoft-com:office:office" xmlns:r="http://schemas.openxmlformats.org/officeDocument/2006/relationships" xmlns:m="http://schemas.openxmlformats.org/officeDocument/2006/math" xmlns:v="urn:schemas-microsoft-com:vml" xmlns:wp14="http://schemas.microsoft.com/office/word/2010/wordprocessingDrawing" xmlns:wp="http://schemas.openxmlformats.org/drawingml/2006/wordprocessingDrawing" xmlns:w10="urn:schemas-microsoft-com:office:word" xmlns:w="http://schemas.openxmlformats.org/wordprocessingml/2006/main" xmlns:w14="http://schemas.microsoft.com/office/word/2010/wordml" xmlns:w15="http://schemas.microsoft.com/office/word/2012/wordml" xmlns:w16se="http://schemas.microsoft.com/office/word/2015/wordml/symex" xmlns:wpg="http://schemas.microsoft.com/office/word/2010/wordprocessingGroup" xmlns:wpi="http://schemas.microsoft.com/office/word/2010/wordprocessingInk" xmlns:wne="http://schemas.microsoft.com/office/word/2006/wordml" xmlns:wps="http://schemas.microsoft.com/office/word/2010/wordprocessingShape" mc:Ignorable="w14 w15 w16se wp14">
   <w:abstractNum w:abstractNumId="0" w15:restartNumberingAfterBreak="0">
     <w:nsid w:val="7B7E5634"/>
     <w:multiLevelType w:val="multilevel"/>
-    <w:tmpl w:val="F9DAEBB2"/>
+    <w:tmpl w:val="2C7C1702"/>
     <w:lvl w:ilvl="0">
       <w:start w:val="1"/>
       <w:numFmt w:val="decimal"/>
@@ -1214,7 +2963,7 @@
     <w:link w:val="Ttulo1Char"/>
     <w:uiPriority w:val="9"/>
     <w:qFormat/>
-    <w:rsid w:val="00AF3DFB"/>
+    <w:rsid w:val="000D6B4F"/>
     <w:pPr>
       <w:keepNext/>
       <w:keepLines/>
@@ -1222,6 +2971,7 @@
         <w:numId w:val="1"/>
       </w:numPr>
       <w:spacing w:after="300" w:line="240" w:lineRule="auto"/>
+      <w:ind w:left="360"/>
       <w:jc w:val="left"/>
       <w:outlineLvl w:val="0"/>
     </w:pPr>
@@ -1239,7 +2989,7 @@
     <w:uiPriority w:val="9"/>
     <w:unhideWhenUsed/>
     <w:qFormat/>
-    <w:rsid w:val="00AF3DFB"/>
+    <w:rsid w:val="000D6B4F"/>
     <w:pPr>
       <w:keepNext/>
       <w:keepLines/>
@@ -1248,6 +2998,7 @@
         <w:numId w:val="1"/>
       </w:numPr>
       <w:spacing w:before="300" w:after="300" w:line="240" w:lineRule="auto"/>
+      <w:ind w:left="390"/>
       <w:jc w:val="left"/>
       <w:outlineLvl w:val="1"/>
     </w:pPr>
@@ -1265,7 +3016,7 @@
     <w:uiPriority w:val="9"/>
     <w:unhideWhenUsed/>
     <w:qFormat/>
-    <w:rsid w:val="00BB7344"/>
+    <w:rsid w:val="000D6B4F"/>
     <w:pPr>
       <w:keepNext/>
       <w:keepLines/>
@@ -1274,6 +3025,7 @@
         <w:numId w:val="1"/>
       </w:numPr>
       <w:spacing w:before="300" w:after="300" w:line="240" w:lineRule="auto"/>
+      <w:ind w:left="720"/>
       <w:jc w:val="left"/>
       <w:outlineLvl w:val="2"/>
     </w:pPr>
@@ -1291,7 +3043,7 @@
     <w:uiPriority w:val="9"/>
     <w:unhideWhenUsed/>
     <w:qFormat/>
-    <w:rsid w:val="00BB7344"/>
+    <w:rsid w:val="000D6B4F"/>
     <w:pPr>
       <w:keepNext/>
       <w:keepLines/>
@@ -1300,6 +3052,7 @@
         <w:numId w:val="1"/>
       </w:numPr>
       <w:spacing w:before="300" w:after="300" w:line="240" w:lineRule="auto"/>
+      <w:ind w:left="720"/>
       <w:jc w:val="left"/>
       <w:outlineLvl w:val="3"/>
     </w:pPr>
@@ -1427,7 +3180,7 @@
     <w:basedOn w:val="Fontepargpadro"/>
     <w:link w:val="Ttulo1"/>
     <w:uiPriority w:val="9"/>
-    <w:rsid w:val="00AF3DFB"/>
+    <w:rsid w:val="000D6B4F"/>
     <w:rPr>
       <w:rFonts w:ascii="Arial" w:eastAsiaTheme="majorEastAsia" w:hAnsi="Arial" w:cstheme="majorBidi"/>
       <w:b/>
@@ -1440,7 +3193,7 @@
     <w:basedOn w:val="Fontepargpadro"/>
     <w:link w:val="Ttulo2"/>
     <w:uiPriority w:val="9"/>
-    <w:rsid w:val="00AF3DFB"/>
+    <w:rsid w:val="000D6B4F"/>
     <w:rPr>
       <w:rFonts w:ascii="Arial" w:eastAsiaTheme="majorEastAsia" w:hAnsi="Arial" w:cstheme="majorBidi"/>
       <w:b/>
@@ -1453,7 +3206,7 @@
     <w:basedOn w:val="Fontepargpadro"/>
     <w:link w:val="Ttulo3"/>
     <w:uiPriority w:val="9"/>
-    <w:rsid w:val="00BB7344"/>
+    <w:rsid w:val="000D6B4F"/>
     <w:rPr>
       <w:rFonts w:ascii="Arial" w:eastAsiaTheme="majorEastAsia" w:hAnsi="Arial" w:cstheme="majorBidi"/>
       <w:b/>
@@ -1466,7 +3219,7 @@
     <w:basedOn w:val="Fontepargpadro"/>
     <w:link w:val="Ttulo4"/>
     <w:uiPriority w:val="9"/>
-    <w:rsid w:val="00BB7344"/>
+    <w:rsid w:val="000D6B4F"/>
     <w:rPr>
       <w:rFonts w:ascii="Arial" w:eastAsiaTheme="majorEastAsia" w:hAnsi="Arial" w:cstheme="majorBidi"/>
       <w:b/>
@@ -1485,6 +3238,125 @@
       <w:b/>
       <w:sz w:val="24"/>
     </w:rPr>
+  </w:style>
+  <w:style w:type="paragraph" w:styleId="CabealhodoSumrio">
+    <w:name w:val="TOC Heading"/>
+    <w:basedOn w:val="Ttulo1"/>
+    <w:next w:val="Normal"/>
+    <w:uiPriority w:val="39"/>
+    <w:unhideWhenUsed/>
+    <w:qFormat/>
+    <w:rsid w:val="007459DD"/>
+    <w:pPr>
+      <w:numPr>
+        <w:numId w:val="0"/>
+      </w:numPr>
+      <w:spacing w:before="240" w:after="0" w:line="259" w:lineRule="auto"/>
+      <w:outlineLvl w:val="9"/>
+    </w:pPr>
+    <w:rPr>
+      <w:rFonts w:asciiTheme="majorHAnsi" w:hAnsiTheme="majorHAnsi"/>
+      <w:b w:val="0"/>
+      <w:color w:val="2E74B5" w:themeColor="accent1" w:themeShade="BF"/>
+      <w:sz w:val="32"/>
+      <w:lang w:eastAsia="pt-BR"/>
+    </w:rPr>
+  </w:style>
+  <w:style w:type="paragraph" w:styleId="Sumrio1">
+    <w:name w:val="toc 1"/>
+    <w:basedOn w:val="Normal"/>
+    <w:next w:val="Normal"/>
+    <w:autoRedefine/>
+    <w:uiPriority w:val="39"/>
+    <w:unhideWhenUsed/>
+    <w:rsid w:val="007459DD"/>
+    <w:pPr>
+      <w:tabs>
+        <w:tab w:val="left" w:pos="1418"/>
+        <w:tab w:val="right" w:leader="dot" w:pos="9061"/>
+      </w:tabs>
+      <w:spacing w:after="100"/>
+      <w:ind w:firstLine="0"/>
+    </w:pPr>
+  </w:style>
+  <w:style w:type="paragraph" w:styleId="Sumrio2">
+    <w:name w:val="toc 2"/>
+    <w:basedOn w:val="Normal"/>
+    <w:next w:val="Normal"/>
+    <w:autoRedefine/>
+    <w:uiPriority w:val="39"/>
+    <w:unhideWhenUsed/>
+    <w:rsid w:val="007459DD"/>
+    <w:pPr>
+      <w:tabs>
+        <w:tab w:val="left" w:pos="1418"/>
+        <w:tab w:val="right" w:leader="dot" w:pos="9061"/>
+      </w:tabs>
+      <w:spacing w:after="100"/>
+      <w:ind w:left="240" w:hanging="240"/>
+    </w:pPr>
+  </w:style>
+  <w:style w:type="paragraph" w:styleId="Sumrio3">
+    <w:name w:val="toc 3"/>
+    <w:basedOn w:val="Normal"/>
+    <w:next w:val="Normal"/>
+    <w:autoRedefine/>
+    <w:uiPriority w:val="39"/>
+    <w:unhideWhenUsed/>
+    <w:rsid w:val="007459DD"/>
+    <w:pPr>
+      <w:tabs>
+        <w:tab w:val="left" w:pos="1418"/>
+        <w:tab w:val="right" w:leader="dot" w:pos="9061"/>
+      </w:tabs>
+      <w:spacing w:after="100"/>
+      <w:ind w:left="480" w:hanging="480"/>
+    </w:pPr>
+  </w:style>
+  <w:style w:type="character" w:styleId="Hyperlink">
+    <w:name w:val="Hyperlink"/>
+    <w:basedOn w:val="Fontepargpadro"/>
+    <w:uiPriority w:val="99"/>
+    <w:unhideWhenUsed/>
+    <w:rsid w:val="007459DD"/>
+    <w:rPr>
+      <w:color w:val="0563C1" w:themeColor="hyperlink"/>
+      <w:u w:val="single"/>
+    </w:rPr>
+  </w:style>
+  <w:style w:type="paragraph" w:styleId="Sumrio4">
+    <w:name w:val="toc 4"/>
+    <w:basedOn w:val="Normal"/>
+    <w:next w:val="Normal"/>
+    <w:autoRedefine/>
+    <w:uiPriority w:val="39"/>
+    <w:unhideWhenUsed/>
+    <w:rsid w:val="007459DD"/>
+    <w:pPr>
+      <w:tabs>
+        <w:tab w:val="left" w:pos="1418"/>
+        <w:tab w:val="right" w:leader="dot" w:pos="9061"/>
+      </w:tabs>
+      <w:spacing w:after="100"/>
+      <w:ind w:left="720" w:hanging="720"/>
+    </w:pPr>
+  </w:style>
+  <w:style w:type="paragraph" w:styleId="Sumrio5">
+    <w:name w:val="toc 5"/>
+    <w:basedOn w:val="Normal"/>
+    <w:next w:val="Normal"/>
+    <w:autoRedefine/>
+    <w:uiPriority w:val="39"/>
+    <w:unhideWhenUsed/>
+    <w:rsid w:val="001F1DC6"/>
+    <w:pPr>
+      <w:tabs>
+        <w:tab w:val="left" w:pos="1418"/>
+        <w:tab w:val="right" w:leader="dot" w:pos="9061"/>
+      </w:tabs>
+      <w:spacing w:after="100"/>
+      <w:ind w:firstLine="0"/>
+    </w:pPr>
   </w:style>
 </w:styles>
 </file>
@@ -1755,7 +3627,7 @@
 </file>
 
 <file path=customXml/itemProps1.xml><?xml version="1.0" encoding="utf-8"?>
-<ds:datastoreItem xmlns:ds="http://schemas.openxmlformats.org/officeDocument/2006/customXml" ds:itemID="{EDFA313E-B00F-49BC-A9C3-B31109712908}">
+<ds:datastoreItem xmlns:ds="http://schemas.openxmlformats.org/officeDocument/2006/customXml" ds:itemID="{BA7F49D9-4583-4EC4-BB11-3F6146BC342E}">
   <ds:schemaRefs>
     <ds:schemaRef ds:uri="http://schemas.openxmlformats.org/officeDocument/2006/bibliography"/>
   </ds:schemaRefs>

--- a/NORMAS ABNT TCC JOÃO VINÍCIUS.docx
+++ b/NORMAS ABNT TCC JOÃO VINÍCIUS.docx
@@ -1,6 +1,6 @@
 
 <file path=word/document.xml><?xml version="1.0" encoding="utf-8"?>
-<w:document xmlns:wpc="http://schemas.microsoft.com/office/word/2010/wordprocessingCanvas" xmlns:cx="http://schemas.microsoft.com/office/drawing/2014/chartex" xmlns:mc="http://schemas.openxmlformats.org/markup-compatibility/2006" xmlns:o="urn:schemas-microsoft-com:office:office" xmlns:r="http://schemas.openxmlformats.org/officeDocument/2006/relationships" xmlns:m="http://schemas.openxmlformats.org/officeDocument/2006/math" xmlns:v="urn:schemas-microsoft-com:vml" xmlns:wp14="http://schemas.microsoft.com/office/word/2010/wordprocessingDrawing" xmlns:wp="http://schemas.openxmlformats.org/drawingml/2006/wordprocessingDrawing" xmlns:w10="urn:schemas-microsoft-com:office:word" xmlns:w="http://schemas.openxmlformats.org/wordprocessingml/2006/main" xmlns:w14="http://schemas.microsoft.com/office/word/2010/wordml" xmlns:w15="http://schemas.microsoft.com/office/word/2012/wordml" xmlns:w16se="http://schemas.microsoft.com/office/word/2015/wordml/symex" xmlns:wpg="http://schemas.microsoft.com/office/word/2010/wordprocessingGroup" xmlns:wpi="http://schemas.microsoft.com/office/word/2010/wordprocessingInk" xmlns:wne="http://schemas.microsoft.com/office/word/2006/wordml" xmlns:wps="http://schemas.microsoft.com/office/word/2010/wordprocessingShape" mc:Ignorable="w14 w15 w16se wp14">
+<w:document xmlns:wpc="http://schemas.microsoft.com/office/word/2010/wordprocessingCanvas" xmlns:cx="http://schemas.microsoft.com/office/drawing/2014/chartex" xmlns:cx1="http://schemas.microsoft.com/office/drawing/2015/9/8/chartex" xmlns:mc="http://schemas.openxmlformats.org/markup-compatibility/2006" xmlns:o="urn:schemas-microsoft-com:office:office" xmlns:r="http://schemas.openxmlformats.org/officeDocument/2006/relationships" xmlns:m="http://schemas.openxmlformats.org/officeDocument/2006/math" xmlns:v="urn:schemas-microsoft-com:vml" xmlns:wp14="http://schemas.microsoft.com/office/word/2010/wordprocessingDrawing" xmlns:wp="http://schemas.openxmlformats.org/drawingml/2006/wordprocessingDrawing" xmlns:w10="urn:schemas-microsoft-com:office:word" xmlns:w="http://schemas.openxmlformats.org/wordprocessingml/2006/main" xmlns:w14="http://schemas.microsoft.com/office/word/2010/wordml" xmlns:w15="http://schemas.microsoft.com/office/word/2012/wordml" xmlns:w16se="http://schemas.microsoft.com/office/word/2015/wordml/symex" xmlns:wpg="http://schemas.microsoft.com/office/word/2010/wordprocessingGroup" xmlns:wpi="http://schemas.microsoft.com/office/word/2010/wordprocessingInk" xmlns:wne="http://schemas.microsoft.com/office/word/2006/wordml" xmlns:wps="http://schemas.microsoft.com/office/word/2010/wordprocessingShape" mc:Ignorable="w14 w15 w16se wp14">
   <w:body>
     <w:p>
       <w:pPr>
@@ -355,12 +355,472 @@
       </w:pPr>
     </w:p>
     <w:p>
-      <w:r>
-        <w:t>Aqui</w:t>
-      </w:r>
-    </w:p>
-    <w:p>
-      <w:r>
+      <w:pPr>
+        <w:pStyle w:val="SemEspaamento"/>
+      </w:pPr>
+      <w:r>
+        <w:t>FIGURAS</w:t>
+      </w:r>
+    </w:p>
+    <w:p>
+      <w:pPr>
+        <w:pStyle w:val="SemEspaamento"/>
+      </w:pPr>
+    </w:p>
+    <w:p>
+      <w:pPr>
+        <w:pStyle w:val="ndicedeilustraes"/>
+        <w:tabs>
+          <w:tab w:val="right" w:leader="dot" w:pos="9061"/>
+        </w:tabs>
+        <w:rPr>
+          <w:noProof/>
+        </w:rPr>
+      </w:pPr>
+      <w:r>
+        <w:fldChar w:fldCharType="begin"/>
+      </w:r>
+      <w:r>
+        <w:instrText xml:space="preserve"> TOC \h \z \c "Figura" </w:instrText>
+      </w:r>
+      <w:r>
+        <w:fldChar w:fldCharType="separate"/>
+      </w:r>
+      <w:hyperlink w:anchor="_Toc226624104" w:history="1">
+        <w:r>
+          <w:rPr>
+            <w:rStyle w:val="Hyperlink"/>
+            <w:noProof/>
+          </w:rPr>
+          <w:t>Figura 1: Voluntariado no Brasil</w:t>
+        </w:r>
+        <w:r>
+          <w:rPr>
+            <w:noProof/>
+            <w:webHidden/>
+          </w:rPr>
+          <w:tab/>
+        </w:r>
+        <w:r>
+          <w:rPr>
+            <w:noProof/>
+            <w:webHidden/>
+          </w:rPr>
+          <w:fldChar w:fldCharType="begin"/>
+        </w:r>
+        <w:r>
+          <w:rPr>
+            <w:noProof/>
+            <w:webHidden/>
+          </w:rPr>
+          <w:instrText xml:space="preserve"> PAGEREF _Toc226624104 \h </w:instrText>
+        </w:r>
+        <w:r>
+          <w:rPr>
+            <w:noProof/>
+            <w:webHidden/>
+          </w:rPr>
+        </w:r>
+        <w:r>
+          <w:rPr>
+            <w:noProof/>
+            <w:webHidden/>
+          </w:rPr>
+          <w:fldChar w:fldCharType="separate"/>
+        </w:r>
+        <w:r>
+          <w:rPr>
+            <w:noProof/>
+            <w:webHidden/>
+          </w:rPr>
+          <w:t>13</w:t>
+        </w:r>
+        <w:r>
+          <w:rPr>
+            <w:noProof/>
+            <w:webHidden/>
+          </w:rPr>
+          <w:fldChar w:fldCharType="end"/>
+        </w:r>
+      </w:hyperlink>
+    </w:p>
+    <w:p>
+      <w:pPr>
+        <w:pStyle w:val="ndicedeilustraes"/>
+        <w:tabs>
+          <w:tab w:val="right" w:leader="dot" w:pos="9061"/>
+        </w:tabs>
+        <w:rPr>
+          <w:noProof/>
+        </w:rPr>
+      </w:pPr>
+      <w:hyperlink w:anchor="_Toc226624105" w:history="1">
+        <w:r>
+          <w:rPr>
+            <w:rStyle w:val="Hyperlink"/>
+            <w:noProof/>
+          </w:rPr>
+          <w:t>Figura 2: Título</w:t>
+        </w:r>
+        <w:r>
+          <w:rPr>
+            <w:noProof/>
+            <w:webHidden/>
+          </w:rPr>
+          <w:tab/>
+        </w:r>
+        <w:r>
+          <w:rPr>
+            <w:noProof/>
+            <w:webHidden/>
+          </w:rPr>
+          <w:fldChar w:fldCharType="begin"/>
+        </w:r>
+        <w:r>
+          <w:rPr>
+            <w:noProof/>
+            <w:webHidden/>
+          </w:rPr>
+          <w:instrText xml:space="preserve"> PAGEREF _Toc226624105 \h </w:instrText>
+        </w:r>
+        <w:r>
+          <w:rPr>
+            <w:noProof/>
+            <w:webHidden/>
+          </w:rPr>
+        </w:r>
+        <w:r>
+          <w:rPr>
+            <w:noProof/>
+            <w:webHidden/>
+          </w:rPr>
+          <w:fldChar w:fldCharType="separate"/>
+        </w:r>
+        <w:r>
+          <w:rPr>
+            <w:noProof/>
+            <w:webHidden/>
+          </w:rPr>
+          <w:t>14</w:t>
+        </w:r>
+        <w:r>
+          <w:rPr>
+            <w:noProof/>
+            <w:webHidden/>
+          </w:rPr>
+          <w:fldChar w:fldCharType="end"/>
+        </w:r>
+      </w:hyperlink>
+    </w:p>
+    <w:p>
+      <w:r>
+        <w:fldChar w:fldCharType="end"/>
+      </w:r>
+    </w:p>
+    <w:p>
+      <w:pPr>
+        <w:pStyle w:val="SemEspaamento"/>
+      </w:pPr>
+      <w:r>
+        <w:t>GRÁFICOS</w:t>
+      </w:r>
+    </w:p>
+    <w:p>
+      <w:pPr>
+        <w:pStyle w:val="SemEspaamento"/>
+      </w:pPr>
+    </w:p>
+    <w:p>
+      <w:pPr>
+        <w:pStyle w:val="ndicedeilustraes"/>
+        <w:tabs>
+          <w:tab w:val="right" w:leader="dot" w:pos="9061"/>
+        </w:tabs>
+        <w:rPr>
+          <w:rFonts w:asciiTheme="minorHAnsi" w:eastAsiaTheme="minorEastAsia" w:hAnsiTheme="minorHAnsi"/>
+          <w:noProof/>
+          <w:sz w:val="22"/>
+          <w:lang w:eastAsia="pt-BR"/>
+        </w:rPr>
+      </w:pPr>
+      <w:r>
+        <w:fldChar w:fldCharType="begin"/>
+      </w:r>
+      <w:r>
+        <w:instrText xml:space="preserve"> TOC \h \z \c "Gráfico" </w:instrText>
+      </w:r>
+      <w:r>
+        <w:fldChar w:fldCharType="separate"/>
+      </w:r>
+      <w:hyperlink w:anchor="_Toc226624135" w:history="1">
+        <w:r>
+          <w:rPr>
+            <w:rStyle w:val="Hyperlink"/>
+            <w:noProof/>
+          </w:rPr>
+          <w:t>Gráfico 1: Idade do Público Alvo</w:t>
+        </w:r>
+        <w:r>
+          <w:rPr>
+            <w:noProof/>
+            <w:webHidden/>
+          </w:rPr>
+          <w:tab/>
+        </w:r>
+        <w:r>
+          <w:rPr>
+            <w:noProof/>
+            <w:webHidden/>
+          </w:rPr>
+          <w:fldChar w:fldCharType="begin"/>
+        </w:r>
+        <w:r>
+          <w:rPr>
+            <w:noProof/>
+            <w:webHidden/>
+          </w:rPr>
+          <w:instrText xml:space="preserve"> PAGEREF _Toc226624135 \h </w:instrText>
+        </w:r>
+        <w:r>
+          <w:rPr>
+            <w:noProof/>
+            <w:webHidden/>
+          </w:rPr>
+        </w:r>
+        <w:r>
+          <w:rPr>
+            <w:noProof/>
+            <w:webHidden/>
+          </w:rPr>
+          <w:fldChar w:fldCharType="separate"/>
+        </w:r>
+        <w:r>
+          <w:rPr>
+            <w:noProof/>
+            <w:webHidden/>
+          </w:rPr>
+          <w:t>16</w:t>
+        </w:r>
+        <w:r>
+          <w:rPr>
+            <w:noProof/>
+            <w:webHidden/>
+          </w:rPr>
+          <w:fldChar w:fldCharType="end"/>
+        </w:r>
+      </w:hyperlink>
+    </w:p>
+    <w:p>
+      <w:r>
+        <w:fldChar w:fldCharType="end"/>
+      </w:r>
+    </w:p>
+    <w:p>
+      <w:pPr>
+        <w:pStyle w:val="SemEspaamento"/>
+      </w:pPr>
+      <w:r>
+        <w:t>QUADROS</w:t>
+      </w:r>
+    </w:p>
+    <w:p>
+      <w:pPr>
+        <w:pStyle w:val="SemEspaamento"/>
+      </w:pPr>
+    </w:p>
+    <w:p>
+      <w:pPr>
+        <w:pStyle w:val="ndicedeilustraes"/>
+        <w:tabs>
+          <w:tab w:val="right" w:leader="dot" w:pos="9061"/>
+        </w:tabs>
+        <w:rPr>
+          <w:rFonts w:asciiTheme="minorHAnsi" w:eastAsiaTheme="minorEastAsia" w:hAnsiTheme="minorHAnsi"/>
+          <w:noProof/>
+          <w:sz w:val="22"/>
+          <w:lang w:eastAsia="pt-BR"/>
+        </w:rPr>
+      </w:pPr>
+      <w:r>
+        <w:fldChar w:fldCharType="begin"/>
+      </w:r>
+      <w:r>
+        <w:instrText xml:space="preserve"> TOC \h \z \c "Quadro" </w:instrText>
+      </w:r>
+      <w:r>
+        <w:fldChar w:fldCharType="separate"/>
+      </w:r>
+      <w:hyperlink w:anchor="_Toc226624158" w:history="1">
+        <w:r>
+          <w:rPr>
+            <w:rStyle w:val="Hyperlink"/>
+            <w:noProof/>
+          </w:rPr>
+          <w:t>Quadro 1: Caderno de Sensibilidade</w:t>
+        </w:r>
+        <w:r>
+          <w:rPr>
+            <w:noProof/>
+            <w:webHidden/>
+          </w:rPr>
+          <w:tab/>
+        </w:r>
+        <w:r>
+          <w:rPr>
+            <w:noProof/>
+            <w:webHidden/>
+          </w:rPr>
+          <w:fldChar w:fldCharType="begin"/>
+        </w:r>
+        <w:r>
+          <w:rPr>
+            <w:noProof/>
+            <w:webHidden/>
+          </w:rPr>
+          <w:instrText xml:space="preserve"> PAGEREF _Toc226624158 \h </w:instrText>
+        </w:r>
+        <w:r>
+          <w:rPr>
+            <w:noProof/>
+            <w:webHidden/>
+          </w:rPr>
+        </w:r>
+        <w:r>
+          <w:rPr>
+            <w:noProof/>
+            <w:webHidden/>
+          </w:rPr>
+          <w:fldChar w:fldCharType="separate"/>
+        </w:r>
+        <w:r>
+          <w:rPr>
+            <w:noProof/>
+            <w:webHidden/>
+          </w:rPr>
+          <w:t>15</w:t>
+        </w:r>
+        <w:r>
+          <w:rPr>
+            <w:noProof/>
+            <w:webHidden/>
+          </w:rPr>
+          <w:fldChar w:fldCharType="end"/>
+        </w:r>
+      </w:hyperlink>
+    </w:p>
+    <w:p>
+      <w:r>
+        <w:fldChar w:fldCharType="end"/>
+      </w:r>
+    </w:p>
+    <w:p>
+      <w:pPr>
+        <w:pStyle w:val="SemEspaamento"/>
+      </w:pPr>
+      <w:r>
+        <w:t>TABELAS</w:t>
+      </w:r>
+    </w:p>
+    <w:p>
+      <w:pPr>
+        <w:ind w:firstLine="0"/>
+        <w:rPr>
+          <w:noProof/>
+        </w:rPr>
+      </w:pPr>
+      <w:r>
+        <w:fldChar w:fldCharType="begin"/>
+      </w:r>
+      <w:r>
+        <w:instrText xml:space="preserve"> TOC \h \z \c "Tabela" </w:instrText>
+      </w:r>
+      <w:r>
+        <w:fldChar w:fldCharType="separate"/>
+      </w:r>
+    </w:p>
+    <w:p>
+      <w:pPr>
+        <w:pStyle w:val="ndicedeilustraes"/>
+        <w:tabs>
+          <w:tab w:val="right" w:leader="dot" w:pos="9061"/>
+        </w:tabs>
+        <w:rPr>
+          <w:rFonts w:asciiTheme="minorHAnsi" w:eastAsiaTheme="minorEastAsia" w:hAnsiTheme="minorHAnsi"/>
+          <w:noProof/>
+          <w:sz w:val="22"/>
+          <w:lang w:eastAsia="pt-BR"/>
+        </w:rPr>
+      </w:pPr>
+      <w:hyperlink w:anchor="_Toc226624213" w:history="1">
+        <w:r>
+          <w:rPr>
+            <w:rStyle w:val="Hyperlink"/>
+            <w:noProof/>
+          </w:rPr>
+          <w:t>Tabela 1: Preços do Serviço</w:t>
+        </w:r>
+        <w:r>
+          <w:rPr>
+            <w:noProof/>
+            <w:webHidden/>
+          </w:rPr>
+          <w:tab/>
+        </w:r>
+        <w:r>
+          <w:rPr>
+            <w:noProof/>
+            <w:webHidden/>
+          </w:rPr>
+          <w:fldChar w:fldCharType="begin"/>
+        </w:r>
+        <w:r>
+          <w:rPr>
+            <w:noProof/>
+            <w:webHidden/>
+          </w:rPr>
+          <w:instrText xml:space="preserve"> PAGEREF _Toc226624213 \h </w:instrText>
+        </w:r>
+        <w:r>
+          <w:rPr>
+            <w:noProof/>
+            <w:webHidden/>
+          </w:rPr>
+        </w:r>
+        <w:r>
+          <w:rPr>
+            <w:noProof/>
+            <w:webHidden/>
+          </w:rPr>
+          <w:fldChar w:fldCharType="separate"/>
+        </w:r>
+        <w:r>
+          <w:rPr>
+            <w:noProof/>
+            <w:webHidden/>
+          </w:rPr>
+          <w:t>19</w:t>
+        </w:r>
+        <w:r>
+          <w:rPr>
+            <w:noProof/>
+            <w:webHidden/>
+          </w:rPr>
+          <w:fldChar w:fldCharType="end"/>
+        </w:r>
+      </w:hyperlink>
+    </w:p>
+    <w:p>
+      <w:pPr>
+        <w:rPr>
+          <w:noProof/>
+          <w:lang w:eastAsia="pt-BR"/>
+        </w:rPr>
+      </w:pPr>
+      <w:r>
+        <w:rPr>
+          <w:noProof/>
+          <w:lang w:eastAsia="pt-BR"/>
+        </w:rPr>
         <w:br w:type="page"/>
       </w:r>
     </w:p>
@@ -370,8 +830,13 @@
       </w:pPr>
       <w:r>
         <w:lastRenderedPageBreak/>
+        <w:fldChar w:fldCharType="end"/>
+      </w:r>
+      <w:r>
         <w:t>SUMÁRIO</w:t>
       </w:r>
+      <w:bookmarkStart w:id="0" w:name="_GoBack"/>
+      <w:bookmarkEnd w:id="0"/>
     </w:p>
     <w:p>
       <w:pPr>
@@ -380,6 +845,13 @@
     </w:p>
     <w:sdt>
       <w:sdtPr>
+        <w:rPr>
+          <w:rFonts w:ascii="Arial" w:eastAsiaTheme="minorHAnsi" w:hAnsi="Arial" w:cstheme="minorBidi"/>
+          <w:color w:val="auto"/>
+          <w:sz w:val="24"/>
+          <w:szCs w:val="22"/>
+          <w:lang w:eastAsia="en-US"/>
+        </w:rPr>
         <w:id w:val="-825206180"/>
         <w:docPartObj>
           <w:docPartGallery w:val="Table of Contents"/>
@@ -388,13 +860,8 @@
       </w:sdtPr>
       <w:sdtEndPr>
         <w:rPr>
-          <w:rFonts w:ascii="Arial" w:eastAsiaTheme="minorHAnsi" w:hAnsi="Arial" w:cstheme="minorBidi"/>
           <w:b/>
           <w:bCs/>
-          <w:color w:val="auto"/>
-          <w:sz w:val="24"/>
-          <w:szCs w:val="22"/>
-          <w:lang w:eastAsia="en-US"/>
         </w:rPr>
       </w:sdtEndPr>
       <w:sdtContent>
@@ -422,7 +889,7 @@
           <w:r>
             <w:fldChar w:fldCharType="separate"/>
           </w:r>
-          <w:hyperlink w:anchor="_Toc226018804" w:history="1">
+          <w:hyperlink w:anchor="_Toc226623884" w:history="1">
             <w:r>
               <w:rPr>
                 <w:rStyle w:val="Hyperlink"/>
@@ -465,7 +932,7 @@
                 <w:noProof/>
                 <w:webHidden/>
               </w:rPr>
-              <w:instrText xml:space="preserve"> PAGEREF _Toc226018804 \h </w:instrText>
+              <w:instrText xml:space="preserve"> PAGEREF _Toc226623884 \h </w:instrText>
             </w:r>
             <w:r>
               <w:rPr>
@@ -506,7 +973,7 @@
               <w:lang w:eastAsia="pt-BR"/>
             </w:rPr>
           </w:pPr>
-          <w:hyperlink w:anchor="_Toc226018805" w:history="1">
+          <w:hyperlink w:anchor="_Toc226623885" w:history="1">
             <w:r>
               <w:rPr>
                 <w:rStyle w:val="Hyperlink"/>
@@ -549,7 +1016,7 @@
                 <w:noProof/>
                 <w:webHidden/>
               </w:rPr>
-              <w:instrText xml:space="preserve"> PAGEREF _Toc226018805 \h </w:instrText>
+              <w:instrText xml:space="preserve"> PAGEREF _Toc226623885 \h </w:instrText>
             </w:r>
             <w:r>
               <w:rPr>
@@ -590,7 +1057,7 @@
               <w:lang w:eastAsia="pt-BR"/>
             </w:rPr>
           </w:pPr>
-          <w:hyperlink w:anchor="_Toc226018806" w:history="1">
+          <w:hyperlink w:anchor="_Toc226623886" w:history="1">
             <w:r>
               <w:rPr>
                 <w:rStyle w:val="Hyperlink"/>
@@ -633,7 +1100,7 @@
                 <w:noProof/>
                 <w:webHidden/>
               </w:rPr>
-              <w:instrText xml:space="preserve"> PAGEREF _Toc226018806 \h </w:instrText>
+              <w:instrText xml:space="preserve"> PAGEREF _Toc226623886 \h </w:instrText>
             </w:r>
             <w:r>
               <w:rPr>
@@ -674,7 +1141,7 @@
               <w:lang w:eastAsia="pt-BR"/>
             </w:rPr>
           </w:pPr>
-          <w:hyperlink w:anchor="_Toc226018807" w:history="1">
+          <w:hyperlink w:anchor="_Toc226623887" w:history="1">
             <w:r>
               <w:rPr>
                 <w:rStyle w:val="Hyperlink"/>
@@ -717,7 +1184,7 @@
                 <w:noProof/>
                 <w:webHidden/>
               </w:rPr>
-              <w:instrText xml:space="preserve"> PAGEREF _Toc226018807 \h </w:instrText>
+              <w:instrText xml:space="preserve"> PAGEREF _Toc226623887 \h </w:instrText>
             </w:r>
             <w:r>
               <w:rPr>
@@ -758,7 +1225,7 @@
               <w:lang w:eastAsia="pt-BR"/>
             </w:rPr>
           </w:pPr>
-          <w:hyperlink w:anchor="_Toc226018808" w:history="1">
+          <w:hyperlink w:anchor="_Toc226623888" w:history="1">
             <w:r>
               <w:rPr>
                 <w:rStyle w:val="Hyperlink"/>
@@ -801,7 +1268,7 @@
                 <w:noProof/>
                 <w:webHidden/>
               </w:rPr>
-              <w:instrText xml:space="preserve"> PAGEREF _Toc226018808 \h </w:instrText>
+              <w:instrText xml:space="preserve"> PAGEREF _Toc226623888 \h </w:instrText>
             </w:r>
             <w:r>
               <w:rPr>
@@ -842,7 +1309,7 @@
               <w:lang w:eastAsia="pt-BR"/>
             </w:rPr>
           </w:pPr>
-          <w:hyperlink w:anchor="_Toc226018809" w:history="1">
+          <w:hyperlink w:anchor="_Toc226623889" w:history="1">
             <w:r>
               <w:rPr>
                 <w:rStyle w:val="Hyperlink"/>
@@ -885,7 +1352,7 @@
                 <w:noProof/>
                 <w:webHidden/>
               </w:rPr>
-              <w:instrText xml:space="preserve"> PAGEREF _Toc226018809 \h </w:instrText>
+              <w:instrText xml:space="preserve"> PAGEREF _Toc226623889 \h </w:instrText>
             </w:r>
             <w:r>
               <w:rPr>
@@ -926,7 +1393,7 @@
               <w:lang w:eastAsia="pt-BR"/>
             </w:rPr>
           </w:pPr>
-          <w:hyperlink w:anchor="_Toc226018810" w:history="1">
+          <w:hyperlink w:anchor="_Toc226623890" w:history="1">
             <w:r>
               <w:rPr>
                 <w:rStyle w:val="Hyperlink"/>
@@ -969,7 +1436,7 @@
                 <w:noProof/>
                 <w:webHidden/>
               </w:rPr>
-              <w:instrText xml:space="preserve"> PAGEREF _Toc226018810 \h </w:instrText>
+              <w:instrText xml:space="preserve"> PAGEREF _Toc226623890 \h </w:instrText>
             </w:r>
             <w:r>
               <w:rPr>
@@ -1010,7 +1477,7 @@
               <w:lang w:eastAsia="pt-BR"/>
             </w:rPr>
           </w:pPr>
-          <w:hyperlink w:anchor="_Toc226018811" w:history="1">
+          <w:hyperlink w:anchor="_Toc226623891" w:history="1">
             <w:r>
               <w:rPr>
                 <w:rStyle w:val="Hyperlink"/>
@@ -1053,7 +1520,7 @@
                 <w:noProof/>
                 <w:webHidden/>
               </w:rPr>
-              <w:instrText xml:space="preserve"> PAGEREF _Toc226018811 \h </w:instrText>
+              <w:instrText xml:space="preserve"> PAGEREF _Toc226623891 \h </w:instrText>
             </w:r>
             <w:r>
               <w:rPr>
@@ -1094,7 +1561,7 @@
               <w:lang w:eastAsia="pt-BR"/>
             </w:rPr>
           </w:pPr>
-          <w:hyperlink w:anchor="_Toc226018812" w:history="1">
+          <w:hyperlink w:anchor="_Toc226623892" w:history="1">
             <w:r>
               <w:rPr>
                 <w:rStyle w:val="Hyperlink"/>
@@ -1137,7 +1604,7 @@
                 <w:noProof/>
                 <w:webHidden/>
               </w:rPr>
-              <w:instrText xml:space="preserve"> PAGEREF _Toc226018812 \h </w:instrText>
+              <w:instrText xml:space="preserve"> PAGEREF _Toc226623892 \h </w:instrText>
             </w:r>
             <w:r>
               <w:rPr>
@@ -1178,7 +1645,7 @@
               <w:lang w:eastAsia="pt-BR"/>
             </w:rPr>
           </w:pPr>
-          <w:hyperlink w:anchor="_Toc226018813" w:history="1">
+          <w:hyperlink w:anchor="_Toc226623893" w:history="1">
             <w:r>
               <w:rPr>
                 <w:rStyle w:val="Hyperlink"/>
@@ -1221,7 +1688,7 @@
                 <w:noProof/>
                 <w:webHidden/>
               </w:rPr>
-              <w:instrText xml:space="preserve"> PAGEREF _Toc226018813 \h </w:instrText>
+              <w:instrText xml:space="preserve"> PAGEREF _Toc226623893 \h </w:instrText>
             </w:r>
             <w:r>
               <w:rPr>
@@ -1262,7 +1729,7 @@
               <w:lang w:eastAsia="pt-BR"/>
             </w:rPr>
           </w:pPr>
-          <w:hyperlink w:anchor="_Toc226018814" w:history="1">
+          <w:hyperlink w:anchor="_Toc226623894" w:history="1">
             <w:r>
               <w:rPr>
                 <w:rStyle w:val="Hyperlink"/>
@@ -1305,7 +1772,7 @@
                 <w:noProof/>
                 <w:webHidden/>
               </w:rPr>
-              <w:instrText xml:space="preserve"> PAGEREF _Toc226018814 \h </w:instrText>
+              <w:instrText xml:space="preserve"> PAGEREF _Toc226623894 \h </w:instrText>
             </w:r>
             <w:r>
               <w:rPr>
@@ -1346,7 +1813,7 @@
               <w:lang w:eastAsia="pt-BR"/>
             </w:rPr>
           </w:pPr>
-          <w:hyperlink w:anchor="_Toc226018815" w:history="1">
+          <w:hyperlink w:anchor="_Toc226623895" w:history="1">
             <w:r>
               <w:rPr>
                 <w:rStyle w:val="Hyperlink"/>
@@ -1389,7 +1856,7 @@
                 <w:noProof/>
                 <w:webHidden/>
               </w:rPr>
-              <w:instrText xml:space="preserve"> PAGEREF _Toc226018815 \h </w:instrText>
+              <w:instrText xml:space="preserve"> PAGEREF _Toc226623895 \h </w:instrText>
             </w:r>
             <w:r>
               <w:rPr>
@@ -1409,7 +1876,7 @@
                 <w:noProof/>
                 <w:webHidden/>
               </w:rPr>
-              <w:t>13</w:t>
+              <w:t>14</w:t>
             </w:r>
             <w:r>
               <w:rPr>
@@ -1430,7 +1897,7 @@
               <w:lang w:eastAsia="pt-BR"/>
             </w:rPr>
           </w:pPr>
-          <w:hyperlink w:anchor="_Toc226018816" w:history="1">
+          <w:hyperlink w:anchor="_Toc226623896" w:history="1">
             <w:r>
               <w:rPr>
                 <w:rStyle w:val="Hyperlink"/>
@@ -1473,7 +1940,7 @@
                 <w:noProof/>
                 <w:webHidden/>
               </w:rPr>
-              <w:instrText xml:space="preserve"> PAGEREF _Toc226018816 \h </w:instrText>
+              <w:instrText xml:space="preserve"> PAGEREF _Toc226623896 \h </w:instrText>
             </w:r>
             <w:r>
               <w:rPr>
@@ -1514,7 +1981,7 @@
               <w:lang w:eastAsia="pt-BR"/>
             </w:rPr>
           </w:pPr>
-          <w:hyperlink w:anchor="_Toc226018817" w:history="1">
+          <w:hyperlink w:anchor="_Toc226623897" w:history="1">
             <w:r>
               <w:rPr>
                 <w:rStyle w:val="Hyperlink"/>
@@ -1557,7 +2024,7 @@
                 <w:noProof/>
                 <w:webHidden/>
               </w:rPr>
-              <w:instrText xml:space="preserve"> PAGEREF _Toc226018817 \h </w:instrText>
+              <w:instrText xml:space="preserve"> PAGEREF _Toc226623897 \h </w:instrText>
             </w:r>
             <w:r>
               <w:rPr>
@@ -1598,7 +2065,7 @@
               <w:lang w:eastAsia="pt-BR"/>
             </w:rPr>
           </w:pPr>
-          <w:hyperlink w:anchor="_Toc226018818" w:history="1">
+          <w:hyperlink w:anchor="_Toc226623898" w:history="1">
             <w:r>
               <w:rPr>
                 <w:rStyle w:val="Hyperlink"/>
@@ -1641,7 +2108,7 @@
                 <w:noProof/>
                 <w:webHidden/>
               </w:rPr>
-              <w:instrText xml:space="preserve"> PAGEREF _Toc226018818 \h </w:instrText>
+              <w:instrText xml:space="preserve"> PAGEREF _Toc226623898 \h </w:instrText>
             </w:r>
             <w:r>
               <w:rPr>
@@ -1662,6 +2129,90 @@
                 <w:webHidden/>
               </w:rPr>
               <w:t>15</w:t>
+            </w:r>
+            <w:r>
+              <w:rPr>
+                <w:noProof/>
+                <w:webHidden/>
+              </w:rPr>
+              <w:fldChar w:fldCharType="end"/>
+            </w:r>
+          </w:hyperlink>
+        </w:p>
+        <w:p>
+          <w:pPr>
+            <w:pStyle w:val="Sumrio2"/>
+            <w:rPr>
+              <w:rFonts w:asciiTheme="minorHAnsi" w:eastAsiaTheme="minorEastAsia" w:hAnsiTheme="minorHAnsi"/>
+              <w:noProof/>
+              <w:sz w:val="22"/>
+              <w:lang w:eastAsia="pt-BR"/>
+            </w:rPr>
+          </w:pPr>
+          <w:hyperlink w:anchor="_Toc226623899" w:history="1">
+            <w:r>
+              <w:rPr>
+                <w:rStyle w:val="Hyperlink"/>
+                <w:noProof/>
+              </w:rPr>
+              <w:t>3.2</w:t>
+            </w:r>
+            <w:r>
+              <w:rPr>
+                <w:rFonts w:asciiTheme="minorHAnsi" w:eastAsiaTheme="minorEastAsia" w:hAnsiTheme="minorHAnsi"/>
+                <w:noProof/>
+                <w:sz w:val="22"/>
+                <w:lang w:eastAsia="pt-BR"/>
+              </w:rPr>
+              <w:tab/>
+            </w:r>
+            <w:r>
+              <w:rPr>
+                <w:rStyle w:val="Hyperlink"/>
+                <w:noProof/>
+              </w:rPr>
+              <w:t>Pesquisa de Campo</w:t>
+            </w:r>
+            <w:r>
+              <w:rPr>
+                <w:noProof/>
+                <w:webHidden/>
+              </w:rPr>
+              <w:tab/>
+            </w:r>
+            <w:r>
+              <w:rPr>
+                <w:noProof/>
+                <w:webHidden/>
+              </w:rPr>
+              <w:fldChar w:fldCharType="begin"/>
+            </w:r>
+            <w:r>
+              <w:rPr>
+                <w:noProof/>
+                <w:webHidden/>
+              </w:rPr>
+              <w:instrText xml:space="preserve"> PAGEREF _Toc226623899 \h </w:instrText>
+            </w:r>
+            <w:r>
+              <w:rPr>
+                <w:noProof/>
+                <w:webHidden/>
+              </w:rPr>
+            </w:r>
+            <w:r>
+              <w:rPr>
+                <w:noProof/>
+                <w:webHidden/>
+              </w:rPr>
+              <w:fldChar w:fldCharType="separate"/>
+            </w:r>
+            <w:r>
+              <w:rPr>
+                <w:noProof/>
+                <w:webHidden/>
+              </w:rPr>
+              <w:t>16</w:t>
             </w:r>
             <w:r>
               <w:rPr>
@@ -1682,7 +2233,7 @@
               <w:lang w:eastAsia="pt-BR"/>
             </w:rPr>
           </w:pPr>
-          <w:hyperlink w:anchor="_Toc226018819" w:history="1">
+          <w:hyperlink w:anchor="_Toc226623900" w:history="1">
             <w:r>
               <w:rPr>
                 <w:rStyle w:val="Hyperlink"/>
@@ -1725,7 +2276,7 @@
                 <w:noProof/>
                 <w:webHidden/>
               </w:rPr>
-              <w:instrText xml:space="preserve"> PAGEREF _Toc226018819 \h </w:instrText>
+              <w:instrText xml:space="preserve"> PAGEREF _Toc226623900 \h </w:instrText>
             </w:r>
             <w:r>
               <w:rPr>
@@ -1745,7 +2296,7 @@
                 <w:noProof/>
                 <w:webHidden/>
               </w:rPr>
-              <w:t>16</w:t>
+              <w:t>17</w:t>
             </w:r>
             <w:r>
               <w:rPr>
@@ -1766,7 +2317,7 @@
               <w:lang w:eastAsia="pt-BR"/>
             </w:rPr>
           </w:pPr>
-          <w:hyperlink w:anchor="_Toc226018820" w:history="1">
+          <w:hyperlink w:anchor="_Toc226623901" w:history="1">
             <w:r>
               <w:rPr>
                 <w:rStyle w:val="Hyperlink"/>
@@ -1788,7 +2339,7 @@
                 <w:rStyle w:val="Hyperlink"/>
                 <w:noProof/>
               </w:rPr>
-              <w:t>Brainstorm</w:t>
+              <w:t>Brainstorming</w:t>
             </w:r>
             <w:r>
               <w:rPr>
@@ -1809,7 +2360,7 @@
                 <w:noProof/>
                 <w:webHidden/>
               </w:rPr>
-              <w:instrText xml:space="preserve"> PAGEREF _Toc226018820 \h </w:instrText>
+              <w:instrText xml:space="preserve"> PAGEREF _Toc226623901 \h </w:instrText>
             </w:r>
             <w:r>
               <w:rPr>
@@ -1829,7 +2380,7 @@
                 <w:noProof/>
                 <w:webHidden/>
               </w:rPr>
-              <w:t>16</w:t>
+              <w:t>17</w:t>
             </w:r>
             <w:r>
               <w:rPr>
@@ -1850,7 +2401,7 @@
               <w:lang w:eastAsia="pt-BR"/>
             </w:rPr>
           </w:pPr>
-          <w:hyperlink w:anchor="_Toc226018821" w:history="1">
+          <w:hyperlink w:anchor="_Toc226623902" w:history="1">
             <w:r>
               <w:rPr>
                 <w:rStyle w:val="Hyperlink"/>
@@ -1893,7 +2444,7 @@
                 <w:noProof/>
                 <w:webHidden/>
               </w:rPr>
-              <w:instrText xml:space="preserve"> PAGEREF _Toc226018821 \h </w:instrText>
+              <w:instrText xml:space="preserve"> PAGEREF _Toc226623902 \h </w:instrText>
             </w:r>
             <w:r>
               <w:rPr>
@@ -1913,7 +2464,7 @@
                 <w:noProof/>
                 <w:webHidden/>
               </w:rPr>
-              <w:t>16</w:t>
+              <w:t>17</w:t>
             </w:r>
             <w:r>
               <w:rPr>
@@ -1934,12 +2485,180 @@
               <w:lang w:eastAsia="pt-BR"/>
             </w:rPr>
           </w:pPr>
-          <w:hyperlink w:anchor="_Toc226018822" w:history="1">
+          <w:hyperlink w:anchor="_Toc226623903" w:history="1">
             <w:r>
               <w:rPr>
                 <w:rStyle w:val="Hyperlink"/>
                 <w:noProof/>
               </w:rPr>
+              <w:t>5</w:t>
+            </w:r>
+            <w:r>
+              <w:rPr>
+                <w:rFonts w:asciiTheme="minorHAnsi" w:eastAsiaTheme="minorEastAsia" w:hAnsiTheme="minorHAnsi"/>
+                <w:noProof/>
+                <w:sz w:val="22"/>
+                <w:lang w:eastAsia="pt-BR"/>
+              </w:rPr>
+              <w:tab/>
+            </w:r>
+            <w:r>
+              <w:rPr>
+                <w:rStyle w:val="Hyperlink"/>
+                <w:noProof/>
+              </w:rPr>
+              <w:t>ASPECTOS ESTRATÉGICOS</w:t>
+            </w:r>
+            <w:r>
+              <w:rPr>
+                <w:noProof/>
+                <w:webHidden/>
+              </w:rPr>
+              <w:tab/>
+            </w:r>
+            <w:r>
+              <w:rPr>
+                <w:noProof/>
+                <w:webHidden/>
+              </w:rPr>
+              <w:fldChar w:fldCharType="begin"/>
+            </w:r>
+            <w:r>
+              <w:rPr>
+                <w:noProof/>
+                <w:webHidden/>
+              </w:rPr>
+              <w:instrText xml:space="preserve"> PAGEREF _Toc226623903 \h </w:instrText>
+            </w:r>
+            <w:r>
+              <w:rPr>
+                <w:noProof/>
+                <w:webHidden/>
+              </w:rPr>
+            </w:r>
+            <w:r>
+              <w:rPr>
+                <w:noProof/>
+                <w:webHidden/>
+              </w:rPr>
+              <w:fldChar w:fldCharType="separate"/>
+            </w:r>
+            <w:r>
+              <w:rPr>
+                <w:noProof/>
+                <w:webHidden/>
+              </w:rPr>
+              <w:t>18</w:t>
+            </w:r>
+            <w:r>
+              <w:rPr>
+                <w:noProof/>
+                <w:webHidden/>
+              </w:rPr>
+              <w:fldChar w:fldCharType="end"/>
+            </w:r>
+          </w:hyperlink>
+        </w:p>
+        <w:p>
+          <w:pPr>
+            <w:pStyle w:val="Sumrio2"/>
+            <w:rPr>
+              <w:rFonts w:asciiTheme="minorHAnsi" w:eastAsiaTheme="minorEastAsia" w:hAnsiTheme="minorHAnsi"/>
+              <w:noProof/>
+              <w:sz w:val="22"/>
+              <w:lang w:eastAsia="pt-BR"/>
+            </w:rPr>
+          </w:pPr>
+          <w:hyperlink w:anchor="_Toc226623904" w:history="1">
+            <w:r>
+              <w:rPr>
+                <w:rStyle w:val="Hyperlink"/>
+                <w:noProof/>
+              </w:rPr>
+              <w:t>5.1</w:t>
+            </w:r>
+            <w:r>
+              <w:rPr>
+                <w:rFonts w:asciiTheme="minorHAnsi" w:eastAsiaTheme="minorEastAsia" w:hAnsiTheme="minorHAnsi"/>
+                <w:noProof/>
+                <w:sz w:val="22"/>
+                <w:lang w:eastAsia="pt-BR"/>
+              </w:rPr>
+              <w:tab/>
+            </w:r>
+            <w:r>
+              <w:rPr>
+                <w:rStyle w:val="Hyperlink"/>
+                <w:noProof/>
+              </w:rPr>
+              <w:t>Planejamento Financeiro</w:t>
+            </w:r>
+            <w:r>
+              <w:rPr>
+                <w:noProof/>
+                <w:webHidden/>
+              </w:rPr>
+              <w:tab/>
+            </w:r>
+            <w:r>
+              <w:rPr>
+                <w:noProof/>
+                <w:webHidden/>
+              </w:rPr>
+              <w:fldChar w:fldCharType="begin"/>
+            </w:r>
+            <w:r>
+              <w:rPr>
+                <w:noProof/>
+                <w:webHidden/>
+              </w:rPr>
+              <w:instrText xml:space="preserve"> PAGEREF _Toc226623904 \h </w:instrText>
+            </w:r>
+            <w:r>
+              <w:rPr>
+                <w:noProof/>
+                <w:webHidden/>
+              </w:rPr>
+            </w:r>
+            <w:r>
+              <w:rPr>
+                <w:noProof/>
+                <w:webHidden/>
+              </w:rPr>
+              <w:fldChar w:fldCharType="separate"/>
+            </w:r>
+            <w:r>
+              <w:rPr>
+                <w:noProof/>
+                <w:webHidden/>
+              </w:rPr>
+              <w:t>18</w:t>
+            </w:r>
+            <w:r>
+              <w:rPr>
+                <w:noProof/>
+                <w:webHidden/>
+              </w:rPr>
+              <w:fldChar w:fldCharType="end"/>
+            </w:r>
+          </w:hyperlink>
+        </w:p>
+        <w:p>
+          <w:pPr>
+            <w:pStyle w:val="Sumrio1"/>
+            <w:rPr>
+              <w:rFonts w:asciiTheme="minorHAnsi" w:eastAsiaTheme="minorEastAsia" w:hAnsiTheme="minorHAnsi"/>
+              <w:noProof/>
+              <w:sz w:val="22"/>
+              <w:lang w:eastAsia="pt-BR"/>
+            </w:rPr>
+          </w:pPr>
+          <w:hyperlink w:anchor="_Toc226623905" w:history="1">
+            <w:r>
+              <w:rPr>
+                <w:rStyle w:val="Hyperlink"/>
+                <w:noProof/>
+              </w:rPr>
               <w:t>REFERÊNCIAS</w:t>
             </w:r>
             <w:r>
@@ -1961,7 +2680,7 @@
                 <w:noProof/>
                 <w:webHidden/>
               </w:rPr>
-              <w:instrText xml:space="preserve"> PAGEREF _Toc226018822 \h </w:instrText>
+              <w:instrText xml:space="preserve"> PAGEREF _Toc226623905 \h </w:instrText>
             </w:r>
             <w:r>
               <w:rPr>
@@ -1981,7 +2700,7 @@
                 <w:noProof/>
                 <w:webHidden/>
               </w:rPr>
-              <w:t>17</w:t>
+              <w:t>19</w:t>
             </w:r>
             <w:r>
               <w:rPr>
@@ -2011,12 +2730,12 @@
       <w:pPr>
         <w:pStyle w:val="Ttulo1"/>
       </w:pPr>
-      <w:bookmarkStart w:id="0" w:name="_Toc226018804"/>
+      <w:bookmarkStart w:id="1" w:name="_Toc226623884"/>
       <w:r>
         <w:lastRenderedPageBreak/>
         <w:t>INTRODUÇÃO</w:t>
       </w:r>
-      <w:bookmarkEnd w:id="0"/>
+      <w:bookmarkEnd w:id="1"/>
     </w:p>
     <w:p>
       <w:r>
@@ -2027,11 +2746,11 @@
       <w:pPr>
         <w:pStyle w:val="Ttulo2"/>
       </w:pPr>
-      <w:bookmarkStart w:id="1" w:name="_Toc226018805"/>
+      <w:bookmarkStart w:id="2" w:name="_Toc226623885"/>
       <w:r>
         <w:t>Problemática</w:t>
       </w:r>
-      <w:bookmarkEnd w:id="1"/>
+      <w:bookmarkEnd w:id="2"/>
     </w:p>
     <w:p>
       <w:r>
@@ -2042,11 +2761,11 @@
       <w:pPr>
         <w:pStyle w:val="Ttulo2"/>
       </w:pPr>
-      <w:bookmarkStart w:id="2" w:name="_Toc226018806"/>
+      <w:bookmarkStart w:id="3" w:name="_Toc226623886"/>
       <w:r>
         <w:t>Justificativa</w:t>
       </w:r>
-      <w:bookmarkEnd w:id="2"/>
+      <w:bookmarkEnd w:id="3"/>
     </w:p>
     <w:p>
       <w:r>
@@ -2057,11 +2776,11 @@
       <w:pPr>
         <w:pStyle w:val="Ttulo2"/>
       </w:pPr>
-      <w:bookmarkStart w:id="3" w:name="_Toc226018807"/>
+      <w:bookmarkStart w:id="4" w:name="_Toc226623887"/>
       <w:r>
         <w:t>Objetivos</w:t>
       </w:r>
-      <w:bookmarkEnd w:id="3"/>
+      <w:bookmarkEnd w:id="4"/>
     </w:p>
     <w:p>
       <w:r>
@@ -2072,12 +2791,12 @@
       <w:pPr>
         <w:pStyle w:val="Ttulo3"/>
       </w:pPr>
-      <w:bookmarkStart w:id="4" w:name="_Toc226018808"/>
+      <w:bookmarkStart w:id="5" w:name="_Toc226623888"/>
       <w:r>
         <w:lastRenderedPageBreak/>
         <w:t>Objetivo Geral</w:t>
       </w:r>
-      <w:bookmarkEnd w:id="4"/>
+      <w:bookmarkEnd w:id="5"/>
     </w:p>
     <w:p>
       <w:r>
@@ -2091,11 +2810,11 @@
       <w:pPr>
         <w:pStyle w:val="Ttulo3"/>
       </w:pPr>
-      <w:bookmarkStart w:id="5" w:name="_Toc226018809"/>
+      <w:bookmarkStart w:id="6" w:name="_Toc226623889"/>
       <w:r>
         <w:t>Objetivos Específicos</w:t>
       </w:r>
-      <w:bookmarkEnd w:id="5"/>
+      <w:bookmarkEnd w:id="6"/>
     </w:p>
     <w:p>
       <w:r>
@@ -2106,11 +2825,11 @@
       <w:pPr>
         <w:pStyle w:val="Ttulo2"/>
       </w:pPr>
-      <w:bookmarkStart w:id="6" w:name="_Toc226018810"/>
+      <w:bookmarkStart w:id="7" w:name="_Toc226623890"/>
       <w:r>
         <w:t>Metodologia</w:t>
       </w:r>
-      <w:bookmarkEnd w:id="6"/>
+      <w:bookmarkEnd w:id="7"/>
     </w:p>
     <w:p>
       <w:r>
@@ -2121,11 +2840,11 @@
       <w:pPr>
         <w:pStyle w:val="Ttulo2"/>
       </w:pPr>
-      <w:bookmarkStart w:id="7" w:name="_Toc226018811"/>
+      <w:bookmarkStart w:id="8" w:name="_Toc226623891"/>
       <w:r>
         <w:t>Resultados Esperados</w:t>
       </w:r>
-      <w:bookmarkEnd w:id="7"/>
+      <w:bookmarkEnd w:id="8"/>
     </w:p>
     <w:p>
       <w:r>
@@ -2136,12 +2855,12 @@
       <w:pPr>
         <w:pStyle w:val="Ttulo1"/>
       </w:pPr>
-      <w:bookmarkStart w:id="8" w:name="_Toc226018812"/>
+      <w:bookmarkStart w:id="9" w:name="_Toc226623892"/>
       <w:r>
         <w:lastRenderedPageBreak/>
         <w:t>REFERENCIAL TEÓRICO</w:t>
       </w:r>
-      <w:bookmarkEnd w:id="8"/>
+      <w:bookmarkEnd w:id="9"/>
     </w:p>
     <w:p>
       <w:r>
@@ -2155,11 +2874,11 @@
       <w:pPr>
         <w:pStyle w:val="Ttulo2"/>
       </w:pPr>
-      <w:bookmarkStart w:id="9" w:name="_Toc226018813"/>
+      <w:bookmarkStart w:id="10" w:name="_Toc226623893"/>
       <w:r>
         <w:t>Teste nível 2</w:t>
       </w:r>
-      <w:bookmarkEnd w:id="9"/>
+      <w:bookmarkEnd w:id="10"/>
     </w:p>
     <w:p>
       <w:r>
@@ -2168,13 +2887,234 @@
     </w:p>
     <w:p>
       <w:pPr>
+        <w:pStyle w:val="Legenda"/>
+        <w:keepNext/>
+      </w:pPr>
+      <w:bookmarkStart w:id="11" w:name="_Toc226624104"/>
+      <w:r>
+        <w:t xml:space="preserve">Figura </w:t>
+      </w:r>
+      <w:r>
+        <w:fldChar w:fldCharType="begin"/>
+      </w:r>
+      <w:r>
+        <w:instrText xml:space="preserve"> SEQ Figura \* ARABIC </w:instrText>
+      </w:r>
+      <w:r>
+        <w:fldChar w:fldCharType="separate"/>
+      </w:r>
+      <w:r>
+        <w:rPr>
+          <w:noProof/>
+        </w:rPr>
+        <w:t>1</w:t>
+      </w:r>
+      <w:r>
+        <w:fldChar w:fldCharType="end"/>
+      </w:r>
+      <w:r>
+        <w:t>: Voluntariado no Brasil</w:t>
+      </w:r>
+      <w:bookmarkEnd w:id="11"/>
+    </w:p>
+    <w:p>
+      <w:pPr>
+        <w:pStyle w:val="Fonteeimagem"/>
+      </w:pPr>
+      <w:r>
+        <w:rPr>
+          <w:noProof/>
+          <w:lang w:eastAsia="pt-BR"/>
+        </w:rPr>
+        <w:drawing>
+          <wp:inline distT="0" distB="0" distL="0" distR="0">
+            <wp:extent cx="5760085" cy="3238936"/>
+            <wp:effectExtent l="19050" t="19050" r="12065" b="19050"/>
+            <wp:docPr id="1" name="Imagem 1" descr="Um resumo sobre a Pesquisa Voluntariado no Brasil 2021 – Voluntariado  Empresarial"/>
+            <wp:cNvGraphicFramePr>
+              <a:graphicFrameLocks xmlns:a="http://schemas.openxmlformats.org/drawingml/2006/main" noChangeAspect="1"/>
+            </wp:cNvGraphicFramePr>
+            <a:graphic xmlns:a="http://schemas.openxmlformats.org/drawingml/2006/main">
+              <a:graphicData uri="http://schemas.openxmlformats.org/drawingml/2006/picture">
+                <pic:pic xmlns:pic="http://schemas.openxmlformats.org/drawingml/2006/picture">
+                  <pic:nvPicPr>
+                    <pic:cNvPr id="0" name="Picture 1" descr="Um resumo sobre a Pesquisa Voluntariado no Brasil 2021 – Voluntariado  Empresarial"/>
+                    <pic:cNvPicPr>
+                      <a:picLocks noChangeAspect="1" noChangeArrowheads="1"/>
+                    </pic:cNvPicPr>
+                  </pic:nvPicPr>
+                  <pic:blipFill>
+                    <a:blip r:embed="rId8">
+                      <a:extLst>
+                        <a:ext uri="{28A0092B-C50C-407E-A947-70E740481C1C}">
+                          <a14:useLocalDpi xmlns:a14="http://schemas.microsoft.com/office/drawing/2010/main" val="0"/>
+                        </a:ext>
+                      </a:extLst>
+                    </a:blip>
+                    <a:srcRect/>
+                    <a:stretch>
+                      <a:fillRect/>
+                    </a:stretch>
+                  </pic:blipFill>
+                  <pic:spPr bwMode="auto">
+                    <a:xfrm>
+                      <a:off x="0" y="0"/>
+                      <a:ext cx="5760085" cy="3238936"/>
+                    </a:xfrm>
+                    <a:prstGeom prst="rect">
+                      <a:avLst/>
+                    </a:prstGeom>
+                    <a:noFill/>
+                    <a:ln>
+                      <a:solidFill>
+                        <a:schemeClr val="tx1"/>
+                      </a:solidFill>
+                    </a:ln>
+                  </pic:spPr>
+                </pic:pic>
+              </a:graphicData>
+            </a:graphic>
+          </wp:inline>
+        </w:drawing>
+      </w:r>
+    </w:p>
+    <w:p>
+      <w:pPr>
+        <w:pStyle w:val="Fonteeimagem"/>
+      </w:pPr>
+      <w:r>
+        <w:t>Fonte: Barcelos, 2022</w:t>
+      </w:r>
+    </w:p>
+    <w:p>
+      <w:pPr>
         <w:pStyle w:val="Ttulo3"/>
       </w:pPr>
-      <w:bookmarkStart w:id="10" w:name="_Toc226018814"/>
+      <w:bookmarkStart w:id="12" w:name="_Toc226623894"/>
       <w:r>
         <w:t>Teste nível 3</w:t>
       </w:r>
-      <w:bookmarkEnd w:id="10"/>
+      <w:bookmarkEnd w:id="12"/>
+    </w:p>
+    <w:p>
+      <w:r>
+        <w:t xml:space="preserve">Lorem Ipsum has been the industry's standard dummy text ever since the 1500s, when an unknown printer took a galley of type and scrambled it to make a type </w:t>
+      </w:r>
+      <w:r>
+        <w:lastRenderedPageBreak/>
+        <w:t>specimen book. It has survived not only five centuries, but also the leap into electronic typesetting, remaining essentially unchanged. It was popularised in the 1960s with the release of Letraset sheets containing Lorem Ipsum passages, and more recently with desktop publishing software like Aldus PageMaker including versions of Lorem Ipsum.</w:t>
+      </w:r>
+    </w:p>
+    <w:p>
+      <w:pPr>
+        <w:pStyle w:val="Legenda"/>
+        <w:keepNext/>
+      </w:pPr>
+      <w:bookmarkStart w:id="13" w:name="_Toc226624105"/>
+      <w:r>
+        <w:t xml:space="preserve">Figura </w:t>
+      </w:r>
+      <w:r>
+        <w:fldChar w:fldCharType="begin"/>
+      </w:r>
+      <w:r>
+        <w:instrText xml:space="preserve"> SEQ Figura \* ARABIC </w:instrText>
+      </w:r>
+      <w:r>
+        <w:fldChar w:fldCharType="separate"/>
+      </w:r>
+      <w:r>
+        <w:rPr>
+          <w:noProof/>
+        </w:rPr>
+        <w:t>2</w:t>
+      </w:r>
+      <w:r>
+        <w:fldChar w:fldCharType="end"/>
+      </w:r>
+      <w:r>
+        <w:t>: Título</w:t>
+      </w:r>
+      <w:bookmarkEnd w:id="13"/>
+    </w:p>
+    <w:p>
+      <w:pPr>
+        <w:pStyle w:val="Fonteeimagem"/>
+      </w:pPr>
+      <w:r>
+        <w:rPr>
+          <w:noProof/>
+          <w:lang w:eastAsia="pt-BR"/>
+        </w:rPr>
+        <w:drawing>
+          <wp:inline distT="0" distB="0" distL="0" distR="0">
+            <wp:extent cx="5283200" cy="2609850"/>
+            <wp:effectExtent l="19050" t="19050" r="12700" b="19050"/>
+            <wp:docPr id="2" name="Imagem 2" descr="https://voluntariadoempresarial.com.br/wp-content/uploads/2022/05/image-1.png"/>
+            <wp:cNvGraphicFramePr>
+              <a:graphicFrameLocks xmlns:a="http://schemas.openxmlformats.org/drawingml/2006/main" noChangeAspect="1"/>
+            </wp:cNvGraphicFramePr>
+            <a:graphic xmlns:a="http://schemas.openxmlformats.org/drawingml/2006/main">
+              <a:graphicData uri="http://schemas.openxmlformats.org/drawingml/2006/picture">
+                <pic:pic xmlns:pic="http://schemas.openxmlformats.org/drawingml/2006/picture">
+                  <pic:nvPicPr>
+                    <pic:cNvPr id="0" name="Picture 3" descr="https://voluntariadoempresarial.com.br/wp-content/uploads/2022/05/image-1.png"/>
+                    <pic:cNvPicPr>
+                      <a:picLocks noChangeAspect="1" noChangeArrowheads="1"/>
+                    </pic:cNvPicPr>
+                  </pic:nvPicPr>
+                  <pic:blipFill>
+                    <a:blip r:embed="rId9">
+                      <a:extLst>
+                        <a:ext uri="{28A0092B-C50C-407E-A947-70E740481C1C}">
+                          <a14:useLocalDpi xmlns:a14="http://schemas.microsoft.com/office/drawing/2010/main" val="0"/>
+                        </a:ext>
+                      </a:extLst>
+                    </a:blip>
+                    <a:srcRect/>
+                    <a:stretch>
+                      <a:fillRect/>
+                    </a:stretch>
+                  </pic:blipFill>
+                  <pic:spPr bwMode="auto">
+                    <a:xfrm>
+                      <a:off x="0" y="0"/>
+                      <a:ext cx="5283200" cy="2609850"/>
+                    </a:xfrm>
+                    <a:prstGeom prst="rect">
+                      <a:avLst/>
+                    </a:prstGeom>
+                    <a:noFill/>
+                    <a:ln>
+                      <a:solidFill>
+                        <a:schemeClr val="tx1"/>
+                      </a:solidFill>
+                    </a:ln>
+                  </pic:spPr>
+                </pic:pic>
+              </a:graphicData>
+            </a:graphic>
+          </wp:inline>
+        </w:drawing>
+      </w:r>
+    </w:p>
+    <w:p>
+      <w:pPr>
+        <w:pStyle w:val="Fonteeimagem"/>
+      </w:pPr>
+      <w:r>
+        <w:t>Fonte: Barcelos, 2022</w:t>
+      </w:r>
+    </w:p>
+    <w:p>
+      <w:pPr>
+        <w:pStyle w:val="Ttulo4"/>
+      </w:pPr>
+      <w:bookmarkStart w:id="14" w:name="_Toc226623895"/>
+      <w:r>
+        <w:t>Teste nível 4</w:t>
+      </w:r>
+      <w:bookmarkEnd w:id="14"/>
     </w:p>
     <w:p>
       <w:r>
@@ -2183,29 +3123,13 @@
     </w:p>
     <w:p>
       <w:pPr>
-        <w:pStyle w:val="Ttulo4"/>
-      </w:pPr>
-      <w:bookmarkStart w:id="11" w:name="_Toc226018815"/>
-      <w:r>
-        <w:t>Teste nível 4</w:t>
-      </w:r>
-      <w:bookmarkEnd w:id="11"/>
-    </w:p>
-    <w:p>
-      <w:r>
-        <w:t>Lorem Ipsum has been the industry's standard dummy text ever since the 1500s, when an unknown printer took a galley of type and scrambled it to make a type specimen book. It has survived not only five centuries, but also the leap into electronic typesetting, remaining essentially unchanged. It was popularised in the 1960s with the release of Letraset sheets containing Lorem Ipsum passages, and more recently with desktop publishing software like Aldus PageMaker including versions of Lorem Ipsum.</w:t>
-      </w:r>
-    </w:p>
-    <w:p>
-      <w:pPr>
         <w:pStyle w:val="Ttulo5"/>
       </w:pPr>
-      <w:bookmarkStart w:id="12" w:name="_Toc226018816"/>
-      <w:r>
-        <w:lastRenderedPageBreak/>
+      <w:bookmarkStart w:id="15" w:name="_Toc226623896"/>
+      <w:r>
         <w:t>Teste nível 5</w:t>
       </w:r>
-      <w:bookmarkEnd w:id="12"/>
+      <w:bookmarkEnd w:id="15"/>
     </w:p>
     <w:p>
       <w:r>
@@ -2226,12 +3150,12 @@
       <w:pPr>
         <w:pStyle w:val="Ttulo1"/>
       </w:pPr>
-      <w:bookmarkStart w:id="13" w:name="_Toc226018817"/>
+      <w:bookmarkStart w:id="16" w:name="_Toc226623897"/>
       <w:r>
         <w:lastRenderedPageBreak/>
         <w:t>IMERSÃO</w:t>
       </w:r>
-      <w:bookmarkEnd w:id="13"/>
+      <w:bookmarkEnd w:id="16"/>
     </w:p>
     <w:p>
       <w:r>
@@ -2248,11 +3172,321 @@
       <w:pPr>
         <w:pStyle w:val="Ttulo2"/>
       </w:pPr>
-      <w:bookmarkStart w:id="14" w:name="_Toc226018818"/>
+      <w:bookmarkStart w:id="17" w:name="_Toc226623898"/>
       <w:r>
         <w:t>Caderno de Sensibilidade</w:t>
       </w:r>
-      <w:bookmarkEnd w:id="14"/>
+      <w:bookmarkEnd w:id="17"/>
+    </w:p>
+    <w:p>
+      <w:pPr>
+        <w:pStyle w:val="Legenda"/>
+        <w:keepNext/>
+      </w:pPr>
+      <w:bookmarkStart w:id="18" w:name="_Toc226624158"/>
+      <w:r>
+        <w:t xml:space="preserve">Quadro </w:t>
+      </w:r>
+      <w:r>
+        <w:fldChar w:fldCharType="begin"/>
+      </w:r>
+      <w:r>
+        <w:instrText xml:space="preserve"> SEQ Quadro \* ARABIC </w:instrText>
+      </w:r>
+      <w:r>
+        <w:fldChar w:fldCharType="separate"/>
+      </w:r>
+      <w:r>
+        <w:rPr>
+          <w:noProof/>
+        </w:rPr>
+        <w:t>1</w:t>
+      </w:r>
+      <w:r>
+        <w:fldChar w:fldCharType="end"/>
+      </w:r>
+      <w:r>
+        <w:t>: Caderno de Sensibilidade</w:t>
+      </w:r>
+      <w:bookmarkEnd w:id="18"/>
+    </w:p>
+    <w:tbl>
+      <w:tblPr>
+        <w:tblStyle w:val="Tabelacomgrade"/>
+        <w:tblW w:w="0" w:type="auto"/>
+        <w:tblInd w:w="390" w:type="dxa"/>
+        <w:tblLook w:val="04A0" w:firstRow="1" w:lastRow="0" w:firstColumn="1" w:lastColumn="0" w:noHBand="0" w:noVBand="1"/>
+      </w:tblPr>
+      <w:tblGrid>
+        <w:gridCol w:w="7148"/>
+        <w:gridCol w:w="1523"/>
+      </w:tblGrid>
+      <w:tr>
+        <w:tc>
+          <w:tcPr>
+            <w:tcW w:w="7240" w:type="dxa"/>
+          </w:tcPr>
+          <w:p>
+            <w:pPr>
+              <w:ind w:firstLine="0"/>
+              <w:jc w:val="center"/>
+              <w:rPr>
+                <w:b/>
+              </w:rPr>
+            </w:pPr>
+            <w:r>
+              <w:rPr>
+                <w:b/>
+              </w:rPr>
+              <w:t>Frase</w:t>
+            </w:r>
+          </w:p>
+        </w:tc>
+        <w:tc>
+          <w:tcPr>
+            <w:tcW w:w="1431" w:type="dxa"/>
+          </w:tcPr>
+          <w:p>
+            <w:pPr>
+              <w:ind w:firstLine="0"/>
+              <w:jc w:val="center"/>
+              <w:rPr>
+                <w:b/>
+              </w:rPr>
+            </w:pPr>
+            <w:r>
+              <w:rPr>
+                <w:b/>
+              </w:rPr>
+              <w:t>Sentimento</w:t>
+            </w:r>
+          </w:p>
+        </w:tc>
+      </w:tr>
+      <w:tr>
+        <w:trPr>
+          <w:trHeight w:val="763"/>
+        </w:trPr>
+        <w:tc>
+          <w:tcPr>
+            <w:tcW w:w="7240" w:type="dxa"/>
+          </w:tcPr>
+          <w:p>
+            <w:pPr>
+              <w:ind w:firstLine="0"/>
+            </w:pPr>
+            <w:r>
+              <w:t>Lorem Ipsum has been the industry's standard d</w:t>
+            </w:r>
+            <w:r>
+              <w:t>ummy text ever since the 1500s</w:t>
+            </w:r>
+          </w:p>
+        </w:tc>
+        <w:tc>
+          <w:tcPr>
+            <w:tcW w:w="1431" w:type="dxa"/>
+          </w:tcPr>
+          <w:p>
+            <w:pPr>
+              <w:ind w:firstLine="0"/>
+              <w:jc w:val="center"/>
+              <w:rPr>
+                <w:rFonts w:ascii="Segoe UI Symbol" w:hAnsi="Segoe UI Symbol"/>
+                <w:sz w:val="52"/>
+                <w:szCs w:val="52"/>
+              </w:rPr>
+            </w:pPr>
+            <w:r>
+              <w:rPr>
+                <w:rFonts w:ascii="Segoe UI Symbol" w:hAnsi="Segoe UI Symbol"/>
+                <w:sz w:val="52"/>
+                <w:szCs w:val="52"/>
+              </w:rPr>
+              <w:t>😁</w:t>
+            </w:r>
+          </w:p>
+        </w:tc>
+      </w:tr>
+      <w:tr>
+        <w:trPr>
+          <w:trHeight w:val="617"/>
+        </w:trPr>
+        <w:tc>
+          <w:tcPr>
+            <w:tcW w:w="7240" w:type="dxa"/>
+          </w:tcPr>
+          <w:p>
+            <w:pPr>
+              <w:ind w:firstLine="0"/>
+            </w:pPr>
+            <w:r>
+              <w:t>Lorem Ipsum has been the industry's standard d</w:t>
+            </w:r>
+            <w:r>
+              <w:t>ummy text ever since the 1500s</w:t>
+            </w:r>
+          </w:p>
+        </w:tc>
+        <w:tc>
+          <w:tcPr>
+            <w:tcW w:w="1431" w:type="dxa"/>
+          </w:tcPr>
+          <w:p>
+            <w:pPr>
+              <w:ind w:firstLine="0"/>
+              <w:jc w:val="center"/>
+              <w:rPr>
+                <w:rFonts w:ascii="Segoe UI Symbol" w:hAnsi="Segoe UI Symbol"/>
+                <w:sz w:val="52"/>
+                <w:szCs w:val="52"/>
+              </w:rPr>
+            </w:pPr>
+            <w:r>
+              <w:rPr>
+                <w:rFonts w:ascii="Segoe UI Symbol" w:hAnsi="Segoe UI Symbol"/>
+                <w:sz w:val="52"/>
+                <w:szCs w:val="52"/>
+              </w:rPr>
+              <w:t>😥</w:t>
+            </w:r>
+          </w:p>
+        </w:tc>
+      </w:tr>
+      <w:tr>
+        <w:tc>
+          <w:tcPr>
+            <w:tcW w:w="7240" w:type="dxa"/>
+          </w:tcPr>
+          <w:p>
+            <w:pPr>
+              <w:ind w:firstLine="0"/>
+            </w:pPr>
+            <w:r>
+              <w:t>Lorem Ipsum has been the industry's standard dummy text ever since the 1500s</w:t>
+            </w:r>
+          </w:p>
+        </w:tc>
+        <w:tc>
+          <w:tcPr>
+            <w:tcW w:w="1431" w:type="dxa"/>
+          </w:tcPr>
+          <w:p>
+            <w:pPr>
+              <w:ind w:firstLine="0"/>
+              <w:jc w:val="center"/>
+              <w:rPr>
+                <w:rFonts w:ascii="Segoe UI Symbol" w:hAnsi="Segoe UI Symbol"/>
+                <w:sz w:val="52"/>
+                <w:szCs w:val="52"/>
+              </w:rPr>
+            </w:pPr>
+            <w:r>
+              <w:rPr>
+                <w:rFonts w:ascii="Segoe UI Symbol" w:hAnsi="Segoe UI Symbol"/>
+                <w:sz w:val="52"/>
+                <w:szCs w:val="52"/>
+              </w:rPr>
+              <w:t>😠</w:t>
+            </w:r>
+          </w:p>
+        </w:tc>
+      </w:tr>
+      <w:tr>
+        <w:tc>
+          <w:tcPr>
+            <w:tcW w:w="7240" w:type="dxa"/>
+          </w:tcPr>
+          <w:p>
+            <w:pPr>
+              <w:ind w:firstLine="0"/>
+            </w:pPr>
+            <w:r>
+              <w:t>Lorem Ipsum has been the industry's standard d</w:t>
+            </w:r>
+            <w:r>
+              <w:t>ummy text ever since the 1500s</w:t>
+            </w:r>
+          </w:p>
+        </w:tc>
+        <w:tc>
+          <w:tcPr>
+            <w:tcW w:w="1431" w:type="dxa"/>
+          </w:tcPr>
+          <w:p>
+            <w:pPr>
+              <w:ind w:firstLine="0"/>
+              <w:jc w:val="center"/>
+              <w:rPr>
+                <w:rFonts w:ascii="Segoe UI Symbol" w:hAnsi="Segoe UI Symbol"/>
+                <w:sz w:val="52"/>
+                <w:szCs w:val="52"/>
+              </w:rPr>
+            </w:pPr>
+            <w:r>
+              <w:rPr>
+                <w:rFonts w:ascii="Segoe UI Symbol" w:hAnsi="Segoe UI Symbol"/>
+                <w:sz w:val="52"/>
+                <w:szCs w:val="52"/>
+              </w:rPr>
+              <w:t>😱</w:t>
+            </w:r>
+          </w:p>
+        </w:tc>
+      </w:tr>
+      <w:tr>
+        <w:trPr>
+          <w:trHeight w:val="795"/>
+        </w:trPr>
+        <w:tc>
+          <w:tcPr>
+            <w:tcW w:w="7240" w:type="dxa"/>
+          </w:tcPr>
+          <w:p>
+            <w:pPr>
+              <w:ind w:firstLine="0"/>
+            </w:pPr>
+            <w:r>
+              <w:t>Lorem Ipsum has been the industry's standard d</w:t>
+            </w:r>
+            <w:r>
+              <w:t>ummy text ever since the 1500s</w:t>
+            </w:r>
+          </w:p>
+        </w:tc>
+        <w:tc>
+          <w:tcPr>
+            <w:tcW w:w="1431" w:type="dxa"/>
+          </w:tcPr>
+          <w:p>
+            <w:pPr>
+              <w:ind w:firstLine="0"/>
+              <w:jc w:val="center"/>
+              <w:rPr>
+                <w:rFonts w:ascii="Segoe UI Symbol" w:hAnsi="Segoe UI Symbol"/>
+                <w:sz w:val="52"/>
+                <w:szCs w:val="52"/>
+              </w:rPr>
+            </w:pPr>
+            <w:r>
+              <w:rPr>
+                <w:rFonts w:ascii="Segoe UI Symbol" w:hAnsi="Segoe UI Symbol"/>
+                <w:sz w:val="52"/>
+                <w:szCs w:val="52"/>
+              </w:rPr>
+              <w:t>🤢</w:t>
+            </w:r>
+          </w:p>
+        </w:tc>
+      </w:tr>
+    </w:tbl>
+    <w:p>
+      <w:pPr>
+        <w:pStyle w:val="Fonteeimagem"/>
+      </w:pPr>
+      <w:r>
+        <w:t>Fonte: Os autores, 2026</w:t>
+      </w:r>
     </w:p>
     <w:p>
       <w:pPr>
@@ -2260,9 +3494,7 @@
         <w:ind w:firstLine="0"/>
         <w:jc w:val="left"/>
         <w:rPr>
-          <w:rFonts w:eastAsiaTheme="majorEastAsia" w:cstheme="majorBidi"/>
-          <w:b/>
-          <w:szCs w:val="26"/>
+          <w:sz w:val="20"/>
         </w:rPr>
       </w:pPr>
       <w:r>
@@ -2271,34 +3503,83 @@
     </w:p>
     <w:p>
       <w:pPr>
-        <w:pStyle w:val="Ttulo1"/>
-      </w:pPr>
-      <w:bookmarkStart w:id="15" w:name="_Toc226018819"/>
+        <w:pStyle w:val="Ttulo2"/>
+      </w:pPr>
+      <w:bookmarkStart w:id="19" w:name="_Toc226623899"/>
       <w:r>
         <w:lastRenderedPageBreak/>
-        <w:t>ANÁLISE E SÍNTESE</w:t>
-      </w:r>
-      <w:bookmarkEnd w:id="15"/>
-    </w:p>
-    <w:p>
-      <w:pPr>
-        <w:pStyle w:val="Ttulo2"/>
-      </w:pPr>
-      <w:bookmarkStart w:id="16" w:name="_Toc226018820"/>
-      <w:r>
-        <w:t>Brainstorm</w:t>
-      </w:r>
-      <w:bookmarkEnd w:id="16"/>
-    </w:p>
-    <w:p>
-      <w:pPr>
-        <w:pStyle w:val="Ttulo2"/>
-      </w:pPr>
-      <w:bookmarkStart w:id="17" w:name="_Toc226018821"/>
-      <w:r>
-        <w:t>Persona</w:t>
-      </w:r>
-      <w:bookmarkEnd w:id="17"/>
+        <w:t>Pesquisa de Campo</w:t>
+      </w:r>
+      <w:bookmarkEnd w:id="19"/>
+    </w:p>
+    <w:p>
+      <w:r>
+        <w:t>Aqui a introdução explicando a pesquisa</w:t>
+      </w:r>
+    </w:p>
+    <w:p>
+      <w:pPr>
+        <w:pStyle w:val="Legenda"/>
+        <w:keepNext/>
+      </w:pPr>
+      <w:bookmarkStart w:id="20" w:name="_Toc226624135"/>
+      <w:r>
+        <w:t xml:space="preserve">Gráfico </w:t>
+      </w:r>
+      <w:r>
+        <w:fldChar w:fldCharType="begin"/>
+      </w:r>
+      <w:r>
+        <w:instrText xml:space="preserve"> SEQ Gráfico \* ARABIC </w:instrText>
+      </w:r>
+      <w:r>
+        <w:fldChar w:fldCharType="separate"/>
+      </w:r>
+      <w:r>
+        <w:rPr>
+          <w:noProof/>
+        </w:rPr>
+        <w:t>1</w:t>
+      </w:r>
+      <w:r>
+        <w:fldChar w:fldCharType="end"/>
+      </w:r>
+      <w:r>
+        <w:t>: Idade do Público Alvo</w:t>
+      </w:r>
+      <w:bookmarkEnd w:id="20"/>
+    </w:p>
+    <w:p>
+      <w:pPr>
+        <w:pStyle w:val="Fonteeimagem"/>
+      </w:pPr>
+      <w:r>
+        <w:rPr>
+          <w:noProof/>
+          <w:lang w:eastAsia="pt-BR"/>
+        </w:rPr>
+        <w:drawing>
+          <wp:inline distT="0" distB="0" distL="0" distR="0">
+            <wp:extent cx="5486400" cy="3200400"/>
+            <wp:effectExtent l="0" t="0" r="0" b="0"/>
+            <wp:docPr id="3" name="Gráfico 3"/>
+            <wp:cNvGraphicFramePr/>
+            <a:graphic xmlns:a="http://schemas.openxmlformats.org/drawingml/2006/main">
+              <a:graphicData uri="http://schemas.openxmlformats.org/drawingml/2006/chart">
+                <c:chart xmlns:c="http://schemas.openxmlformats.org/drawingml/2006/chart" xmlns:r="http://schemas.openxmlformats.org/officeDocument/2006/relationships" r:id="rId10"/>
+              </a:graphicData>
+            </a:graphic>
+          </wp:inline>
+        </w:drawing>
+      </w:r>
+    </w:p>
+    <w:p>
+      <w:pPr>
+        <w:pStyle w:val="Fonteeimagem"/>
+      </w:pPr>
+      <w:r>
+        <w:t>Fonte: Os autores, 2026</w:t>
+      </w:r>
     </w:p>
     <w:p>
       <w:pPr>
@@ -2306,9 +3587,347 @@
         <w:ind w:firstLine="0"/>
         <w:jc w:val="left"/>
         <w:rPr>
-          <w:rFonts w:eastAsiaTheme="majorEastAsia" w:cstheme="majorBidi"/>
-          <w:b/>
-          <w:szCs w:val="26"/>
+          <w:sz w:val="20"/>
+        </w:rPr>
+      </w:pPr>
+      <w:r>
+        <w:br w:type="page"/>
+      </w:r>
+    </w:p>
+    <w:p>
+      <w:pPr>
+        <w:pStyle w:val="Ttulo1"/>
+      </w:pPr>
+      <w:bookmarkStart w:id="21" w:name="_Toc226623900"/>
+      <w:r>
+        <w:lastRenderedPageBreak/>
+        <w:t>ANÁLISE E SÍNTESE</w:t>
+      </w:r>
+      <w:bookmarkEnd w:id="21"/>
+    </w:p>
+    <w:p>
+      <w:pPr>
+        <w:pStyle w:val="Ttulo2"/>
+      </w:pPr>
+      <w:bookmarkStart w:id="22" w:name="_Toc226623901"/>
+      <w:r>
+        <w:t>Brainstorm</w:t>
+      </w:r>
+      <w:r>
+        <w:t>ing</w:t>
+      </w:r>
+      <w:bookmarkEnd w:id="22"/>
+    </w:p>
+    <w:p>
+      <w:pPr>
+        <w:pStyle w:val="Citao"/>
+      </w:pPr>
+      <w:r>
+        <w:t>O brainstorming é um termo super conhecido no mundo do marketing e da publicidade.  No entanto, a prática não é exclusiva dessas áreas e pode ser usada para estimular o surgimento de soluções criativa</w:t>
+      </w:r>
+      <w:r>
+        <w:t>s em qualquer tipo de segmento.</w:t>
+      </w:r>
+    </w:p>
+    <w:p>
+      <w:pPr>
+        <w:pStyle w:val="Citao"/>
+      </w:pPr>
+      <w:r>
+        <w:t>A tempestade de ideias, em português, é feita por meio de reuniões que permitem o compartilhamento de ideias, soluções e in</w:t>
+      </w:r>
+      <w:r>
+        <w:t>sights valiosos para a empresa.</w:t>
+      </w:r>
+    </w:p>
+    <w:p>
+      <w:pPr>
+        <w:pStyle w:val="Citao"/>
+      </w:pPr>
+      <w:r>
+        <w:t>Nesse sentido, negócios de todos os tamanhos e segmentos podem adotar a prática do brainstorming. Porém, de nada adianta esperar que um milagre aconteça – é preciso seguir algumas práticas que podem aguçar a criação de ideias pertinentes.</w:t>
+      </w:r>
+      <w:r>
+        <w:t xml:space="preserve"> (Salesforce Brasil, 2023). </w:t>
+      </w:r>
+    </w:p>
+    <w:p>
+      <w:r>
+        <w:t>Lorem Ipsum has been the industry's standard dummy text ever since the 1500s, when an unknown printer took a galley of type and scrambled it to make a type specimen book. It has survived not only five centuries, but also the leap into electronic typesetting, remaining essentially unchanged. It was popularised in the 1960s with the release of Letraset sheets containing Lorem Ipsum passages, and more recently with desktop publishing software like Aldus PageMaker including versions of Lorem Ipsum.</w:t>
+      </w:r>
+    </w:p>
+    <w:p>
+      <w:pPr>
+        <w:pStyle w:val="Ttulo2"/>
+      </w:pPr>
+      <w:bookmarkStart w:id="23" w:name="_Toc226623902"/>
+      <w:r>
+        <w:t>Persona</w:t>
+      </w:r>
+      <w:bookmarkEnd w:id="23"/>
+      <w:r>
+        <w:t xml:space="preserve"> </w:t>
+      </w:r>
+    </w:p>
+    <w:p>
+      <w:r>
+        <w:t>Lorem Ipsum has been the industry's standard dummy text ever since the 1500s, when an unknown printer took a galley of type and scrambled it to make a type specimen book. It has survived not only five centuries, but also the leap into electronic typesetting, remaining essentially unchanged. It was popularised in the 1960s with the release of Letraset sheets containing Lorem Ipsum passages, and more recently with desktop publishing software like Aldus PageMaker including versions of Lorem Ipsum.</w:t>
+      </w:r>
+    </w:p>
+    <w:p>
+      <w:pPr>
+        <w:spacing w:after="160" w:line="259" w:lineRule="auto"/>
+        <w:ind w:firstLine="0"/>
+        <w:jc w:val="left"/>
+      </w:pPr>
+      <w:r>
+        <w:br w:type="page"/>
+      </w:r>
+    </w:p>
+    <w:p>
+      <w:pPr>
+        <w:pStyle w:val="Ttulo1"/>
+        <w:rPr>
+          <w:rFonts w:eastAsiaTheme="minorHAnsi"/>
+        </w:rPr>
+      </w:pPr>
+      <w:bookmarkStart w:id="24" w:name="_Toc226623903"/>
+      <w:r>
+        <w:lastRenderedPageBreak/>
+        <w:t>ASPECTOS ESTRATÉGICOS</w:t>
+      </w:r>
+      <w:bookmarkEnd w:id="24"/>
+    </w:p>
+    <w:p>
+      <w:pPr>
+        <w:pStyle w:val="Ttulo2"/>
+        <w:rPr>
+          <w:rFonts w:eastAsiaTheme="minorHAnsi"/>
+        </w:rPr>
+      </w:pPr>
+      <w:bookmarkStart w:id="25" w:name="_Toc226623904"/>
+      <w:r>
+        <w:t>Planejamento Financeiro</w:t>
+      </w:r>
+      <w:bookmarkEnd w:id="25"/>
+    </w:p>
+    <w:p>
+      <w:pPr>
+        <w:pStyle w:val="Legenda"/>
+        <w:keepNext/>
+      </w:pPr>
+      <w:bookmarkStart w:id="26" w:name="_Toc226624213"/>
+      <w:r>
+        <w:t xml:space="preserve">Tabela </w:t>
+      </w:r>
+      <w:r>
+        <w:fldChar w:fldCharType="begin"/>
+      </w:r>
+      <w:r>
+        <w:instrText xml:space="preserve"> SEQ Tabela \* ARABIC </w:instrText>
+      </w:r>
+      <w:r>
+        <w:fldChar w:fldCharType="separate"/>
+      </w:r>
+      <w:r>
+        <w:rPr>
+          <w:noProof/>
+        </w:rPr>
+        <w:t>1</w:t>
+      </w:r>
+      <w:r>
+        <w:fldChar w:fldCharType="end"/>
+      </w:r>
+      <w:r>
+        <w:t>: Preços do Serviço</w:t>
+      </w:r>
+      <w:bookmarkEnd w:id="26"/>
+    </w:p>
+    <w:tbl>
+      <w:tblPr>
+        <w:tblStyle w:val="Tabelacomgrade"/>
+        <w:tblW w:w="0" w:type="auto"/>
+        <w:tblInd w:w="390" w:type="dxa"/>
+        <w:tblBorders>
+          <w:left w:val="none" w:sz="0" w:space="0" w:color="auto"/>
+          <w:right w:val="none" w:sz="0" w:space="0" w:color="auto"/>
+        </w:tblBorders>
+        <w:tblLook w:val="04A0" w:firstRow="1" w:lastRow="0" w:firstColumn="1" w:lastColumn="0" w:noHBand="0" w:noVBand="1"/>
+      </w:tblPr>
+      <w:tblGrid>
+        <w:gridCol w:w="4350"/>
+        <w:gridCol w:w="4331"/>
+      </w:tblGrid>
+      <w:tr>
+        <w:tc>
+          <w:tcPr>
+            <w:tcW w:w="4350" w:type="dxa"/>
+          </w:tcPr>
+          <w:p>
+            <w:pPr>
+              <w:ind w:firstLine="0"/>
+              <w:jc w:val="center"/>
+              <w:rPr>
+                <w:b/>
+              </w:rPr>
+            </w:pPr>
+            <w:r>
+              <w:rPr>
+                <w:b/>
+              </w:rPr>
+              <w:t>Plano</w:t>
+            </w:r>
+          </w:p>
+        </w:tc>
+        <w:tc>
+          <w:tcPr>
+            <w:tcW w:w="4331" w:type="dxa"/>
+          </w:tcPr>
+          <w:p>
+            <w:pPr>
+              <w:ind w:firstLine="0"/>
+              <w:jc w:val="center"/>
+              <w:rPr>
+                <w:b/>
+              </w:rPr>
+            </w:pPr>
+            <w:r>
+              <w:rPr>
+                <w:b/>
+              </w:rPr>
+              <w:t>Preço</w:t>
+            </w:r>
+          </w:p>
+        </w:tc>
+      </w:tr>
+      <w:tr>
+        <w:tc>
+          <w:tcPr>
+            <w:tcW w:w="4350" w:type="dxa"/>
+          </w:tcPr>
+          <w:p>
+            <w:pPr>
+              <w:ind w:firstLine="0"/>
+            </w:pPr>
+            <w:r>
+              <w:t>Bronze</w:t>
+            </w:r>
+          </w:p>
+        </w:tc>
+        <w:tc>
+          <w:tcPr>
+            <w:tcW w:w="4331" w:type="dxa"/>
+          </w:tcPr>
+          <w:p>
+            <w:pPr>
+              <w:ind w:firstLine="0"/>
+            </w:pPr>
+            <w:r>
+              <w:t>R$ 9,90</w:t>
+            </w:r>
+          </w:p>
+        </w:tc>
+      </w:tr>
+      <w:tr>
+        <w:tc>
+          <w:tcPr>
+            <w:tcW w:w="4350" w:type="dxa"/>
+          </w:tcPr>
+          <w:p>
+            <w:pPr>
+              <w:ind w:firstLine="0"/>
+            </w:pPr>
+            <w:r>
+              <w:t>Prata</w:t>
+            </w:r>
+          </w:p>
+        </w:tc>
+        <w:tc>
+          <w:tcPr>
+            <w:tcW w:w="4331" w:type="dxa"/>
+          </w:tcPr>
+          <w:p>
+            <w:pPr>
+              <w:ind w:firstLine="0"/>
+            </w:pPr>
+            <w:r>
+              <w:t>R$ 15,90</w:t>
+            </w:r>
+          </w:p>
+        </w:tc>
+      </w:tr>
+      <w:tr>
+        <w:tc>
+          <w:tcPr>
+            <w:tcW w:w="4350" w:type="dxa"/>
+          </w:tcPr>
+          <w:p>
+            <w:pPr>
+              <w:ind w:firstLine="0"/>
+            </w:pPr>
+            <w:r>
+              <w:t>Ouro</w:t>
+            </w:r>
+          </w:p>
+        </w:tc>
+        <w:tc>
+          <w:tcPr>
+            <w:tcW w:w="4331" w:type="dxa"/>
+          </w:tcPr>
+          <w:p>
+            <w:pPr>
+              <w:ind w:firstLine="0"/>
+            </w:pPr>
+            <w:r>
+              <w:t>R$ 20,90</w:t>
+            </w:r>
+          </w:p>
+        </w:tc>
+      </w:tr>
+      <w:tr>
+        <w:tc>
+          <w:tcPr>
+            <w:tcW w:w="4350" w:type="dxa"/>
+          </w:tcPr>
+          <w:p>
+            <w:pPr>
+              <w:ind w:firstLine="0"/>
+            </w:pPr>
+            <w:r>
+              <w:t>Diamante</w:t>
+            </w:r>
+          </w:p>
+        </w:tc>
+        <w:tc>
+          <w:tcPr>
+            <w:tcW w:w="4331" w:type="dxa"/>
+          </w:tcPr>
+          <w:p>
+            <w:pPr>
+              <w:ind w:firstLine="0"/>
+            </w:pPr>
+            <w:r>
+              <w:t>R$ 50,00</w:t>
+            </w:r>
+          </w:p>
+        </w:tc>
+      </w:tr>
+    </w:tbl>
+    <w:p>
+      <w:pPr>
+        <w:pStyle w:val="Fonteeimagem"/>
+      </w:pPr>
+      <w:r>
+        <w:t>Fonte: Os autores, 2026</w:t>
+      </w:r>
+    </w:p>
+    <w:p>
+      <w:pPr>
+        <w:spacing w:after="160" w:line="259" w:lineRule="auto"/>
+        <w:ind w:firstLine="0"/>
+        <w:jc w:val="left"/>
+        <w:rPr>
+          <w:sz w:val="20"/>
         </w:rPr>
       </w:pPr>
       <w:r>
@@ -2323,12 +3942,12 @@
           <w:numId w:val="0"/>
         </w:numPr>
       </w:pPr>
-      <w:bookmarkStart w:id="18" w:name="_Toc226018822"/>
+      <w:bookmarkStart w:id="27" w:name="_Toc226623905"/>
       <w:r>
         <w:lastRenderedPageBreak/>
         <w:t>REFERÊNCIAS</w:t>
       </w:r>
-      <w:bookmarkEnd w:id="18"/>
+      <w:bookmarkEnd w:id="27"/>
     </w:p>
     <w:p>
       <w:pPr>
@@ -2355,8 +3974,34 @@
       <w:r>
         <w:t>Acesso em: 2 abr. 2026.</w:t>
       </w:r>
-      <w:bookmarkStart w:id="19" w:name="_GoBack"/>
-      <w:bookmarkEnd w:id="19"/>
+    </w:p>
+    <w:p>
+      <w:pPr>
+        <w:ind w:firstLine="0"/>
+      </w:pPr>
+    </w:p>
+    <w:p>
+      <w:pPr>
+        <w:ind w:firstLine="0"/>
+      </w:pPr>
+      <w:r>
+        <w:t xml:space="preserve">Salesforce Brasil. </w:t>
+      </w:r>
+      <w:r>
+        <w:rPr>
+          <w:b/>
+        </w:rPr>
+        <w:t>O que é Brainstorming?</w:t>
+      </w:r>
+      <w:r>
+        <w:t>. Disponível em: http://salesforce.com/br/blog/brainstorming/</w:t>
+      </w:r>
+      <w:r>
+        <w:t xml:space="preserve">. Acesso em: 9 abr. </w:t>
+      </w:r>
+      <w:r>
+        <w:t>2026.</w:t>
+      </w:r>
     </w:p>
     <w:sectPr>
       <w:pgSz w:w="11906" w:h="16838"/>
@@ -2369,7 +4014,7 @@
 </file>
 
 <file path=word/endnotes.xml><?xml version="1.0" encoding="utf-8"?>
-<w:endnotes xmlns:wpc="http://schemas.microsoft.com/office/word/2010/wordprocessingCanvas" xmlns:cx="http://schemas.microsoft.com/office/drawing/2014/chartex" xmlns:mc="http://schemas.openxmlformats.org/markup-compatibility/2006" xmlns:o="urn:schemas-microsoft-com:office:office" xmlns:r="http://schemas.openxmlformats.org/officeDocument/2006/relationships" xmlns:m="http://schemas.openxmlformats.org/officeDocument/2006/math" xmlns:v="urn:schemas-microsoft-com:vml" xmlns:wp14="http://schemas.microsoft.com/office/word/2010/wordprocessingDrawing" xmlns:wp="http://schemas.openxmlformats.org/drawingml/2006/wordprocessingDrawing" xmlns:w10="urn:schemas-microsoft-com:office:word" xmlns:w="http://schemas.openxmlformats.org/wordprocessingml/2006/main" xmlns:w14="http://schemas.microsoft.com/office/word/2010/wordml" xmlns:w15="http://schemas.microsoft.com/office/word/2012/wordml" xmlns:w16se="http://schemas.microsoft.com/office/word/2015/wordml/symex" xmlns:wpg="http://schemas.microsoft.com/office/word/2010/wordprocessingGroup" xmlns:wpi="http://schemas.microsoft.com/office/word/2010/wordprocessingInk" xmlns:wne="http://schemas.microsoft.com/office/word/2006/wordml" xmlns:wps="http://schemas.microsoft.com/office/word/2010/wordprocessingShape" mc:Ignorable="w14 w15 w16se wp14">
+<w:endnotes xmlns:wpc="http://schemas.microsoft.com/office/word/2010/wordprocessingCanvas" xmlns:cx="http://schemas.microsoft.com/office/drawing/2014/chartex" xmlns:cx1="http://schemas.microsoft.com/office/drawing/2015/9/8/chartex" xmlns:mc="http://schemas.openxmlformats.org/markup-compatibility/2006" xmlns:o="urn:schemas-microsoft-com:office:office" xmlns:r="http://schemas.openxmlformats.org/officeDocument/2006/relationships" xmlns:m="http://schemas.openxmlformats.org/officeDocument/2006/math" xmlns:v="urn:schemas-microsoft-com:vml" xmlns:wp14="http://schemas.microsoft.com/office/word/2010/wordprocessingDrawing" xmlns:wp="http://schemas.openxmlformats.org/drawingml/2006/wordprocessingDrawing" xmlns:w10="urn:schemas-microsoft-com:office:word" xmlns:w="http://schemas.openxmlformats.org/wordprocessingml/2006/main" xmlns:w14="http://schemas.microsoft.com/office/word/2010/wordml" xmlns:w15="http://schemas.microsoft.com/office/word/2012/wordml" xmlns:w16se="http://schemas.microsoft.com/office/word/2015/wordml/symex" xmlns:wpg="http://schemas.microsoft.com/office/word/2010/wordprocessingGroup" xmlns:wpi="http://schemas.microsoft.com/office/word/2010/wordprocessingInk" xmlns:wne="http://schemas.microsoft.com/office/word/2006/wordml" xmlns:wps="http://schemas.microsoft.com/office/word/2010/wordprocessingShape" mc:Ignorable="w14 w15 w16se wp14">
   <w:endnote w:type="separator" w:id="-1">
     <w:p>
       <w:pPr>
@@ -2394,7 +4039,7 @@
 </file>
 
 <file path=word/footnotes.xml><?xml version="1.0" encoding="utf-8"?>
-<w:footnotes xmlns:wpc="http://schemas.microsoft.com/office/word/2010/wordprocessingCanvas" xmlns:cx="http://schemas.microsoft.com/office/drawing/2014/chartex" xmlns:mc="http://schemas.openxmlformats.org/markup-compatibility/2006" xmlns:o="urn:schemas-microsoft-com:office:office" xmlns:r="http://schemas.openxmlformats.org/officeDocument/2006/relationships" xmlns:m="http://schemas.openxmlformats.org/officeDocument/2006/math" xmlns:v="urn:schemas-microsoft-com:vml" xmlns:wp14="http://schemas.microsoft.com/office/word/2010/wordprocessingDrawing" xmlns:wp="http://schemas.openxmlformats.org/drawingml/2006/wordprocessingDrawing" xmlns:w10="urn:schemas-microsoft-com:office:word" xmlns:w="http://schemas.openxmlformats.org/wordprocessingml/2006/main" xmlns:w14="http://schemas.microsoft.com/office/word/2010/wordml" xmlns:w15="http://schemas.microsoft.com/office/word/2012/wordml" xmlns:w16se="http://schemas.microsoft.com/office/word/2015/wordml/symex" xmlns:wpg="http://schemas.microsoft.com/office/word/2010/wordprocessingGroup" xmlns:wpi="http://schemas.microsoft.com/office/word/2010/wordprocessingInk" xmlns:wne="http://schemas.microsoft.com/office/word/2006/wordml" xmlns:wps="http://schemas.microsoft.com/office/word/2010/wordprocessingShape" mc:Ignorable="w14 w15 w16se wp14">
+<w:footnotes xmlns:wpc="http://schemas.microsoft.com/office/word/2010/wordprocessingCanvas" xmlns:cx="http://schemas.microsoft.com/office/drawing/2014/chartex" xmlns:cx1="http://schemas.microsoft.com/office/drawing/2015/9/8/chartex" xmlns:mc="http://schemas.openxmlformats.org/markup-compatibility/2006" xmlns:o="urn:schemas-microsoft-com:office:office" xmlns:r="http://schemas.openxmlformats.org/officeDocument/2006/relationships" xmlns:m="http://schemas.openxmlformats.org/officeDocument/2006/math" xmlns:v="urn:schemas-microsoft-com:vml" xmlns:wp14="http://schemas.microsoft.com/office/word/2010/wordprocessingDrawing" xmlns:wp="http://schemas.openxmlformats.org/drawingml/2006/wordprocessingDrawing" xmlns:w10="urn:schemas-microsoft-com:office:word" xmlns:w="http://schemas.openxmlformats.org/wordprocessingml/2006/main" xmlns:w14="http://schemas.microsoft.com/office/word/2010/wordml" xmlns:w15="http://schemas.microsoft.com/office/word/2012/wordml" xmlns:w16se="http://schemas.microsoft.com/office/word/2015/wordml/symex" xmlns:wpg="http://schemas.microsoft.com/office/word/2010/wordprocessingGroup" xmlns:wpi="http://schemas.microsoft.com/office/word/2010/wordprocessingInk" xmlns:wne="http://schemas.microsoft.com/office/word/2006/wordml" xmlns:wps="http://schemas.microsoft.com/office/word/2010/wordprocessingShape" mc:Ignorable="w14 w15 w16se wp14">
   <w:footnote w:type="separator" w:id="-1">
     <w:p>
       <w:pPr>
@@ -2419,7 +4064,7 @@
 </file>
 
 <file path=word/numbering.xml><?xml version="1.0" encoding="utf-8"?>
-<w:numbering xmlns:wpc="http://schemas.microsoft.com/office/word/2010/wordprocessingCanvas" xmlns:cx="http://schemas.microsoft.com/office/drawing/2014/chartex" xmlns:mc="http://schemas.openxmlformats.org/markup-compatibility/2006" xmlns:o="urn:schemas-microsoft-com:office:office" xmlns:r="http://schemas.openxmlformats.org/officeDocument/2006/relationships" xmlns:m="http://schemas.openxmlformats.org/officeDocument/2006/math" xmlns:v="urn:schemas-microsoft-com:vml" xmlns:wp14="http://schemas.microsoft.com/office/word/2010/wordprocessingDrawing" xmlns:wp="http://schemas.openxmlformats.org/drawingml/2006/wordprocessingDrawing" xmlns:w10="urn:schemas-microsoft-com:office:word" xmlns:w="http://schemas.openxmlformats.org/wordprocessingml/2006/main" xmlns:w14="http://schemas.microsoft.com/office/word/2010/wordml" xmlns:w15="http://schemas.microsoft.com/office/word/2012/wordml" xmlns:w16se="http://schemas.microsoft.com/office/word/2015/wordml/symex" xmlns:wpg="http://schemas.microsoft.com/office/word/2010/wordprocessingGroup" xmlns:wpi="http://schemas.microsoft.com/office/word/2010/wordprocessingInk" xmlns:wne="http://schemas.microsoft.com/office/word/2006/wordml" xmlns:wps="http://schemas.microsoft.com/office/word/2010/wordprocessingShape" mc:Ignorable="w14 w15 w16se wp14">
+<w:numbering xmlns:wpc="http://schemas.microsoft.com/office/word/2010/wordprocessingCanvas" xmlns:cx="http://schemas.microsoft.com/office/drawing/2014/chartex" xmlns:cx1="http://schemas.microsoft.com/office/drawing/2015/9/8/chartex" xmlns:mc="http://schemas.openxmlformats.org/markup-compatibility/2006" xmlns:o="urn:schemas-microsoft-com:office:office" xmlns:r="http://schemas.openxmlformats.org/officeDocument/2006/relationships" xmlns:m="http://schemas.openxmlformats.org/officeDocument/2006/math" xmlns:v="urn:schemas-microsoft-com:vml" xmlns:wp14="http://schemas.microsoft.com/office/word/2010/wordprocessingDrawing" xmlns:wp="http://schemas.openxmlformats.org/drawingml/2006/wordprocessingDrawing" xmlns:w10="urn:schemas-microsoft-com:office:word" xmlns:w="http://schemas.openxmlformats.org/wordprocessingml/2006/main" xmlns:w14="http://schemas.microsoft.com/office/word/2010/wordml" xmlns:w15="http://schemas.microsoft.com/office/word/2012/wordml" xmlns:w16se="http://schemas.microsoft.com/office/word/2015/wordml/symex" xmlns:wpg="http://schemas.microsoft.com/office/word/2010/wordprocessingGroup" xmlns:wpi="http://schemas.microsoft.com/office/word/2010/wordprocessingInk" xmlns:wne="http://schemas.microsoft.com/office/word/2006/wordml" xmlns:wps="http://schemas.microsoft.com/office/word/2010/wordprocessingShape" mc:Ignorable="w14 w15 w16se wp14">
   <w:abstractNum w:abstractNumId="0" w15:restartNumberingAfterBreak="0">
     <w:nsid w:val="7B7E5634"/>
     <w:multiLevelType w:val="multilevel"/>
@@ -3358,7 +5003,1001 @@
       <w:ind w:firstLine="0"/>
     </w:pPr>
   </w:style>
+  <w:style w:type="character" w:styleId="Forte">
+    <w:name w:val="Strong"/>
+    <w:basedOn w:val="Fontepargpadro"/>
+    <w:uiPriority w:val="22"/>
+    <w:qFormat/>
+    <w:rsid w:val="00C91FA4"/>
+    <w:rPr>
+      <w:b/>
+      <w:bCs/>
+    </w:rPr>
+  </w:style>
+  <w:style w:type="character" w:styleId="nfase">
+    <w:name w:val="Emphasis"/>
+    <w:basedOn w:val="Fontepargpadro"/>
+    <w:uiPriority w:val="20"/>
+    <w:qFormat/>
+    <w:rsid w:val="00C91FA4"/>
+    <w:rPr>
+      <w:i/>
+      <w:iCs/>
+    </w:rPr>
+  </w:style>
+  <w:style w:type="paragraph" w:styleId="Citao">
+    <w:name w:val="Quote"/>
+    <w:basedOn w:val="Normal"/>
+    <w:next w:val="Normal"/>
+    <w:link w:val="CitaoChar"/>
+    <w:uiPriority w:val="29"/>
+    <w:qFormat/>
+    <w:rsid w:val="007320C2"/>
+    <w:pPr>
+      <w:spacing w:before="120" w:line="240" w:lineRule="auto"/>
+      <w:ind w:left="2268" w:firstLine="0"/>
+    </w:pPr>
+    <w:rPr>
+      <w:iCs/>
+      <w:color w:val="404040" w:themeColor="text1" w:themeTint="BF"/>
+      <w:sz w:val="20"/>
+    </w:rPr>
+  </w:style>
+  <w:style w:type="character" w:customStyle="1" w:styleId="CitaoChar">
+    <w:name w:val="Citação Char"/>
+    <w:basedOn w:val="Fontepargpadro"/>
+    <w:link w:val="Citao"/>
+    <w:uiPriority w:val="29"/>
+    <w:rsid w:val="007320C2"/>
+    <w:rPr>
+      <w:rFonts w:ascii="Arial" w:hAnsi="Arial"/>
+      <w:iCs/>
+      <w:color w:val="404040" w:themeColor="text1" w:themeTint="BF"/>
+      <w:sz w:val="20"/>
+    </w:rPr>
+  </w:style>
+  <w:style w:type="paragraph" w:customStyle="1" w:styleId="Fonteeimagem">
+    <w:name w:val="Fonte e imagem"/>
+    <w:basedOn w:val="Normal"/>
+    <w:link w:val="FonteeimagemChar"/>
+    <w:qFormat/>
+    <w:rsid w:val="00D05889"/>
+    <w:pPr>
+      <w:spacing w:before="120" w:line="240" w:lineRule="auto"/>
+      <w:ind w:firstLine="0"/>
+      <w:jc w:val="center"/>
+    </w:pPr>
+    <w:rPr>
+      <w:sz w:val="20"/>
+    </w:rPr>
+  </w:style>
+  <w:style w:type="table" w:styleId="Tabelacomgrade">
+    <w:name w:val="Table Grid"/>
+    <w:basedOn w:val="Tabelanormal"/>
+    <w:uiPriority w:val="39"/>
+    <w:rsid w:val="000019A0"/>
+    <w:pPr>
+      <w:spacing w:after="0" w:line="240" w:lineRule="auto"/>
+    </w:pPr>
+    <w:tblPr>
+      <w:tblBorders>
+        <w:top w:val="single" w:sz="4" w:space="0" w:color="auto"/>
+        <w:left w:val="single" w:sz="4" w:space="0" w:color="auto"/>
+        <w:bottom w:val="single" w:sz="4" w:space="0" w:color="auto"/>
+        <w:right w:val="single" w:sz="4" w:space="0" w:color="auto"/>
+        <w:insideH w:val="single" w:sz="4" w:space="0" w:color="auto"/>
+        <w:insideV w:val="single" w:sz="4" w:space="0" w:color="auto"/>
+      </w:tblBorders>
+    </w:tblPr>
+  </w:style>
+  <w:style w:type="character" w:customStyle="1" w:styleId="FonteeimagemChar">
+    <w:name w:val="Fonte e imagem Char"/>
+    <w:basedOn w:val="Fontepargpadro"/>
+    <w:link w:val="Fonteeimagem"/>
+    <w:rsid w:val="00D05889"/>
+    <w:rPr>
+      <w:rFonts w:ascii="Arial" w:hAnsi="Arial"/>
+      <w:sz w:val="20"/>
+    </w:rPr>
+  </w:style>
+  <w:style w:type="paragraph" w:styleId="Legenda">
+    <w:name w:val="caption"/>
+    <w:basedOn w:val="Normal"/>
+    <w:next w:val="Normal"/>
+    <w:uiPriority w:val="35"/>
+    <w:unhideWhenUsed/>
+    <w:qFormat/>
+    <w:rsid w:val="009922EE"/>
+    <w:pPr>
+      <w:spacing w:before="120" w:line="240" w:lineRule="auto"/>
+      <w:ind w:firstLine="0"/>
+      <w:jc w:val="center"/>
+    </w:pPr>
+    <w:rPr>
+      <w:b/>
+      <w:iCs/>
+      <w:sz w:val="20"/>
+      <w:szCs w:val="18"/>
+    </w:rPr>
+  </w:style>
+  <w:style w:type="paragraph" w:styleId="ndicedeilustraes">
+    <w:name w:val="table of figures"/>
+    <w:basedOn w:val="Normal"/>
+    <w:next w:val="Normal"/>
+    <w:uiPriority w:val="99"/>
+    <w:unhideWhenUsed/>
+    <w:rsid w:val="005C1402"/>
+    <w:pPr>
+      <w:spacing w:after="0"/>
+    </w:pPr>
+  </w:style>
 </w:styles>
+</file>
+
+<file path=word/charts/chart1.xml><?xml version="1.0" encoding="utf-8"?>
+<c:chartSpace xmlns:c="http://schemas.openxmlformats.org/drawingml/2006/chart" xmlns:a="http://schemas.openxmlformats.org/drawingml/2006/main" xmlns:r="http://schemas.openxmlformats.org/officeDocument/2006/relationships" xmlns:c16r2="http://schemas.microsoft.com/office/drawing/2015/06/chart">
+  <c:date1904 val="0"/>
+  <c:lang val="pt-BR"/>
+  <c:roundedCorners val="0"/>
+  <mc:AlternateContent xmlns:mc="http://schemas.openxmlformats.org/markup-compatibility/2006">
+    <mc:Choice xmlns:c14="http://schemas.microsoft.com/office/drawing/2007/8/2/chart" Requires="c14">
+      <c14:style val="102"/>
+    </mc:Choice>
+    <mc:Fallback>
+      <c:style val="2"/>
+    </mc:Fallback>
+  </mc:AlternateContent>
+  <c:chart>
+    <c:title>
+      <c:overlay val="0"/>
+      <c:spPr>
+        <a:noFill/>
+        <a:ln>
+          <a:noFill/>
+        </a:ln>
+        <a:effectLst/>
+      </c:spPr>
+      <c:txPr>
+        <a:bodyPr rot="0" spcFirstLastPara="1" vertOverflow="ellipsis" vert="horz" wrap="square" anchor="ctr" anchorCtr="1"/>
+        <a:lstStyle/>
+        <a:p>
+          <a:pPr>
+            <a:defRPr sz="1500" b="1" i="0" u="none" strike="noStrike" kern="1200" cap="all" spc="100" normalizeH="0" baseline="0">
+              <a:solidFill>
+                <a:schemeClr val="lt1"/>
+              </a:solidFill>
+              <a:latin typeface="+mn-lt"/>
+              <a:ea typeface="+mn-ea"/>
+              <a:cs typeface="+mn-cs"/>
+            </a:defRPr>
+          </a:pPr>
+          <a:endParaRPr lang="pt-BR"/>
+        </a:p>
+      </c:txPr>
+    </c:title>
+    <c:autoTitleDeleted val="0"/>
+    <c:plotArea>
+      <c:layout/>
+      <c:pieChart>
+        <c:varyColors val="1"/>
+        <c:ser>
+          <c:idx val="0"/>
+          <c:order val="0"/>
+          <c:tx>
+            <c:strRef>
+              <c:f>Planilha1!$B$1</c:f>
+              <c:strCache>
+                <c:ptCount val="1"/>
+                <c:pt idx="0">
+                  <c:v>Idade</c:v>
+                </c:pt>
+              </c:strCache>
+            </c:strRef>
+          </c:tx>
+          <c:spPr>
+            <a:solidFill>
+              <a:schemeClr val="lt1"/>
+            </a:solidFill>
+            <a:ln w="19050">
+              <a:solidFill>
+                <a:schemeClr val="accent1"/>
+              </a:solidFill>
+            </a:ln>
+            <a:effectLst/>
+          </c:spPr>
+          <c:dPt>
+            <c:idx val="0"/>
+            <c:bubble3D val="0"/>
+            <c:spPr>
+              <a:solidFill>
+                <a:schemeClr val="lt1"/>
+              </a:solidFill>
+              <a:ln w="19050">
+                <a:solidFill>
+                  <a:schemeClr val="accent1"/>
+                </a:solidFill>
+              </a:ln>
+              <a:effectLst/>
+            </c:spPr>
+            <c:extLst>
+              <c:ext xmlns:c16="http://schemas.microsoft.com/office/drawing/2014/chart" uri="{C3380CC4-5D6E-409C-BE32-E72D297353CC}">
+                <c16:uniqueId val="{00000001-1E19-42C4-B4BB-FD77D19FD748}"/>
+              </c:ext>
+            </c:extLst>
+          </c:dPt>
+          <c:dPt>
+            <c:idx val="1"/>
+            <c:bubble3D val="0"/>
+            <c:spPr>
+              <a:solidFill>
+                <a:schemeClr val="lt1"/>
+              </a:solidFill>
+              <a:ln w="19050">
+                <a:solidFill>
+                  <a:schemeClr val="accent1"/>
+                </a:solidFill>
+              </a:ln>
+              <a:effectLst/>
+            </c:spPr>
+            <c:extLst>
+              <c:ext xmlns:c16="http://schemas.microsoft.com/office/drawing/2014/chart" uri="{C3380CC4-5D6E-409C-BE32-E72D297353CC}">
+                <c16:uniqueId val="{00000003-1E19-42C4-B4BB-FD77D19FD748}"/>
+              </c:ext>
+            </c:extLst>
+          </c:dPt>
+          <c:dPt>
+            <c:idx val="2"/>
+            <c:bubble3D val="0"/>
+            <c:spPr>
+              <a:solidFill>
+                <a:schemeClr val="lt1"/>
+              </a:solidFill>
+              <a:ln w="19050">
+                <a:solidFill>
+                  <a:schemeClr val="accent1"/>
+                </a:solidFill>
+              </a:ln>
+              <a:effectLst/>
+            </c:spPr>
+            <c:extLst>
+              <c:ext xmlns:c16="http://schemas.microsoft.com/office/drawing/2014/chart" uri="{C3380CC4-5D6E-409C-BE32-E72D297353CC}">
+                <c16:uniqueId val="{00000005-1E19-42C4-B4BB-FD77D19FD748}"/>
+              </c:ext>
+            </c:extLst>
+          </c:dPt>
+          <c:dPt>
+            <c:idx val="3"/>
+            <c:bubble3D val="0"/>
+            <c:spPr>
+              <a:solidFill>
+                <a:schemeClr val="lt1"/>
+              </a:solidFill>
+              <a:ln w="19050">
+                <a:solidFill>
+                  <a:schemeClr val="accent1"/>
+                </a:solidFill>
+              </a:ln>
+              <a:effectLst/>
+            </c:spPr>
+            <c:extLst>
+              <c:ext xmlns:c16="http://schemas.microsoft.com/office/drawing/2014/chart" uri="{C3380CC4-5D6E-409C-BE32-E72D297353CC}">
+                <c16:uniqueId val="{00000007-1E19-42C4-B4BB-FD77D19FD748}"/>
+              </c:ext>
+            </c:extLst>
+          </c:dPt>
+          <c:dLbls>
+            <c:spPr>
+              <a:noFill/>
+              <a:ln>
+                <a:noFill/>
+              </a:ln>
+              <a:effectLst/>
+            </c:spPr>
+            <c:txPr>
+              <a:bodyPr rot="0" spcFirstLastPara="1" vertOverflow="ellipsis" vert="horz" wrap="square" lIns="38100" tIns="19050" rIns="38100" bIns="19050" anchor="ctr" anchorCtr="1">
+                <a:spAutoFit/>
+              </a:bodyPr>
+              <a:lstStyle/>
+              <a:p>
+                <a:pPr>
+                  <a:defRPr sz="900" b="1" i="0" u="none" strike="noStrike" kern="1200" baseline="0">
+                    <a:solidFill>
+                      <a:schemeClr val="accent1"/>
+                    </a:solidFill>
+                    <a:latin typeface="+mn-lt"/>
+                    <a:ea typeface="+mn-ea"/>
+                    <a:cs typeface="+mn-cs"/>
+                  </a:defRPr>
+                </a:pPr>
+                <a:endParaRPr lang="pt-BR"/>
+              </a:p>
+            </c:txPr>
+            <c:dLblPos val="inEnd"/>
+            <c:showLegendKey val="0"/>
+            <c:showVal val="0"/>
+            <c:showCatName val="1"/>
+            <c:showSerName val="0"/>
+            <c:showPercent val="1"/>
+            <c:showBubbleSize val="0"/>
+            <c:showLeaderLines val="1"/>
+            <c:leaderLines>
+              <c:spPr>
+                <a:ln w="9525">
+                  <a:solidFill>
+                    <a:schemeClr val="accent1">
+                      <a:lumMod val="60000"/>
+                      <a:lumOff val="40000"/>
+                    </a:schemeClr>
+                  </a:solidFill>
+                </a:ln>
+                <a:effectLst/>
+              </c:spPr>
+            </c:leaderLines>
+            <c:extLst>
+              <c:ext xmlns:c15="http://schemas.microsoft.com/office/drawing/2012/chart" uri="{CE6537A1-D6FC-4f65-9D91-7224C49458BB}"/>
+            </c:extLst>
+          </c:dLbls>
+          <c:cat>
+            <c:strRef>
+              <c:f>Planilha1!$A$2:$A$5</c:f>
+              <c:strCache>
+                <c:ptCount val="4"/>
+                <c:pt idx="0">
+                  <c:v>15 a 18</c:v>
+                </c:pt>
+                <c:pt idx="1">
+                  <c:v>19 a 30</c:v>
+                </c:pt>
+                <c:pt idx="2">
+                  <c:v>31 a 50</c:v>
+                </c:pt>
+                <c:pt idx="3">
+                  <c:v>Acima de 50</c:v>
+                </c:pt>
+              </c:strCache>
+            </c:strRef>
+          </c:cat>
+          <c:val>
+            <c:numRef>
+              <c:f>Planilha1!$B$2:$B$5</c:f>
+              <c:numCache>
+                <c:formatCode>General</c:formatCode>
+                <c:ptCount val="4"/>
+                <c:pt idx="0">
+                  <c:v>9</c:v>
+                </c:pt>
+                <c:pt idx="1">
+                  <c:v>4</c:v>
+                </c:pt>
+                <c:pt idx="2">
+                  <c:v>2</c:v>
+                </c:pt>
+                <c:pt idx="3">
+                  <c:v>2</c:v>
+                </c:pt>
+              </c:numCache>
+            </c:numRef>
+          </c:val>
+          <c:extLst>
+            <c:ext xmlns:c16="http://schemas.microsoft.com/office/drawing/2014/chart" uri="{C3380CC4-5D6E-409C-BE32-E72D297353CC}">
+              <c16:uniqueId val="{00000000-436E-4254-B36C-A06EFD453500}"/>
+            </c:ext>
+          </c:extLst>
+        </c:ser>
+        <c:dLbls>
+          <c:dLblPos val="inEnd"/>
+          <c:showLegendKey val="0"/>
+          <c:showVal val="0"/>
+          <c:showCatName val="0"/>
+          <c:showSerName val="0"/>
+          <c:showPercent val="1"/>
+          <c:showBubbleSize val="0"/>
+          <c:showLeaderLines val="1"/>
+        </c:dLbls>
+        <c:firstSliceAng val="0"/>
+      </c:pieChart>
+      <c:spPr>
+        <a:noFill/>
+        <a:ln>
+          <a:noFill/>
+        </a:ln>
+        <a:effectLst/>
+      </c:spPr>
+    </c:plotArea>
+    <c:plotVisOnly val="1"/>
+    <c:dispBlanksAs val="gap"/>
+    <c:showDLblsOverMax val="0"/>
+  </c:chart>
+  <c:spPr>
+    <a:solidFill>
+      <a:schemeClr val="accent1"/>
+    </a:solidFill>
+    <a:ln w="9525" cap="flat" cmpd="sng" algn="ctr">
+      <a:solidFill>
+        <a:schemeClr val="tx1"/>
+      </a:solidFill>
+      <a:round/>
+    </a:ln>
+    <a:effectLst/>
+  </c:spPr>
+  <c:txPr>
+    <a:bodyPr/>
+    <a:lstStyle/>
+    <a:p>
+      <a:pPr>
+        <a:defRPr/>
+      </a:pPr>
+      <a:endParaRPr lang="pt-BR"/>
+    </a:p>
+  </c:txPr>
+  <c:externalData r:id="rId3">
+    <c:autoUpdate val="0"/>
+  </c:externalData>
+</c:chartSpace>
+</file>
+
+<file path=word/charts/colors1.xml><?xml version="1.0" encoding="utf-8"?>
+<cs:colorStyle xmlns:cs="http://schemas.microsoft.com/office/drawing/2012/chartStyle" xmlns:a="http://schemas.openxmlformats.org/drawingml/2006/main" meth="cycle" id="10">
+  <a:schemeClr val="accent1"/>
+  <a:schemeClr val="accent2"/>
+  <a:schemeClr val="accent3"/>
+  <a:schemeClr val="accent4"/>
+  <a:schemeClr val="accent5"/>
+  <a:schemeClr val="accent6"/>
+  <cs:variation/>
+  <cs:variation>
+    <a:lumMod val="60000"/>
+  </cs:variation>
+  <cs:variation>
+    <a:lumMod val="80000"/>
+    <a:lumOff val="20000"/>
+  </cs:variation>
+  <cs:variation>
+    <a:lumMod val="80000"/>
+  </cs:variation>
+  <cs:variation>
+    <a:lumMod val="60000"/>
+    <a:lumOff val="40000"/>
+  </cs:variation>
+  <cs:variation>
+    <a:lumMod val="50000"/>
+  </cs:variation>
+  <cs:variation>
+    <a:lumMod val="70000"/>
+    <a:lumOff val="30000"/>
+  </cs:variation>
+  <cs:variation>
+    <a:lumMod val="70000"/>
+  </cs:variation>
+  <cs:variation>
+    <a:lumMod val="50000"/>
+    <a:lumOff val="50000"/>
+  </cs:variation>
+</cs:colorStyle>
+</file>
+
+<file path=word/charts/style1.xml><?xml version="1.0" encoding="utf-8"?>
+<cs:chartStyle xmlns:cs="http://schemas.microsoft.com/office/drawing/2012/chartStyle" xmlns:a="http://schemas.openxmlformats.org/drawingml/2006/main" id="260">
+  <cs:axisTitle>
+    <cs:lnRef idx="0"/>
+    <cs:fillRef idx="0"/>
+    <cs:effectRef idx="0"/>
+    <cs:fontRef idx="minor">
+      <a:schemeClr val="lt1"/>
+    </cs:fontRef>
+    <cs:defRPr sz="900" b="1" kern="1200"/>
+  </cs:axisTitle>
+  <cs:categoryAxis>
+    <cs:lnRef idx="0">
+      <cs:styleClr val="0"/>
+    </cs:lnRef>
+    <cs:fillRef idx="0"/>
+    <cs:effectRef idx="0"/>
+    <cs:fontRef idx="minor">
+      <a:schemeClr val="lt1"/>
+    </cs:fontRef>
+    <cs:spPr>
+      <a:ln w="3175" cap="flat" cmpd="sng" algn="ctr">
+        <a:solidFill>
+          <a:schemeClr val="phClr">
+            <a:lumMod val="60000"/>
+            <a:lumOff val="40000"/>
+          </a:schemeClr>
+        </a:solidFill>
+        <a:round/>
+      </a:ln>
+    </cs:spPr>
+    <cs:defRPr sz="800" kern="1200" cap="all" spc="150" normalizeH="0" baseline="0"/>
+  </cs:categoryAxis>
+  <cs:chartArea>
+    <cs:lnRef idx="0">
+      <cs:styleClr val="0"/>
+    </cs:lnRef>
+    <cs:fillRef idx="0">
+      <cs:styleClr val="0"/>
+    </cs:fillRef>
+    <cs:effectRef idx="0"/>
+    <cs:fontRef idx="minor">
+      <a:schemeClr val="dk1"/>
+    </cs:fontRef>
+    <cs:spPr>
+      <a:solidFill>
+        <a:schemeClr val="phClr"/>
+      </a:solidFill>
+      <a:ln w="9525" cap="flat" cmpd="sng" algn="ctr">
+        <a:solidFill>
+          <a:schemeClr val="phClr"/>
+        </a:solidFill>
+        <a:round/>
+      </a:ln>
+    </cs:spPr>
+    <cs:defRPr sz="1000" kern="1200"/>
+  </cs:chartArea>
+  <cs:dataLabel>
+    <cs:lnRef idx="0">
+      <cs:styleClr val="0"/>
+    </cs:lnRef>
+    <cs:fillRef idx="0"/>
+    <cs:effectRef idx="0"/>
+    <cs:fontRef idx="minor">
+      <cs:styleClr val="0"/>
+    </cs:fontRef>
+    <cs:defRPr sz="900" b="1" kern="1200"/>
+  </cs:dataLabel>
+  <cs:dataLabelCallout>
+    <cs:lnRef idx="0">
+      <cs:styleClr val="0"/>
+    </cs:lnRef>
+    <cs:fillRef idx="0"/>
+    <cs:effectRef idx="0"/>
+    <cs:fontRef idx="minor">
+      <cs:styleClr val="0"/>
+    </cs:fontRef>
+    <cs:spPr>
+      <a:solidFill>
+        <a:schemeClr val="lt1"/>
+      </a:solidFill>
+      <a:ln>
+        <a:solidFill>
+          <a:schemeClr val="phClr"/>
+        </a:solidFill>
+      </a:ln>
+    </cs:spPr>
+    <cs:defRPr sz="900" b="1" kern="1200"/>
+    <cs:bodyPr rot="0" spcFirstLastPara="1" vertOverflow="clip" horzOverflow="clip" vert="horz" wrap="square" lIns="36576" tIns="18288" rIns="36576" bIns="18288" anchor="ctr" anchorCtr="1">
+      <a:spAutoFit/>
+    </cs:bodyPr>
+  </cs:dataLabelCallout>
+  <cs:dataPoint>
+    <cs:lnRef idx="0">
+      <cs:styleClr val="0"/>
+    </cs:lnRef>
+    <cs:fillRef idx="0"/>
+    <cs:effectRef idx="0"/>
+    <cs:fontRef idx="minor">
+      <a:schemeClr val="dk1"/>
+    </cs:fontRef>
+    <cs:spPr>
+      <a:solidFill>
+        <a:schemeClr val="lt1"/>
+      </a:solidFill>
+      <a:ln w="19050">
+        <a:solidFill>
+          <a:schemeClr val="phClr"/>
+        </a:solidFill>
+      </a:ln>
+    </cs:spPr>
+  </cs:dataPoint>
+  <cs:dataPoint3D>
+    <cs:lnRef idx="0"/>
+    <cs:fillRef idx="0">
+      <cs:styleClr val="auto"/>
+    </cs:fillRef>
+    <cs:effectRef idx="0"/>
+    <cs:fontRef idx="minor">
+      <a:schemeClr val="dk1"/>
+    </cs:fontRef>
+    <cs:spPr>
+      <a:solidFill>
+        <a:schemeClr val="phClr"/>
+      </a:solidFill>
+    </cs:spPr>
+  </cs:dataPoint3D>
+  <cs:dataPointLine>
+    <cs:lnRef idx="0">
+      <cs:styleClr val="auto"/>
+    </cs:lnRef>
+    <cs:fillRef idx="0"/>
+    <cs:effectRef idx="0">
+      <cs:styleClr val="auto"/>
+    </cs:effectRef>
+    <cs:fontRef idx="minor">
+      <a:schemeClr val="dk1"/>
+    </cs:fontRef>
+    <cs:spPr>
+      <a:ln w="34925" cap="rnd">
+        <a:solidFill>
+          <a:schemeClr val="lt1"/>
+        </a:solidFill>
+        <a:round/>
+      </a:ln>
+      <a:effectLst>
+        <a:outerShdw dist="25400" dir="2700000" algn="tl" rotWithShape="0">
+          <a:schemeClr val="phClr"/>
+        </a:outerShdw>
+      </a:effectLst>
+    </cs:spPr>
+  </cs:dataPointLine>
+  <cs:dataPointMarker>
+    <cs:lnRef idx="0"/>
+    <cs:fillRef idx="0">
+      <cs:styleClr val="auto"/>
+    </cs:fillRef>
+    <cs:effectRef idx="0"/>
+    <cs:fontRef idx="minor">
+      <a:schemeClr val="dk1"/>
+    </cs:fontRef>
+    <cs:spPr>
+      <a:solidFill>
+        <a:schemeClr val="phClr"/>
+      </a:solidFill>
+      <a:ln w="22225">
+        <a:solidFill>
+          <a:schemeClr val="lt1"/>
+        </a:solidFill>
+        <a:round/>
+      </a:ln>
+    </cs:spPr>
+  </cs:dataPointMarker>
+  <cs:dataPointMarkerLayout symbol="circle" size="5"/>
+  <cs:dataPointWireframe>
+    <cs:lnRef idx="0">
+      <cs:styleClr val="auto"/>
+    </cs:lnRef>
+    <cs:fillRef idx="0"/>
+    <cs:effectRef idx="0"/>
+    <cs:fontRef idx="minor">
+      <a:schemeClr val="dk1"/>
+    </cs:fontRef>
+    <cs:spPr>
+      <a:ln w="9525" cap="rnd">
+        <a:solidFill>
+          <a:schemeClr val="phClr"/>
+        </a:solidFill>
+        <a:round/>
+      </a:ln>
+    </cs:spPr>
+  </cs:dataPointWireframe>
+  <cs:dataTable>
+    <cs:lnRef idx="0">
+      <cs:styleClr val="0"/>
+    </cs:lnRef>
+    <cs:fillRef idx="0"/>
+    <cs:effectRef idx="0"/>
+    <cs:fontRef idx="minor">
+      <a:schemeClr val="lt1"/>
+    </cs:fontRef>
+    <cs:spPr>
+      <a:ln w="9525">
+        <a:solidFill>
+          <a:schemeClr val="phClr">
+            <a:lumMod val="60000"/>
+            <a:lumOff val="40000"/>
+          </a:schemeClr>
+        </a:solidFill>
+      </a:ln>
+    </cs:spPr>
+    <cs:defRPr sz="900" kern="1200"/>
+  </cs:dataTable>
+  <cs:downBar>
+    <cs:lnRef idx="0">
+      <cs:styleClr val="0"/>
+    </cs:lnRef>
+    <cs:fillRef idx="0"/>
+    <cs:effectRef idx="0"/>
+    <cs:fontRef idx="minor">
+      <a:schemeClr val="dk1"/>
+    </cs:fontRef>
+    <cs:spPr>
+      <a:solidFill>
+        <a:schemeClr val="dk1">
+          <a:lumMod val="35000"/>
+          <a:lumOff val="65000"/>
+        </a:schemeClr>
+      </a:solidFill>
+      <a:ln w="9525">
+        <a:solidFill>
+          <a:schemeClr val="phClr">
+            <a:lumMod val="60000"/>
+            <a:lumOff val="40000"/>
+          </a:schemeClr>
+        </a:solidFill>
+      </a:ln>
+    </cs:spPr>
+  </cs:downBar>
+  <cs:dropLine>
+    <cs:lnRef idx="0">
+      <cs:styleClr val="0"/>
+    </cs:lnRef>
+    <cs:fillRef idx="0"/>
+    <cs:effectRef idx="0"/>
+    <cs:fontRef idx="minor">
+      <a:schemeClr val="dk1"/>
+    </cs:fontRef>
+    <cs:spPr>
+      <a:ln w="9525">
+        <a:solidFill>
+          <a:schemeClr val="phClr">
+            <a:lumMod val="60000"/>
+            <a:lumOff val="40000"/>
+          </a:schemeClr>
+        </a:solidFill>
+        <a:prstDash val="dash"/>
+      </a:ln>
+    </cs:spPr>
+  </cs:dropLine>
+  <cs:errorBar>
+    <cs:lnRef idx="0">
+      <cs:styleClr val="0"/>
+    </cs:lnRef>
+    <cs:fillRef idx="0"/>
+    <cs:effectRef idx="0"/>
+    <cs:fontRef idx="minor">
+      <a:schemeClr val="dk1"/>
+    </cs:fontRef>
+    <cs:spPr>
+      <a:ln w="9525">
+        <a:solidFill>
+          <a:schemeClr val="phClr">
+            <a:lumMod val="60000"/>
+            <a:lumOff val="40000"/>
+          </a:schemeClr>
+        </a:solidFill>
+        <a:round/>
+      </a:ln>
+      <a:effectLst>
+        <a:glow rad="25400">
+          <a:schemeClr val="lt1"/>
+        </a:glow>
+      </a:effectLst>
+    </cs:spPr>
+  </cs:errorBar>
+  <cs:floor>
+    <cs:lnRef idx="0"/>
+    <cs:fillRef idx="0"/>
+    <cs:effectRef idx="0"/>
+    <cs:fontRef idx="minor">
+      <a:schemeClr val="dk1"/>
+    </cs:fontRef>
+  </cs:floor>
+  <cs:gridlineMajor>
+    <cs:lnRef idx="0">
+      <cs:styleClr val="0"/>
+    </cs:lnRef>
+    <cs:fillRef idx="0"/>
+    <cs:effectRef idx="0"/>
+    <cs:fontRef idx="minor">
+      <a:schemeClr val="dk1"/>
+    </cs:fontRef>
+    <cs:spPr>
+      <a:ln w="9525" cap="flat" cmpd="sng" algn="ctr">
+        <a:solidFill>
+          <a:schemeClr val="lt1">
+            <a:alpha val="25000"/>
+          </a:schemeClr>
+        </a:solidFill>
+        <a:round/>
+      </a:ln>
+    </cs:spPr>
+  </cs:gridlineMajor>
+  <cs:gridlineMinor>
+    <cs:lnRef idx="0">
+      <cs:styleClr val="0"/>
+    </cs:lnRef>
+    <cs:fillRef idx="0"/>
+    <cs:effectRef idx="0"/>
+    <cs:fontRef idx="minor">
+      <a:schemeClr val="dk1"/>
+    </cs:fontRef>
+    <cs:spPr>
+      <a:ln>
+        <a:solidFill>
+          <a:schemeClr val="lt1">
+            <a:alpha val="10000"/>
+          </a:schemeClr>
+        </a:solidFill>
+      </a:ln>
+    </cs:spPr>
+  </cs:gridlineMinor>
+  <cs:hiLoLine>
+    <cs:lnRef idx="0">
+      <cs:styleClr val="0"/>
+    </cs:lnRef>
+    <cs:fillRef idx="0"/>
+    <cs:effectRef idx="0"/>
+    <cs:fontRef idx="minor">
+      <a:schemeClr val="dk1"/>
+    </cs:fontRef>
+    <cs:spPr>
+      <a:ln w="9525">
+        <a:solidFill>
+          <a:schemeClr val="phClr">
+            <a:lumMod val="60000"/>
+            <a:lumOff val="40000"/>
+          </a:schemeClr>
+        </a:solidFill>
+        <a:prstDash val="dash"/>
+      </a:ln>
+    </cs:spPr>
+  </cs:hiLoLine>
+  <cs:leaderLine>
+    <cs:lnRef idx="0">
+      <cs:styleClr val="0"/>
+    </cs:lnRef>
+    <cs:fillRef idx="0"/>
+    <cs:effectRef idx="0"/>
+    <cs:fontRef idx="minor">
+      <a:schemeClr val="dk1"/>
+    </cs:fontRef>
+    <cs:spPr>
+      <a:ln w="9525">
+        <a:solidFill>
+          <a:schemeClr val="phClr">
+            <a:lumMod val="60000"/>
+            <a:lumOff val="40000"/>
+          </a:schemeClr>
+        </a:solidFill>
+      </a:ln>
+    </cs:spPr>
+  </cs:leaderLine>
+  <cs:legend>
+    <cs:lnRef idx="0"/>
+    <cs:fillRef idx="0"/>
+    <cs:effectRef idx="0"/>
+    <cs:fontRef idx="minor">
+      <a:schemeClr val="lt1"/>
+    </cs:fontRef>
+    <cs:defRPr sz="900" kern="1200"/>
+  </cs:legend>
+  <cs:plotArea>
+    <cs:lnRef idx="0"/>
+    <cs:fillRef idx="0"/>
+    <cs:effectRef idx="0"/>
+    <cs:fontRef idx="minor">
+      <a:schemeClr val="dk1"/>
+    </cs:fontRef>
+  </cs:plotArea>
+  <cs:plotArea3D>
+    <cs:lnRef idx="0"/>
+    <cs:fillRef idx="0"/>
+    <cs:effectRef idx="0"/>
+    <cs:fontRef idx="minor">
+      <a:schemeClr val="dk1"/>
+    </cs:fontRef>
+  </cs:plotArea3D>
+  <cs:seriesAxis>
+    <cs:lnRef idx="0">
+      <cs:styleClr val="0"/>
+    </cs:lnRef>
+    <cs:fillRef idx="0"/>
+    <cs:effectRef idx="0"/>
+    <cs:fontRef idx="minor">
+      <a:schemeClr val="lt1"/>
+    </cs:fontRef>
+    <cs:spPr>
+      <a:ln w="3175" cap="flat" cmpd="sng" algn="ctr">
+        <a:solidFill>
+          <a:schemeClr val="phClr">
+            <a:lumMod val="60000"/>
+            <a:lumOff val="40000"/>
+          </a:schemeClr>
+        </a:solidFill>
+        <a:round/>
+      </a:ln>
+    </cs:spPr>
+    <cs:defRPr sz="900" kern="1200"/>
+  </cs:seriesAxis>
+  <cs:seriesLine>
+    <cs:lnRef idx="0">
+      <cs:styleClr val="0"/>
+    </cs:lnRef>
+    <cs:fillRef idx="0"/>
+    <cs:effectRef idx="0"/>
+    <cs:fontRef idx="minor">
+      <a:schemeClr val="dk1"/>
+    </cs:fontRef>
+    <cs:spPr>
+      <a:ln w="9525">
+        <a:solidFill>
+          <a:schemeClr val="phClr">
+            <a:lumMod val="60000"/>
+            <a:lumOff val="40000"/>
+            <a:tint val="50000"/>
+          </a:schemeClr>
+        </a:solidFill>
+        <a:prstDash val="dash"/>
+      </a:ln>
+    </cs:spPr>
+  </cs:seriesLine>
+  <cs:title>
+    <cs:lnRef idx="0"/>
+    <cs:fillRef idx="0"/>
+    <cs:effectRef idx="0"/>
+    <cs:fontRef idx="minor">
+      <a:schemeClr val="lt1"/>
+    </cs:fontRef>
+    <cs:defRPr sz="1500" b="1" kern="1200" cap="all" spc="100" normalizeH="0" baseline="0"/>
+  </cs:title>
+  <cs:trendline>
+    <cs:lnRef idx="0"/>
+    <cs:fillRef idx="0"/>
+    <cs:effectRef idx="0"/>
+    <cs:fontRef idx="minor">
+      <a:schemeClr val="dk1"/>
+    </cs:fontRef>
+    <cs:spPr>
+      <a:ln w="28575" cap="rnd">
+        <a:solidFill>
+          <a:schemeClr val="lt1">
+            <a:alpha val="50000"/>
+          </a:schemeClr>
+        </a:solidFill>
+        <a:round/>
+      </a:ln>
+    </cs:spPr>
+  </cs:trendline>
+  <cs:trendlineLabel>
+    <cs:lnRef idx="0"/>
+    <cs:fillRef idx="0"/>
+    <cs:effectRef idx="0"/>
+    <cs:fontRef idx="minor">
+      <a:schemeClr val="lt1"/>
+    </cs:fontRef>
+    <cs:defRPr sz="900" kern="1200"/>
+  </cs:trendlineLabel>
+  <cs:upBar>
+    <cs:lnRef idx="0">
+      <cs:styleClr val="0"/>
+    </cs:lnRef>
+    <cs:fillRef idx="0"/>
+    <cs:effectRef idx="0"/>
+    <cs:fontRef idx="minor">
+      <a:schemeClr val="dk1"/>
+    </cs:fontRef>
+    <cs:spPr>
+      <a:solidFill>
+        <a:schemeClr val="lt1">
+          <a:lumMod val="95000"/>
+        </a:schemeClr>
+      </a:solidFill>
+      <a:ln w="9525">
+        <a:solidFill>
+          <a:schemeClr val="phClr">
+            <a:lumMod val="60000"/>
+            <a:lumOff val="40000"/>
+          </a:schemeClr>
+        </a:solidFill>
+      </a:ln>
+    </cs:spPr>
+  </cs:upBar>
+  <cs:valueAxis>
+    <cs:lnRef idx="0"/>
+    <cs:fillRef idx="0"/>
+    <cs:effectRef idx="0"/>
+    <cs:fontRef idx="minor">
+      <a:schemeClr val="lt1"/>
+    </cs:fontRef>
+    <cs:defRPr sz="900" kern="1200"/>
+  </cs:valueAxis>
+  <cs:wall>
+    <cs:lnRef idx="0"/>
+    <cs:fillRef idx="0"/>
+    <cs:effectRef idx="0"/>
+    <cs:fontRef idx="minor">
+      <a:schemeClr val="dk1"/>
+    </cs:fontRef>
+  </cs:wall>
+</cs:chartStyle>
 </file>
 
 <file path=word/theme/theme1.xml><?xml version="1.0" encoding="utf-8"?>
@@ -3627,7 +6266,7 @@
 </file>
 
 <file path=customXml/itemProps1.xml><?xml version="1.0" encoding="utf-8"?>
-<ds:datastoreItem xmlns:ds="http://schemas.openxmlformats.org/officeDocument/2006/customXml" ds:itemID="{BA7F49D9-4583-4EC4-BB11-3F6146BC342E}">
+<ds:datastoreItem xmlns:ds="http://schemas.openxmlformats.org/officeDocument/2006/customXml" ds:itemID="{DA2D0FCF-DFDE-4E8F-A6F0-2404D8A8CF39}">
   <ds:schemaRefs>
     <ds:schemaRef ds:uri="http://schemas.openxmlformats.org/officeDocument/2006/bibliography"/>
   </ds:schemaRefs>

--- a/NORMAS ABNT TCC JOÃO VINÍCIUS.docx
+++ b/NORMAS ABNT TCC JOÃO VINÍCIUS.docx
@@ -95,14 +95,31 @@
       <w:r>
         <w:t>da Silva</w:t>
       </w:r>
+      <w:r>
+        <w:t xml:space="preserve"> Santos</w:t>
+      </w:r>
     </w:p>
     <w:p>
       <w:pPr>
         <w:pStyle w:val="SemEspaamento"/>
         <w:spacing w:before="2400"/>
       </w:pPr>
-      <w:r>
-        <w:t>FREETECS – Portal para Voluntariado em Projetos Empresariais</w:t>
+      <w:proofErr w:type="spellStart"/>
+      <w:r>
+        <w:t>ShowMe</w:t>
+      </w:r>
+      <w:proofErr w:type="spellEnd"/>
+      <w:r>
+        <w:t xml:space="preserve"> – </w:t>
+      </w:r>
+      <w:r>
+        <w:t>Sistema</w:t>
+      </w:r>
+      <w:r>
+        <w:t xml:space="preserve"> para </w:t>
+      </w:r>
+      <w:r>
+        <w:t>Democratização de Eventos Culturais</w:t>
       </w:r>
     </w:p>
     <w:p>
@@ -190,8 +207,13 @@
         <w:pStyle w:val="SemEspaamento"/>
         <w:spacing w:before="5040"/>
       </w:pPr>
-      <w:r>
-        <w:t>FREETECS – Portal para Voluntariado em Projetos Empresariais</w:t>
+      <w:proofErr w:type="spellStart"/>
+      <w:r>
+        <w:t>ShowMe</w:t>
+      </w:r>
+      <w:proofErr w:type="spellEnd"/>
+      <w:r>
+        <w:t xml:space="preserve"> – Sistema para Democratização de Eventos Culturais</w:t>
       </w:r>
     </w:p>
     <w:p>
@@ -2792,8 +2814,6 @@
       <w:pPr>
         <w:ind w:firstLine="708"/>
       </w:pPr>
-      <w:bookmarkStart w:id="0" w:name="_GoBack"/>
-      <w:bookmarkEnd w:id="0"/>
     </w:p>
     <w:p/>
     <w:p>
@@ -2811,12 +2831,12 @@
       <w:pPr>
         <w:pStyle w:val="Ttulo1"/>
       </w:pPr>
-      <w:bookmarkStart w:id="1" w:name="_Toc227223369"/>
+      <w:bookmarkStart w:id="0" w:name="_Toc227223369"/>
       <w:r>
         <w:lastRenderedPageBreak/>
         <w:t>INTRODUÇÃO</w:t>
       </w:r>
-      <w:bookmarkEnd w:id="1"/>
+      <w:bookmarkEnd w:id="0"/>
     </w:p>
     <w:p>
       <w:proofErr w:type="spellStart"/>
@@ -3312,501 +3332,79 @@
       <w:pPr>
         <w:pStyle w:val="Ttulo2"/>
       </w:pPr>
-      <w:bookmarkStart w:id="2" w:name="_Toc227223370"/>
+      <w:bookmarkStart w:id="1" w:name="_Toc227223370"/>
       <w:r>
         <w:t>Problemática</w:t>
       </w:r>
-      <w:bookmarkEnd w:id="2"/>
+      <w:bookmarkEnd w:id="1"/>
     </w:p>
     <w:p>
-      <w:proofErr w:type="spellStart"/>
-      <w:r>
-        <w:t>Lorem</w:t>
-      </w:r>
-      <w:proofErr w:type="spellEnd"/>
-      <w:r>
-        <w:t xml:space="preserve"> Ipsum </w:t>
-      </w:r>
-      <w:proofErr w:type="spellStart"/>
-      <w:r>
-        <w:t>has</w:t>
-      </w:r>
-      <w:proofErr w:type="spellEnd"/>
-      <w:r>
-        <w:t xml:space="preserve"> </w:t>
-      </w:r>
-      <w:proofErr w:type="spellStart"/>
-      <w:r>
-        <w:t>been</w:t>
-      </w:r>
-      <w:proofErr w:type="spellEnd"/>
-      <w:r>
-        <w:t xml:space="preserve"> </w:t>
-      </w:r>
-      <w:proofErr w:type="spellStart"/>
-      <w:r>
-        <w:t>the</w:t>
-      </w:r>
-      <w:proofErr w:type="spellEnd"/>
-      <w:r>
-        <w:t xml:space="preserve"> </w:t>
-      </w:r>
-      <w:proofErr w:type="spellStart"/>
-      <w:r>
-        <w:t>industry's</w:t>
-      </w:r>
-      <w:proofErr w:type="spellEnd"/>
-      <w:r>
-        <w:t xml:space="preserve"> standard </w:t>
-      </w:r>
-      <w:proofErr w:type="spellStart"/>
-      <w:r>
-        <w:t>dummy</w:t>
-      </w:r>
-      <w:proofErr w:type="spellEnd"/>
-      <w:r>
-        <w:t xml:space="preserve"> </w:t>
-      </w:r>
-      <w:proofErr w:type="spellStart"/>
-      <w:r>
-        <w:t>text</w:t>
-      </w:r>
-      <w:proofErr w:type="spellEnd"/>
-      <w:r>
-        <w:t xml:space="preserve"> </w:t>
-      </w:r>
-      <w:proofErr w:type="spellStart"/>
-      <w:r>
-        <w:t>ever</w:t>
-      </w:r>
-      <w:proofErr w:type="spellEnd"/>
-      <w:r>
-        <w:t xml:space="preserve"> </w:t>
-      </w:r>
-      <w:proofErr w:type="spellStart"/>
-      <w:r>
-        <w:t>since</w:t>
-      </w:r>
-      <w:proofErr w:type="spellEnd"/>
-      <w:r>
-        <w:t xml:space="preserve"> </w:t>
-      </w:r>
-      <w:proofErr w:type="spellStart"/>
-      <w:r>
-        <w:t>the</w:t>
-      </w:r>
-      <w:proofErr w:type="spellEnd"/>
-      <w:r>
-        <w:t xml:space="preserve"> 1500s, </w:t>
-      </w:r>
-      <w:proofErr w:type="spellStart"/>
-      <w:r>
-        <w:t>when</w:t>
-      </w:r>
-      <w:proofErr w:type="spellEnd"/>
-      <w:r>
-        <w:t xml:space="preserve"> </w:t>
-      </w:r>
-      <w:proofErr w:type="spellStart"/>
-      <w:r>
-        <w:t>an</w:t>
-      </w:r>
-      <w:proofErr w:type="spellEnd"/>
-      <w:r>
-        <w:t xml:space="preserve"> </w:t>
-      </w:r>
-      <w:proofErr w:type="spellStart"/>
-      <w:r>
-        <w:t>unknown</w:t>
-      </w:r>
-      <w:proofErr w:type="spellEnd"/>
-      <w:r>
-        <w:t xml:space="preserve"> </w:t>
-      </w:r>
-      <w:proofErr w:type="spellStart"/>
-      <w:r>
-        <w:t>printer</w:t>
-      </w:r>
-      <w:proofErr w:type="spellEnd"/>
-      <w:r>
-        <w:t xml:space="preserve"> </w:t>
-      </w:r>
-      <w:proofErr w:type="spellStart"/>
-      <w:r>
-        <w:t>took</w:t>
-      </w:r>
-      <w:proofErr w:type="spellEnd"/>
-      <w:r>
-        <w:t xml:space="preserve"> a </w:t>
-      </w:r>
-      <w:proofErr w:type="spellStart"/>
-      <w:r>
-        <w:t>galley</w:t>
-      </w:r>
-      <w:proofErr w:type="spellEnd"/>
-      <w:r>
-        <w:t xml:space="preserve"> </w:t>
-      </w:r>
-      <w:proofErr w:type="spellStart"/>
-      <w:r>
-        <w:t>of</w:t>
-      </w:r>
-      <w:proofErr w:type="spellEnd"/>
-      <w:r>
-        <w:t xml:space="preserve"> </w:t>
-      </w:r>
-      <w:proofErr w:type="spellStart"/>
-      <w:r>
-        <w:t>type</w:t>
-      </w:r>
-      <w:proofErr w:type="spellEnd"/>
-      <w:r>
-        <w:t xml:space="preserve"> </w:t>
-      </w:r>
-      <w:proofErr w:type="spellStart"/>
-      <w:r>
-        <w:t>and</w:t>
-      </w:r>
-      <w:proofErr w:type="spellEnd"/>
-      <w:r>
-        <w:t xml:space="preserve"> </w:t>
-      </w:r>
-      <w:proofErr w:type="spellStart"/>
-      <w:r>
-        <w:t>scrambled</w:t>
-      </w:r>
-      <w:proofErr w:type="spellEnd"/>
-      <w:r>
-        <w:t xml:space="preserve"> it </w:t>
-      </w:r>
-      <w:proofErr w:type="spellStart"/>
-      <w:r>
-        <w:t>to</w:t>
-      </w:r>
-      <w:proofErr w:type="spellEnd"/>
-      <w:r>
-        <w:t xml:space="preserve"> </w:t>
-      </w:r>
-      <w:proofErr w:type="spellStart"/>
-      <w:r>
-        <w:t>make</w:t>
-      </w:r>
-      <w:proofErr w:type="spellEnd"/>
-      <w:r>
-        <w:t xml:space="preserve"> a </w:t>
-      </w:r>
-      <w:proofErr w:type="spellStart"/>
-      <w:r>
-        <w:t>type</w:t>
-      </w:r>
-      <w:proofErr w:type="spellEnd"/>
-      <w:r>
-        <w:t xml:space="preserve"> </w:t>
-      </w:r>
-      <w:proofErr w:type="spellStart"/>
-      <w:r>
-        <w:t>specimen</w:t>
-      </w:r>
-      <w:proofErr w:type="spellEnd"/>
-      <w:r>
-        <w:t xml:space="preserve"> book. It </w:t>
-      </w:r>
-      <w:proofErr w:type="spellStart"/>
-      <w:r>
-        <w:t>has</w:t>
-      </w:r>
-      <w:proofErr w:type="spellEnd"/>
-      <w:r>
-        <w:t xml:space="preserve"> </w:t>
-      </w:r>
-      <w:proofErr w:type="spellStart"/>
-      <w:r>
-        <w:t>survived</w:t>
-      </w:r>
-      <w:proofErr w:type="spellEnd"/>
-      <w:r>
-        <w:t xml:space="preserve"> </w:t>
-      </w:r>
-      <w:proofErr w:type="spellStart"/>
-      <w:r>
-        <w:t>not</w:t>
-      </w:r>
-      <w:proofErr w:type="spellEnd"/>
-      <w:r>
-        <w:t xml:space="preserve"> </w:t>
-      </w:r>
-      <w:proofErr w:type="spellStart"/>
-      <w:r>
-        <w:t>only</w:t>
-      </w:r>
-      <w:proofErr w:type="spellEnd"/>
-      <w:r>
-        <w:t xml:space="preserve"> </w:t>
-      </w:r>
-      <w:proofErr w:type="spellStart"/>
-      <w:r>
-        <w:t>five</w:t>
-      </w:r>
-      <w:proofErr w:type="spellEnd"/>
-      <w:r>
-        <w:t xml:space="preserve"> </w:t>
-      </w:r>
-      <w:proofErr w:type="spellStart"/>
-      <w:r>
-        <w:t>centuries</w:t>
-      </w:r>
-      <w:proofErr w:type="spellEnd"/>
-      <w:r>
-        <w:t xml:space="preserve">, </w:t>
-      </w:r>
-      <w:proofErr w:type="spellStart"/>
-      <w:r>
-        <w:t>but</w:t>
-      </w:r>
-      <w:proofErr w:type="spellEnd"/>
-      <w:r>
-        <w:t xml:space="preserve"> </w:t>
-      </w:r>
-      <w:proofErr w:type="spellStart"/>
-      <w:r>
-        <w:t>also</w:t>
-      </w:r>
-      <w:proofErr w:type="spellEnd"/>
-      <w:r>
-        <w:t xml:space="preserve"> </w:t>
-      </w:r>
-      <w:proofErr w:type="spellStart"/>
-      <w:r>
-        <w:t>the</w:t>
-      </w:r>
-      <w:proofErr w:type="spellEnd"/>
-      <w:r>
-        <w:t xml:space="preserve"> </w:t>
-      </w:r>
-      <w:proofErr w:type="spellStart"/>
-      <w:r>
-        <w:t>leap</w:t>
-      </w:r>
-      <w:proofErr w:type="spellEnd"/>
-      <w:r>
-        <w:t xml:space="preserve"> </w:t>
-      </w:r>
-      <w:proofErr w:type="spellStart"/>
-      <w:r>
-        <w:t>into</w:t>
-      </w:r>
-      <w:proofErr w:type="spellEnd"/>
-      <w:r>
-        <w:t xml:space="preserve"> </w:t>
-      </w:r>
-      <w:proofErr w:type="spellStart"/>
-      <w:r>
-        <w:t>electronic</w:t>
-      </w:r>
-      <w:proofErr w:type="spellEnd"/>
-      <w:r>
-        <w:t xml:space="preserve"> </w:t>
-      </w:r>
-      <w:proofErr w:type="spellStart"/>
-      <w:r>
-        <w:t>typesetting</w:t>
-      </w:r>
-      <w:proofErr w:type="spellEnd"/>
-      <w:r>
-        <w:t xml:space="preserve">, </w:t>
-      </w:r>
-      <w:proofErr w:type="spellStart"/>
-      <w:r>
-        <w:t>remaining</w:t>
-      </w:r>
-      <w:proofErr w:type="spellEnd"/>
-      <w:r>
-        <w:t xml:space="preserve"> </w:t>
-      </w:r>
-      <w:proofErr w:type="spellStart"/>
-      <w:r>
-        <w:t>essentially</w:t>
-      </w:r>
-      <w:proofErr w:type="spellEnd"/>
-      <w:r>
-        <w:t xml:space="preserve"> </w:t>
-      </w:r>
-      <w:proofErr w:type="spellStart"/>
-      <w:r>
-        <w:t>unchanged</w:t>
-      </w:r>
-      <w:proofErr w:type="spellEnd"/>
-      <w:r>
-        <w:t xml:space="preserve">. It </w:t>
-      </w:r>
-      <w:proofErr w:type="spellStart"/>
-      <w:r>
-        <w:t>was</w:t>
-      </w:r>
-      <w:proofErr w:type="spellEnd"/>
-      <w:r>
-        <w:t xml:space="preserve"> </w:t>
-      </w:r>
-      <w:proofErr w:type="spellStart"/>
-      <w:r>
-        <w:t>popularised</w:t>
-      </w:r>
-      <w:proofErr w:type="spellEnd"/>
-      <w:r>
-        <w:t xml:space="preserve"> in </w:t>
-      </w:r>
-      <w:proofErr w:type="spellStart"/>
-      <w:r>
-        <w:t>the</w:t>
-      </w:r>
-      <w:proofErr w:type="spellEnd"/>
-      <w:r>
-        <w:t xml:space="preserve"> 1960s </w:t>
-      </w:r>
-      <w:proofErr w:type="spellStart"/>
-      <w:r>
-        <w:t>with</w:t>
-      </w:r>
-      <w:proofErr w:type="spellEnd"/>
-      <w:r>
-        <w:t xml:space="preserve"> </w:t>
-      </w:r>
-      <w:proofErr w:type="spellStart"/>
-      <w:r>
-        <w:t>the</w:t>
-      </w:r>
-      <w:proofErr w:type="spellEnd"/>
-      <w:r>
-        <w:t xml:space="preserve"> release </w:t>
-      </w:r>
-      <w:proofErr w:type="spellStart"/>
-      <w:r>
-        <w:t>of</w:t>
-      </w:r>
-      <w:proofErr w:type="spellEnd"/>
-      <w:r>
-        <w:t xml:space="preserve"> </w:t>
-      </w:r>
-      <w:proofErr w:type="spellStart"/>
-      <w:r>
-        <w:t>Letraset</w:t>
-      </w:r>
-      <w:proofErr w:type="spellEnd"/>
-      <w:r>
-        <w:t xml:space="preserve"> </w:t>
-      </w:r>
-      <w:proofErr w:type="spellStart"/>
-      <w:r>
-        <w:t>sheets</w:t>
-      </w:r>
-      <w:proofErr w:type="spellEnd"/>
-      <w:r>
-        <w:t xml:space="preserve"> </w:t>
-      </w:r>
-      <w:proofErr w:type="spellStart"/>
-      <w:r>
-        <w:t>containing</w:t>
-      </w:r>
-      <w:proofErr w:type="spellEnd"/>
-      <w:r>
-        <w:t xml:space="preserve"> </w:t>
-      </w:r>
-      <w:proofErr w:type="spellStart"/>
-      <w:r>
-        <w:t>Lorem</w:t>
-      </w:r>
-      <w:proofErr w:type="spellEnd"/>
-      <w:r>
-        <w:t xml:space="preserve"> Ipsum </w:t>
-      </w:r>
-      <w:proofErr w:type="spellStart"/>
-      <w:r>
-        <w:t>passages</w:t>
-      </w:r>
-      <w:proofErr w:type="spellEnd"/>
-      <w:r>
-        <w:t xml:space="preserve">, </w:t>
-      </w:r>
-      <w:proofErr w:type="spellStart"/>
-      <w:r>
-        <w:t>and</w:t>
-      </w:r>
-      <w:proofErr w:type="spellEnd"/>
-      <w:r>
-        <w:t xml:space="preserve"> more </w:t>
-      </w:r>
-      <w:proofErr w:type="spellStart"/>
-      <w:r>
-        <w:t>recently</w:t>
-      </w:r>
-      <w:proofErr w:type="spellEnd"/>
-      <w:r>
-        <w:t xml:space="preserve"> </w:t>
-      </w:r>
-      <w:proofErr w:type="spellStart"/>
-      <w:r>
-        <w:t>with</w:t>
-      </w:r>
-      <w:proofErr w:type="spellEnd"/>
-      <w:r>
-        <w:t xml:space="preserve"> desktop </w:t>
-      </w:r>
-      <w:proofErr w:type="spellStart"/>
-      <w:r>
-        <w:t>publishing</w:t>
-      </w:r>
-      <w:proofErr w:type="spellEnd"/>
-      <w:r>
-        <w:t xml:space="preserve"> software </w:t>
-      </w:r>
-      <w:proofErr w:type="spellStart"/>
-      <w:r>
-        <w:t>like</w:t>
-      </w:r>
-      <w:proofErr w:type="spellEnd"/>
-      <w:r>
-        <w:t xml:space="preserve"> </w:t>
-      </w:r>
-      <w:proofErr w:type="spellStart"/>
-      <w:r>
-        <w:t>Aldus</w:t>
-      </w:r>
-      <w:proofErr w:type="spellEnd"/>
-      <w:r>
-        <w:t xml:space="preserve"> PageMaker </w:t>
-      </w:r>
-      <w:proofErr w:type="spellStart"/>
-      <w:r>
-        <w:t>including</w:t>
-      </w:r>
-      <w:proofErr w:type="spellEnd"/>
-      <w:r>
-        <w:t xml:space="preserve"> </w:t>
-      </w:r>
-      <w:proofErr w:type="spellStart"/>
-      <w:r>
-        <w:t>versions</w:t>
-      </w:r>
-      <w:proofErr w:type="spellEnd"/>
-      <w:r>
-        <w:t xml:space="preserve"> </w:t>
-      </w:r>
-      <w:proofErr w:type="spellStart"/>
-      <w:r>
-        <w:t>of</w:t>
-      </w:r>
-      <w:proofErr w:type="spellEnd"/>
-      <w:r>
-        <w:t xml:space="preserve"> </w:t>
-      </w:r>
-      <w:proofErr w:type="spellStart"/>
-      <w:r>
-        <w:t>Lorem</w:t>
-      </w:r>
-      <w:proofErr w:type="spellEnd"/>
-      <w:r>
-        <w:t xml:space="preserve"> Ipsum.</w:t>
-      </w:r>
+      <w:r>
+        <w:t>Embora o Brasil seja um dos maiores consumidores de eventos culturais, a maior parte desse público está concentrada na região Sudeste. Segundo pesquisas, algumas das principais causas para a falta de shows em áreas afastadas — como o Norte, onde 31,4% da população vive sem equipamentos culturais — são a falta de planejamento para a alta demanda e a infraestrutura insuficiente. Isso gera uma carência em parte da população que, para ter acesso a esses eventos, precisam se deslocar para fora de sua cidade</w:t>
+      </w:r>
+      <w:r>
+        <w:rPr>
+          <w:rFonts w:ascii="Times New Roman" w:hAnsi="Times New Roman"/>
+        </w:rPr>
+        <w:t xml:space="preserve">. </w:t>
+      </w:r>
+      <w:r>
+        <w:t>(SEBRAE, 2025).</w:t>
+      </w:r>
+    </w:p>
+    <w:p>
+      <w:pPr>
+        <w:rPr>
+          <w:color w:val="000000"/>
+          <w:sz w:val="20"/>
+          <w:szCs w:val="20"/>
+        </w:rPr>
+      </w:pPr>
+      <w:r>
+        <w:t xml:space="preserve">O caso se agrava conforme a proporção do show. Dados da CNN Brasil sobre o </w:t>
+      </w:r>
+      <w:proofErr w:type="spellStart"/>
+      <w:r>
+        <w:t>Lollapalooza</w:t>
+      </w:r>
+      <w:proofErr w:type="spellEnd"/>
+      <w:r>
+        <w:t xml:space="preserve"> mostram que metade do público veio de fora do estado de São Paulo, esse número representa 148.200 espectadores para um público cuja soma é de 285.000 pessoas. Outro exemplo é o Rock in Rio, que teve uma participação de 730 mil pessoas, sendo 46% de fora do estado (CNN, 2026; ROCK IN RIO, 2024).</w:t>
+      </w:r>
+      <w:r>
+        <w:rPr>
+          <w:color w:val="000000"/>
+          <w:sz w:val="20"/>
+          <w:szCs w:val="20"/>
+        </w:rPr>
+        <w:t> </w:t>
+      </w:r>
+    </w:p>
+    <w:p>
+      <w:pPr>
+        <w:rPr>
+          <w:rFonts w:ascii="Times New Roman" w:hAnsi="Times New Roman"/>
+        </w:rPr>
+      </w:pPr>
+      <w:r>
+        <w:t xml:space="preserve">Dada a magnitude dessa situação, as dificuldades tendem aumentar quando o esforço no planejamento é insuficiente, o empenho de passar meses organizando hotéis próximos, horários de transporte entre </w:t>
+      </w:r>
+      <w:proofErr w:type="gramStart"/>
+      <w:r>
+        <w:t>outras coisa</w:t>
+      </w:r>
+      <w:proofErr w:type="gramEnd"/>
+      <w:r>
+        <w:t xml:space="preserve"> pode causar estresse logístico, </w:t>
+      </w:r>
+      <w:r>
+        <w:rPr>
+          <w:color w:val="000000"/>
+        </w:rPr>
+        <w:t>evidenciando a necessidade de soluções que simplifiquem esse planejamento e diminuam os obstáculos entre o público e o evento.</w:t>
+      </w:r>
+      <w:bookmarkStart w:id="2" w:name="_GoBack"/>
+      <w:bookmarkEnd w:id="2"/>
     </w:p>
     <w:p>
       <w:pPr>
@@ -3819,493 +3417,27 @@
       <w:bookmarkEnd w:id="3"/>
     </w:p>
     <w:p>
-      <w:proofErr w:type="spellStart"/>
-      <w:r>
-        <w:t>Lorem</w:t>
-      </w:r>
-      <w:proofErr w:type="spellEnd"/>
-      <w:r>
-        <w:t xml:space="preserve"> Ipsum </w:t>
-      </w:r>
-      <w:proofErr w:type="spellStart"/>
-      <w:r>
-        <w:t>has</w:t>
-      </w:r>
-      <w:proofErr w:type="spellEnd"/>
-      <w:r>
-        <w:t xml:space="preserve"> </w:t>
-      </w:r>
-      <w:proofErr w:type="spellStart"/>
-      <w:r>
-        <w:t>been</w:t>
-      </w:r>
-      <w:proofErr w:type="spellEnd"/>
-      <w:r>
-        <w:t xml:space="preserve"> </w:t>
-      </w:r>
-      <w:proofErr w:type="spellStart"/>
-      <w:r>
-        <w:t>the</w:t>
-      </w:r>
-      <w:proofErr w:type="spellEnd"/>
-      <w:r>
-        <w:t xml:space="preserve"> </w:t>
-      </w:r>
-      <w:proofErr w:type="spellStart"/>
-      <w:r>
-        <w:t>industry's</w:t>
-      </w:r>
-      <w:proofErr w:type="spellEnd"/>
-      <w:r>
-        <w:t xml:space="preserve"> standard </w:t>
-      </w:r>
-      <w:proofErr w:type="spellStart"/>
-      <w:r>
-        <w:t>dummy</w:t>
-      </w:r>
-      <w:proofErr w:type="spellEnd"/>
-      <w:r>
-        <w:t xml:space="preserve"> </w:t>
-      </w:r>
-      <w:proofErr w:type="spellStart"/>
-      <w:r>
-        <w:t>text</w:t>
-      </w:r>
-      <w:proofErr w:type="spellEnd"/>
-      <w:r>
-        <w:t xml:space="preserve"> </w:t>
-      </w:r>
-      <w:proofErr w:type="spellStart"/>
-      <w:r>
-        <w:t>ever</w:t>
-      </w:r>
-      <w:proofErr w:type="spellEnd"/>
-      <w:r>
-        <w:t xml:space="preserve"> </w:t>
-      </w:r>
-      <w:proofErr w:type="spellStart"/>
-      <w:r>
-        <w:t>since</w:t>
-      </w:r>
-      <w:proofErr w:type="spellEnd"/>
-      <w:r>
-        <w:t xml:space="preserve"> </w:t>
-      </w:r>
-      <w:proofErr w:type="spellStart"/>
-      <w:r>
-        <w:t>the</w:t>
-      </w:r>
-      <w:proofErr w:type="spellEnd"/>
-      <w:r>
-        <w:t xml:space="preserve"> 1500s, </w:t>
-      </w:r>
-      <w:proofErr w:type="spellStart"/>
-      <w:r>
-        <w:t>when</w:t>
-      </w:r>
-      <w:proofErr w:type="spellEnd"/>
-      <w:r>
-        <w:t xml:space="preserve"> </w:t>
-      </w:r>
-      <w:proofErr w:type="spellStart"/>
-      <w:r>
-        <w:t>an</w:t>
-      </w:r>
-      <w:proofErr w:type="spellEnd"/>
-      <w:r>
-        <w:t xml:space="preserve"> </w:t>
-      </w:r>
-      <w:proofErr w:type="spellStart"/>
-      <w:r>
-        <w:t>unknown</w:t>
-      </w:r>
-      <w:proofErr w:type="spellEnd"/>
-      <w:r>
-        <w:t xml:space="preserve"> </w:t>
-      </w:r>
-      <w:proofErr w:type="spellStart"/>
-      <w:r>
-        <w:t>printer</w:t>
-      </w:r>
-      <w:proofErr w:type="spellEnd"/>
-      <w:r>
-        <w:t xml:space="preserve"> </w:t>
-      </w:r>
-      <w:proofErr w:type="spellStart"/>
-      <w:r>
-        <w:t>took</w:t>
-      </w:r>
-      <w:proofErr w:type="spellEnd"/>
-      <w:r>
-        <w:t xml:space="preserve"> a </w:t>
-      </w:r>
-      <w:proofErr w:type="spellStart"/>
-      <w:r>
-        <w:t>galley</w:t>
-      </w:r>
-      <w:proofErr w:type="spellEnd"/>
-      <w:r>
-        <w:t xml:space="preserve"> </w:t>
-      </w:r>
-      <w:proofErr w:type="spellStart"/>
-      <w:r>
-        <w:t>of</w:t>
-      </w:r>
-      <w:proofErr w:type="spellEnd"/>
-      <w:r>
-        <w:t xml:space="preserve"> </w:t>
-      </w:r>
-      <w:proofErr w:type="spellStart"/>
-      <w:r>
-        <w:t>type</w:t>
-      </w:r>
-      <w:proofErr w:type="spellEnd"/>
-      <w:r>
-        <w:t xml:space="preserve"> </w:t>
-      </w:r>
-      <w:proofErr w:type="spellStart"/>
-      <w:r>
-        <w:t>and</w:t>
-      </w:r>
-      <w:proofErr w:type="spellEnd"/>
-      <w:r>
-        <w:t xml:space="preserve"> </w:t>
-      </w:r>
-      <w:proofErr w:type="spellStart"/>
-      <w:r>
-        <w:t>scrambled</w:t>
-      </w:r>
-      <w:proofErr w:type="spellEnd"/>
-      <w:r>
-        <w:t xml:space="preserve"> it </w:t>
-      </w:r>
-      <w:proofErr w:type="spellStart"/>
-      <w:r>
-        <w:t>to</w:t>
-      </w:r>
-      <w:proofErr w:type="spellEnd"/>
-      <w:r>
-        <w:t xml:space="preserve"> </w:t>
-      </w:r>
-      <w:proofErr w:type="spellStart"/>
-      <w:r>
-        <w:t>make</w:t>
-      </w:r>
-      <w:proofErr w:type="spellEnd"/>
-      <w:r>
-        <w:t xml:space="preserve"> a </w:t>
-      </w:r>
-      <w:proofErr w:type="spellStart"/>
-      <w:r>
-        <w:t>type</w:t>
-      </w:r>
-      <w:proofErr w:type="spellEnd"/>
-      <w:r>
-        <w:t xml:space="preserve"> </w:t>
-      </w:r>
-      <w:proofErr w:type="spellStart"/>
-      <w:r>
-        <w:t>specimen</w:t>
-      </w:r>
-      <w:proofErr w:type="spellEnd"/>
-      <w:r>
-        <w:t xml:space="preserve"> book. It </w:t>
-      </w:r>
-      <w:proofErr w:type="spellStart"/>
-      <w:r>
-        <w:t>has</w:t>
-      </w:r>
-      <w:proofErr w:type="spellEnd"/>
-      <w:r>
-        <w:t xml:space="preserve"> </w:t>
-      </w:r>
-      <w:proofErr w:type="spellStart"/>
-      <w:r>
-        <w:t>survived</w:t>
-      </w:r>
-      <w:proofErr w:type="spellEnd"/>
-      <w:r>
-        <w:t xml:space="preserve"> </w:t>
-      </w:r>
-      <w:proofErr w:type="spellStart"/>
-      <w:r>
-        <w:t>not</w:t>
-      </w:r>
-      <w:proofErr w:type="spellEnd"/>
-      <w:r>
-        <w:t xml:space="preserve"> </w:t>
-      </w:r>
-      <w:proofErr w:type="spellStart"/>
-      <w:r>
-        <w:t>only</w:t>
-      </w:r>
-      <w:proofErr w:type="spellEnd"/>
-      <w:r>
-        <w:t xml:space="preserve"> </w:t>
-      </w:r>
-      <w:proofErr w:type="spellStart"/>
-      <w:r>
-        <w:t>five</w:t>
-      </w:r>
-      <w:proofErr w:type="spellEnd"/>
-      <w:r>
-        <w:t xml:space="preserve"> </w:t>
-      </w:r>
-      <w:proofErr w:type="spellStart"/>
-      <w:r>
-        <w:t>centuries</w:t>
-      </w:r>
-      <w:proofErr w:type="spellEnd"/>
-      <w:r>
-        <w:t xml:space="preserve">, </w:t>
-      </w:r>
-      <w:proofErr w:type="spellStart"/>
-      <w:r>
-        <w:t>but</w:t>
-      </w:r>
-      <w:proofErr w:type="spellEnd"/>
-      <w:r>
-        <w:t xml:space="preserve"> </w:t>
-      </w:r>
-      <w:proofErr w:type="spellStart"/>
-      <w:r>
-        <w:t>also</w:t>
-      </w:r>
-      <w:proofErr w:type="spellEnd"/>
-      <w:r>
-        <w:t xml:space="preserve"> </w:t>
-      </w:r>
-      <w:proofErr w:type="spellStart"/>
-      <w:r>
-        <w:t>the</w:t>
-      </w:r>
-      <w:proofErr w:type="spellEnd"/>
-      <w:r>
-        <w:t xml:space="preserve"> </w:t>
-      </w:r>
-      <w:proofErr w:type="spellStart"/>
-      <w:r>
-        <w:t>leap</w:t>
-      </w:r>
-      <w:proofErr w:type="spellEnd"/>
-      <w:r>
-        <w:t xml:space="preserve"> </w:t>
-      </w:r>
-      <w:proofErr w:type="spellStart"/>
-      <w:r>
-        <w:t>into</w:t>
-      </w:r>
-      <w:proofErr w:type="spellEnd"/>
-      <w:r>
-        <w:t xml:space="preserve"> </w:t>
-      </w:r>
-      <w:proofErr w:type="spellStart"/>
-      <w:r>
-        <w:t>electronic</w:t>
-      </w:r>
-      <w:proofErr w:type="spellEnd"/>
-      <w:r>
-        <w:t xml:space="preserve"> </w:t>
-      </w:r>
-      <w:proofErr w:type="spellStart"/>
-      <w:r>
-        <w:t>typesetting</w:t>
-      </w:r>
-      <w:proofErr w:type="spellEnd"/>
-      <w:r>
-        <w:t xml:space="preserve">, </w:t>
-      </w:r>
-      <w:proofErr w:type="spellStart"/>
-      <w:r>
-        <w:t>remaining</w:t>
-      </w:r>
-      <w:proofErr w:type="spellEnd"/>
-      <w:r>
-        <w:t xml:space="preserve"> </w:t>
-      </w:r>
-      <w:proofErr w:type="spellStart"/>
-      <w:r>
-        <w:t>essentially</w:t>
-      </w:r>
-      <w:proofErr w:type="spellEnd"/>
-      <w:r>
-        <w:t xml:space="preserve"> </w:t>
-      </w:r>
-      <w:proofErr w:type="spellStart"/>
-      <w:r>
-        <w:t>unchanged</w:t>
-      </w:r>
-      <w:proofErr w:type="spellEnd"/>
-      <w:r>
-        <w:t xml:space="preserve">. It </w:t>
-      </w:r>
-      <w:proofErr w:type="spellStart"/>
-      <w:r>
-        <w:t>was</w:t>
-      </w:r>
-      <w:proofErr w:type="spellEnd"/>
-      <w:r>
-        <w:t xml:space="preserve"> </w:t>
-      </w:r>
-      <w:proofErr w:type="spellStart"/>
-      <w:r>
-        <w:t>popularised</w:t>
-      </w:r>
-      <w:proofErr w:type="spellEnd"/>
-      <w:r>
-        <w:t xml:space="preserve"> in </w:t>
-      </w:r>
-      <w:proofErr w:type="spellStart"/>
-      <w:r>
-        <w:t>the</w:t>
-      </w:r>
-      <w:proofErr w:type="spellEnd"/>
-      <w:r>
-        <w:t xml:space="preserve"> 1960s </w:t>
-      </w:r>
-      <w:proofErr w:type="spellStart"/>
-      <w:r>
-        <w:t>with</w:t>
-      </w:r>
-      <w:proofErr w:type="spellEnd"/>
-      <w:r>
-        <w:t xml:space="preserve"> </w:t>
-      </w:r>
-      <w:proofErr w:type="spellStart"/>
-      <w:r>
-        <w:t>the</w:t>
-      </w:r>
-      <w:proofErr w:type="spellEnd"/>
-      <w:r>
-        <w:t xml:space="preserve"> release </w:t>
-      </w:r>
-      <w:proofErr w:type="spellStart"/>
-      <w:r>
-        <w:t>of</w:t>
-      </w:r>
-      <w:proofErr w:type="spellEnd"/>
-      <w:r>
-        <w:t xml:space="preserve"> </w:t>
-      </w:r>
-      <w:proofErr w:type="spellStart"/>
-      <w:r>
-        <w:t>Letraset</w:t>
-      </w:r>
-      <w:proofErr w:type="spellEnd"/>
-      <w:r>
-        <w:t xml:space="preserve"> </w:t>
-      </w:r>
-      <w:proofErr w:type="spellStart"/>
-      <w:r>
-        <w:t>sheets</w:t>
-      </w:r>
-      <w:proofErr w:type="spellEnd"/>
-      <w:r>
-        <w:t xml:space="preserve"> </w:t>
-      </w:r>
-      <w:proofErr w:type="spellStart"/>
-      <w:r>
-        <w:t>containing</w:t>
-      </w:r>
-      <w:proofErr w:type="spellEnd"/>
-      <w:r>
-        <w:t xml:space="preserve"> </w:t>
-      </w:r>
-      <w:proofErr w:type="spellStart"/>
-      <w:r>
-        <w:t>Lorem</w:t>
-      </w:r>
-      <w:proofErr w:type="spellEnd"/>
-      <w:r>
-        <w:t xml:space="preserve"> Ipsum </w:t>
-      </w:r>
-      <w:proofErr w:type="spellStart"/>
-      <w:r>
-        <w:t>passages</w:t>
-      </w:r>
-      <w:proofErr w:type="spellEnd"/>
-      <w:r>
-        <w:t xml:space="preserve">, </w:t>
-      </w:r>
-      <w:proofErr w:type="spellStart"/>
-      <w:r>
-        <w:t>and</w:t>
-      </w:r>
-      <w:proofErr w:type="spellEnd"/>
-      <w:r>
-        <w:t xml:space="preserve"> more </w:t>
-      </w:r>
-      <w:proofErr w:type="spellStart"/>
-      <w:r>
-        <w:t>recently</w:t>
-      </w:r>
-      <w:proofErr w:type="spellEnd"/>
-      <w:r>
-        <w:t xml:space="preserve"> </w:t>
-      </w:r>
-      <w:proofErr w:type="spellStart"/>
-      <w:r>
-        <w:t>with</w:t>
-      </w:r>
-      <w:proofErr w:type="spellEnd"/>
-      <w:r>
-        <w:t xml:space="preserve"> desktop </w:t>
-      </w:r>
-      <w:proofErr w:type="spellStart"/>
-      <w:r>
-        <w:t>publishing</w:t>
-      </w:r>
-      <w:proofErr w:type="spellEnd"/>
-      <w:r>
-        <w:t xml:space="preserve"> software </w:t>
-      </w:r>
-      <w:proofErr w:type="spellStart"/>
-      <w:r>
-        <w:t>like</w:t>
-      </w:r>
-      <w:proofErr w:type="spellEnd"/>
-      <w:r>
-        <w:t xml:space="preserve"> </w:t>
-      </w:r>
-      <w:proofErr w:type="spellStart"/>
-      <w:r>
-        <w:t>Aldus</w:t>
-      </w:r>
-      <w:proofErr w:type="spellEnd"/>
-      <w:r>
-        <w:t xml:space="preserve"> PageMaker </w:t>
-      </w:r>
-      <w:proofErr w:type="spellStart"/>
-      <w:r>
-        <w:t>including</w:t>
-      </w:r>
-      <w:proofErr w:type="spellEnd"/>
-      <w:r>
-        <w:t xml:space="preserve"> </w:t>
-      </w:r>
-      <w:proofErr w:type="spellStart"/>
-      <w:r>
-        <w:t>versions</w:t>
-      </w:r>
-      <w:proofErr w:type="spellEnd"/>
-      <w:r>
-        <w:t xml:space="preserve"> </w:t>
-      </w:r>
-      <w:proofErr w:type="spellStart"/>
-      <w:r>
-        <w:t>of</w:t>
-      </w:r>
-      <w:proofErr w:type="spellEnd"/>
-      <w:r>
-        <w:t xml:space="preserve"> </w:t>
-      </w:r>
-      <w:proofErr w:type="spellStart"/>
-      <w:r>
-        <w:t>Lorem</w:t>
-      </w:r>
-      <w:proofErr w:type="spellEnd"/>
-      <w:r>
-        <w:t xml:space="preserve"> Ipsum.</w:t>
+      <w:r>
+        <w:t xml:space="preserve">A relevância do presente projeto fundamenta-se no fato de que a participação em eventos culturais ao vivo, como shows, contribui para a melhoria da saúde mental e do bem-estar, auxiliando na redução do estresse e da ansiedade, além de favorecer a socialização entre indivíduos (BIACHIN, 2025). O Brasil, por si só, é o segundo país </w:t>
+      </w:r>
+      <w:r>
+        <w:lastRenderedPageBreak/>
+        <w:t>que mais consome shows ao vivo, sejam de cunho nacional ou internacional, o que evidencia o forte interesse da população por esse tipo de experiência cultural e torna uma iniciativa que simplifique o usufruto desses eventos para o público brasileiro essencial.</w:t>
+      </w:r>
+    </w:p>
+    <w:p>
+      <w:r>
+        <w:t>Outrossim, apesar desse alto consumo, o acesso a tais eventos ainda é limitado para parcelas significativas da população. A escassez de recursos que viabilizem o consumo de eventos culturais por pessoas de baixa renda ou que vivem distantes das grandes capitais fomenta um cenário elitizado, marcado pela desigualdade e pela exclusão cultural. (ANDRADE, 2024).</w:t>
+      </w:r>
+    </w:p>
+    <w:p>
+      <w:pPr>
+        <w:rPr>
+          <w:rFonts w:ascii="Times New Roman" w:hAnsi="Times New Roman"/>
+        </w:rPr>
+      </w:pPr>
+      <w:r>
+        <w:t>Portanto, tais questões apresentadas, somadas à falta de soluções existentes, são mais que suficientes para justificar o desenvolvimento desse projeto que, alinhado aos Objetivos de Desenvolvimento Sustentável 3 (Saúde e Bem-Estar), 4 (Educação de Qualidade) e 16 (Paz, Justiça e Instituições Eficazes), busca promover mais inclusão cultural no Brasil, difundir o lazer saudável e estimular o senso crítico e a empatia de ainda mais brasileiros.</w:t>
       </w:r>
     </w:p>
     <w:p>
@@ -4814,7 +3946,6 @@
       </w:pPr>
       <w:bookmarkStart w:id="5" w:name="_Toc227223373"/>
       <w:r>
-        <w:lastRenderedPageBreak/>
         <w:t>Objetivo Geral</w:t>
       </w:r>
       <w:bookmarkEnd w:id="5"/>
@@ -5681,6 +4812,7 @@
       </w:pPr>
       <w:bookmarkStart w:id="6" w:name="_Toc227223374"/>
       <w:r>
+        <w:lastRenderedPageBreak/>
         <w:t>Objetivos Específicos</w:t>
       </w:r>
       <w:bookmarkEnd w:id="6"/>
@@ -7181,7 +6313,6 @@
       </w:pPr>
       <w:bookmarkStart w:id="9" w:name="_Toc227223377"/>
       <w:r>
-        <w:lastRenderedPageBreak/>
         <w:t>REFERENCIAL TEÓRICO</w:t>
       </w:r>
       <w:bookmarkEnd w:id="9"/>
@@ -8048,6 +7179,7 @@
       </w:pPr>
       <w:bookmarkStart w:id="10" w:name="_Toc227223378"/>
       <w:r>
+        <w:lastRenderedPageBreak/>
         <w:t>Teste nível 2</w:t>
       </w:r>
       <w:bookmarkEnd w:id="10"/>
@@ -8551,14 +7683,27 @@
       <w:r>
         <w:t xml:space="preserve">Figura </w:t>
       </w:r>
-      <w:fldSimple w:instr=" SEQ Figura \* ARABIC ">
-        <w:r>
-          <w:rPr>
-            <w:noProof/>
-          </w:rPr>
-          <w:t>1</w:t>
-        </w:r>
-      </w:fldSimple>
+      <w:r>
+        <w:fldChar w:fldCharType="begin"/>
+      </w:r>
+      <w:r>
+        <w:instrText xml:space="preserve"> SEQ Figura \* ARABIC </w:instrText>
+      </w:r>
+      <w:r>
+        <w:fldChar w:fldCharType="separate"/>
+      </w:r>
+      <w:r>
+        <w:rPr>
+          <w:noProof/>
+        </w:rPr>
+        <w:t>1</w:t>
+      </w:r>
+      <w:r>
+        <w:rPr>
+          <w:noProof/>
+        </w:rPr>
+        <w:fldChar w:fldCharType="end"/>
+      </w:r>
       <w:r>
         <w:t>: Voluntariado no Brasil</w:t>
       </w:r>
@@ -8830,7 +7975,6 @@
       </w:r>
       <w:proofErr w:type="spellStart"/>
       <w:r>
-        <w:lastRenderedPageBreak/>
         <w:t>specimen</w:t>
       </w:r>
       <w:proofErr w:type="spellEnd"/>
@@ -9141,16 +8285,30 @@
       </w:pPr>
       <w:bookmarkStart w:id="13" w:name="_Toc226624105"/>
       <w:r>
+        <w:lastRenderedPageBreak/>
         <w:t xml:space="preserve">Figura </w:t>
       </w:r>
-      <w:fldSimple w:instr=" SEQ Figura \* ARABIC ">
-        <w:r>
-          <w:rPr>
-            <w:noProof/>
-          </w:rPr>
-          <w:t>2</w:t>
-        </w:r>
-      </w:fldSimple>
+      <w:r>
+        <w:fldChar w:fldCharType="begin"/>
+      </w:r>
+      <w:r>
+        <w:instrText xml:space="preserve"> SEQ Figura \* ARABIC </w:instrText>
+      </w:r>
+      <w:r>
+        <w:fldChar w:fldCharType="separate"/>
+      </w:r>
+      <w:r>
+        <w:rPr>
+          <w:noProof/>
+        </w:rPr>
+        <w:t>2</w:t>
+      </w:r>
+      <w:r>
+        <w:rPr>
+          <w:noProof/>
+        </w:rPr>
+        <w:fldChar w:fldCharType="end"/>
+      </w:r>
       <w:r>
         <w:t>: Título</w:t>
       </w:r>
@@ -10284,14 +9442,27 @@
       <w:r>
         <w:t xml:space="preserve">Quadro </w:t>
       </w:r>
-      <w:fldSimple w:instr=" SEQ Quadro \* ARABIC ">
-        <w:r>
-          <w:rPr>
-            <w:noProof/>
-          </w:rPr>
-          <w:t>1</w:t>
-        </w:r>
-      </w:fldSimple>
+      <w:r>
+        <w:fldChar w:fldCharType="begin"/>
+      </w:r>
+      <w:r>
+        <w:instrText xml:space="preserve"> SEQ Quadro \* ARABIC </w:instrText>
+      </w:r>
+      <w:r>
+        <w:fldChar w:fldCharType="separate"/>
+      </w:r>
+      <w:r>
+        <w:rPr>
+          <w:noProof/>
+        </w:rPr>
+        <w:t>1</w:t>
+      </w:r>
+      <w:r>
+        <w:rPr>
+          <w:noProof/>
+        </w:rPr>
+        <w:fldChar w:fldCharType="end"/>
+      </w:r>
       <w:r>
         <w:t>: Caderno de Sensibilidade</w:t>
       </w:r>
@@ -10998,14 +10169,27 @@
       <w:r>
         <w:t xml:space="preserve">Gráfico </w:t>
       </w:r>
-      <w:fldSimple w:instr=" SEQ Gráfico \* ARABIC ">
-        <w:r>
-          <w:rPr>
-            <w:noProof/>
-          </w:rPr>
-          <w:t>1</w:t>
-        </w:r>
-      </w:fldSimple>
+      <w:r>
+        <w:fldChar w:fldCharType="begin"/>
+      </w:r>
+      <w:r>
+        <w:instrText xml:space="preserve"> SEQ Gráfico \* ARABIC </w:instrText>
+      </w:r>
+      <w:r>
+        <w:fldChar w:fldCharType="separate"/>
+      </w:r>
+      <w:r>
+        <w:rPr>
+          <w:noProof/>
+        </w:rPr>
+        <w:t>1</w:t>
+      </w:r>
+      <w:r>
+        <w:rPr>
+          <w:noProof/>
+        </w:rPr>
+        <w:fldChar w:fldCharType="end"/>
+      </w:r>
       <w:r>
         <w:t>: Idade do Público Alvo</w:t>
       </w:r>
@@ -12162,14 +11346,27 @@
       <w:r>
         <w:t xml:space="preserve">Tabela </w:t>
       </w:r>
-      <w:fldSimple w:instr=" SEQ Tabela \* ARABIC ">
-        <w:r>
-          <w:rPr>
-            <w:noProof/>
-          </w:rPr>
-          <w:t>1</w:t>
-        </w:r>
-      </w:fldSimple>
+      <w:r>
+        <w:fldChar w:fldCharType="begin"/>
+      </w:r>
+      <w:r>
+        <w:instrText xml:space="preserve"> SEQ Tabela \* ARABIC </w:instrText>
+      </w:r>
+      <w:r>
+        <w:fldChar w:fldCharType="separate"/>
+      </w:r>
+      <w:r>
+        <w:rPr>
+          <w:noProof/>
+        </w:rPr>
+        <w:t>1</w:t>
+      </w:r>
+      <w:r>
+        <w:rPr>
+          <w:noProof/>
+        </w:rPr>
+        <w:fldChar w:fldCharType="end"/>
+      </w:r>
       <w:r>
         <w:t>: Preços do Serviço</w:t>
       </w:r>
@@ -12595,6 +11792,7 @@
         <w:docPartUnique/>
       </w:docPartObj>
     </w:sdtPr>
+    <w:sdtEndPr/>
     <w:sdtContent>
       <w:p>
         <w:pPr>
@@ -12614,7 +11812,7 @@
           <w:rPr>
             <w:noProof/>
           </w:rPr>
-          <w:t>10</w:t>
+          <w:t>19</w:t>
         </w:r>
         <w:r>
           <w:fldChar w:fldCharType="end"/>
@@ -13697,6 +12895,23 @@
     <w:pPr>
       <w:spacing w:after="0"/>
     </w:pPr>
+  </w:style>
+  <w:style w:type="paragraph" w:styleId="NormalWeb">
+    <w:name w:val="Normal (Web)"/>
+    <w:basedOn w:val="Normal"/>
+    <w:uiPriority w:val="99"/>
+    <w:unhideWhenUsed/>
+    <w:rsid w:val="00B96C46"/>
+    <w:pPr>
+      <w:spacing w:before="100" w:beforeAutospacing="1" w:after="100" w:afterAutospacing="1" w:line="240" w:lineRule="auto"/>
+      <w:ind w:firstLine="0"/>
+      <w:jc w:val="left"/>
+    </w:pPr>
+    <w:rPr>
+      <w:rFonts w:ascii="Times New Roman" w:eastAsia="Times New Roman" w:hAnsi="Times New Roman" w:cs="Times New Roman"/>
+      <w:szCs w:val="24"/>
+      <w:lang w:eastAsia="pt-BR"/>
+    </w:rPr>
   </w:style>
 </w:styles>
 </file>
@@ -14833,7 +14048,7 @@
 </file>
 
 <file path=customXml/itemProps1.xml><?xml version="1.0" encoding="utf-8"?>
-<ds:datastoreItem xmlns:ds="http://schemas.openxmlformats.org/officeDocument/2006/customXml" ds:itemID="{4D87146A-31A6-4175-954E-96BDA165A006}">
+<ds:datastoreItem xmlns:ds="http://schemas.openxmlformats.org/officeDocument/2006/customXml" ds:itemID="{2B7A3CD1-1A53-41E7-BF05-A6B15891AB7E}">
   <ds:schemaRefs>
     <ds:schemaRef ds:uri="http://schemas.openxmlformats.org/officeDocument/2006/bibliography"/>
   </ds:schemaRefs>
